--- a/英文论文/英文图大纲.docx
+++ b/英文论文/英文图大纲.docx
@@ -5,6 +5,223 @@
     <w:p>
       <w:pPr>
         <w:pStyle w:val="1"/>
+        <w:rPr>
+          <w:rFonts w:hint="eastAsia"/>
+        </w:rPr>
+      </w:pPr>
+      <w:r>
+        <w:rPr>
+          <w:rFonts w:hint="eastAsia"/>
+        </w:rPr>
+        <w:t xml:space="preserve">Figure 1: </w:t>
+      </w:r>
+      <w:r>
+        <w:rPr>
+          <w:rFonts w:hint="eastAsia"/>
+        </w:rPr>
+        <w:t>Delayed t</w:t>
+      </w:r>
+      <w:r>
+        <w:rPr>
+          <w:rFonts w:hint="eastAsia"/>
+        </w:rPr>
+        <w:t>ransfer behavior: first-block advantage and later growth faster</w:t>
+      </w:r>
+      <w:r>
+        <w:rPr>
+          <w:rFonts w:hint="eastAsia"/>
+        </w:rPr>
+        <w:t xml:space="preserve"> &amp; basic imaging 2/5</w:t>
+      </w:r>
+    </w:p>
+    <w:p>
+      <w:pPr>
+        <w:pStyle w:val="1"/>
+        <w:rPr>
+          <w:rFonts w:hint="eastAsia"/>
+        </w:rPr>
+      </w:pPr>
+      <w:r>
+        <w:rPr>
+          <w:rFonts w:hint="eastAsia"/>
+        </w:rPr>
+        <w:t xml:space="preserve">Figure S1: </w:t>
+      </w:r>
+      <w:r>
+        <w:rPr>
+          <w:rFonts w:hint="eastAsia"/>
+        </w:rPr>
+        <w:t xml:space="preserve">Behavior detail, delayed </w:t>
+      </w:r>
+      <w:r>
+        <w:t>–</w:t>
+      </w:r>
+      <w:r>
+        <w:rPr>
+          <w:rFonts w:hint="eastAsia"/>
+        </w:rPr>
+        <w:t xml:space="preserve"> undelayed paradigm</w:t>
+      </w:r>
+    </w:p>
+    <w:p>
+      <w:pPr>
+        <w:pStyle w:val="1"/>
+      </w:pPr>
+      <w:r>
+        <w:rPr>
+          <w:rFonts w:hint="eastAsia"/>
+        </w:rPr>
+        <w:t>Figure 2: Reactivation</w:t>
+      </w:r>
+      <w:r>
+        <w:rPr>
+          <w:rFonts w:hint="eastAsia"/>
+        </w:rPr>
+        <w:t>,</w:t>
+      </w:r>
+      <w:r>
+        <w:rPr>
+          <w:rFonts w:hint="eastAsia"/>
+        </w:rPr>
+        <w:t xml:space="preserve"> divergence</w:t>
+      </w:r>
+      <w:r>
+        <w:rPr>
+          <w:rFonts w:hint="eastAsia"/>
+        </w:rPr>
+        <w:t>, model</w:t>
+      </w:r>
+      <w:r>
+        <w:rPr>
+          <w:rFonts w:hint="eastAsia"/>
+        </w:rPr>
+        <w:t xml:space="preserve"> </w:t>
+      </w:r>
+      <w:r>
+        <w:rPr>
+          <w:rFonts w:hint="eastAsia"/>
+        </w:rPr>
+        <w:t>→</w:t>
+      </w:r>
+      <w:r>
+        <w:rPr>
+          <w:rFonts w:hint="eastAsia"/>
+        </w:rPr>
+        <w:t xml:space="preserve"> first-block</w:t>
+      </w:r>
+    </w:p>
+    <w:p>
+      <w:pPr>
+        <w:pStyle w:val="1"/>
+        <w:rPr>
+          <w:rFonts w:hint="eastAsia"/>
+        </w:rPr>
+      </w:pPr>
+      <w:r>
+        <w:rPr>
+          <w:rFonts w:hint="eastAsia"/>
+        </w:rPr>
+        <w:t>Figure S2: Information encoding</w:t>
+      </w:r>
+    </w:p>
+    <w:p>
+      <w:pPr>
+        <w:pStyle w:val="1"/>
+      </w:pPr>
+      <w:r>
+        <w:rPr>
+          <w:rFonts w:hint="eastAsia"/>
+        </w:rPr>
+        <w:t>Figure 3: cFos and 7-day</w:t>
+      </w:r>
+    </w:p>
+    <w:p>
+      <w:pPr>
+        <w:pStyle w:val="1"/>
+      </w:pPr>
+      <w:r>
+        <w:rPr>
+          <w:rFonts w:hint="eastAsia"/>
+        </w:rPr>
+        <w:t>Figure S3: Non-specific inhibition</w:t>
+      </w:r>
+    </w:p>
+    <w:p>
+      <w:pPr>
+        <w:pStyle w:val="1"/>
+      </w:pPr>
+      <w:r>
+        <w:rPr>
+          <w:rFonts w:hint="eastAsia"/>
+        </w:rPr>
+        <w:t xml:space="preserve">Figure 4: Response </w:t>
+      </w:r>
+      <w:r>
+        <w:t>heterogeneity</w:t>
+      </w:r>
+      <w:r>
+        <w:rPr>
+          <w:rFonts w:hint="eastAsia"/>
+        </w:rPr>
+        <w:t xml:space="preserve"> </w:t>
+      </w:r>
+      <w:r>
+        <w:rPr>
+          <w:rFonts w:hint="eastAsia"/>
+        </w:rPr>
+        <w:t>→</w:t>
+      </w:r>
+      <w:r>
+        <w:rPr>
+          <w:rFonts w:hint="eastAsia"/>
+        </w:rPr>
+        <w:t xml:space="preserve"> later growth</w:t>
+      </w:r>
+    </w:p>
+    <w:p>
+      <w:pPr>
+        <w:pStyle w:val="a9"/>
+        <w:numPr>
+          <w:ilvl w:val="0"/>
+          <w:numId w:val="10"/>
+        </w:numPr>
+        <w:ind w:firstLineChars="0"/>
+        <w:rPr>
+          <w:rFonts w:hint="eastAsia"/>
+        </w:rPr>
+      </w:pPr>
+      <w:r>
+        <w:rPr>
+          <w:rFonts w:hint="eastAsia"/>
+        </w:rPr>
+        <w:t>Baseline</w:t>
+      </w:r>
+    </w:p>
+    <w:p>
+      <w:pPr>
+        <w:pStyle w:val="1"/>
+      </w:pPr>
+      <w:r>
+        <w:rPr>
+          <w:rFonts w:hint="eastAsia"/>
+        </w:rPr>
+        <w:t>Figure 5: RNN simulation</w:t>
+      </w:r>
+    </w:p>
+    <w:p>
+      <w:pPr>
+        <w:pStyle w:val="1"/>
+      </w:pPr>
+      <w:r>
+        <w:rPr>
+          <w:rFonts w:hint="eastAsia"/>
+        </w:rPr>
+        <w:t>Figure 6: TH inhibition &amp; RNN</w:t>
+      </w:r>
+    </w:p>
+    <w:p>
+      <w:pPr>
+        <w:pStyle w:val="1"/>
       </w:pPr>
       <w:r>
         <w:rPr>
@@ -57,6 +274,81 @@
         <w:rPr>
           <w:rFonts w:hint="eastAsia"/>
         </w:rPr>
+        <w:t xml:space="preserve">#Delayed# learning curve: </w:t>
+      </w:r>
+      <w:r>
+        <w:t>Naïve</w:t>
+      </w:r>
+      <w:r>
+        <w:rPr>
+          <w:rFonts w:hint="eastAsia"/>
+        </w:rPr>
+        <w:t xml:space="preserve"> audio &amp; transfer light</w:t>
+      </w:r>
+    </w:p>
+    <w:p>
+      <w:pPr>
+        <w:pStyle w:val="a9"/>
+        <w:numPr>
+          <w:ilvl w:val="0"/>
+          <w:numId w:val="1"/>
+        </w:numPr>
+        <w:ind w:firstLineChars="0"/>
+      </w:pPr>
+      <w:r>
+        <w:rPr>
+          <w:rFonts w:hint="eastAsia"/>
+        </w:rPr>
+        <w:t xml:space="preserve">#Delayed# 2 sample mice, transfer light &amp; </w:t>
+      </w:r>
+      <w:r>
+        <w:t>naïve</w:t>
+      </w:r>
+      <w:r>
+        <w:rPr>
+          <w:rFonts w:hint="eastAsia"/>
+        </w:rPr>
+        <w:t xml:space="preserve"> light; learning curve: all mice, sigmoid fit</w:t>
+      </w:r>
+    </w:p>
+    <w:p>
+      <w:pPr>
+        <w:pStyle w:val="a9"/>
+        <w:numPr>
+          <w:ilvl w:val="0"/>
+          <w:numId w:val="1"/>
+        </w:numPr>
+        <w:ind w:firstLineChars="0"/>
+      </w:pPr>
+      <w:r>
+        <w:rPr>
+          <w:rFonts w:hint="eastAsia"/>
+        </w:rPr>
+        <w:t xml:space="preserve">#Delayed# Lick events and distribution of all mice, </w:t>
+      </w:r>
+      <w:r>
+        <w:t>naïve</w:t>
+      </w:r>
+      <w:r>
+        <w:rPr>
+          <w:rFonts w:hint="eastAsia"/>
+        </w:rPr>
+        <w:t xml:space="preserve"> vs. transfer</w:t>
+      </w:r>
+    </w:p>
+    <w:p>
+      <w:pPr>
+        <w:pStyle w:val="a9"/>
+        <w:numPr>
+          <w:ilvl w:val="0"/>
+          <w:numId w:val="1"/>
+        </w:numPr>
+        <w:ind w:firstLineChars="0"/>
+      </w:pPr>
+      <w:r>
+        <w:rPr>
+          <w:rFonts w:hint="eastAsia"/>
+        </w:rPr>
         <w:t>Light-water</w:t>
       </w:r>
       <w:r>
@@ -227,6 +519,7 @@
         <w:rPr>
           <w:rFonts w:hint="eastAsia"/>
         </w:rPr>
+        <w:lastRenderedPageBreak/>
         <w:t>Single-cell example calcium curve:</w:t>
       </w:r>
       <w:r>
@@ -501,13 +794,7 @@
         <w:rPr>
           <w:rFonts w:hint="eastAsia"/>
         </w:rPr>
-        <w:t>learning curve sigmoid fit (no lick no water)</w:t>
-      </w:r>
-      <w:r>
-        <w:rPr>
-          <w:rFonts w:hint="eastAsia"/>
-        </w:rPr>
-        <w:t xml:space="preserve">: </w:t>
+        <w:t xml:space="preserve">learning curve sigmoid fit (no lick no water): </w:t>
       </w:r>
       <w:r>
         <w:t>naïve</w:t>
@@ -845,7 +1132,6 @@
         <w:rPr>
           <w:rFonts w:hint="eastAsia"/>
         </w:rPr>
-        <w:lastRenderedPageBreak/>
         <w:t>Bar compare. Top: divergence of audio-only and learned audio-water. Bottom: divergence of learned audio-water active/inactive cells in continual light-water</w:t>
       </w:r>
     </w:p>
@@ -896,13 +1182,7 @@
         <w:rPr>
           <w:rFonts w:hint="eastAsia"/>
         </w:rPr>
-        <w:t xml:space="preserve">/continual light-water. </w:t>
-      </w:r>
-      <w:r>
-        <w:rPr>
-          <w:rFonts w:hint="eastAsia"/>
-        </w:rPr>
-        <w:t xml:space="preserve">Top/bottom </w:t>
+        <w:t xml:space="preserve">/continual light-water. Top/bottom </w:t>
       </w:r>
       <w:r>
         <w:t>–</w:t>
@@ -1540,13 +1820,7 @@
         <w:rPr>
           <w:rFonts w:hint="eastAsia"/>
         </w:rPr>
-        <w:t xml:space="preserve">Continual light-water </w:t>
-      </w:r>
-      <w:r>
-        <w:rPr>
-          <w:rFonts w:hint="eastAsia"/>
-        </w:rPr>
-        <w:t>sigmoid fit of TH/control</w:t>
+        <w:t>Continual light-water sigmoid fit of TH/control</w:t>
       </w:r>
     </w:p>
     <w:p>
@@ -1562,13 +1836,7 @@
         <w:rPr>
           <w:rFonts w:hint="eastAsia"/>
         </w:rPr>
-        <w:t xml:space="preserve">Correlation between sigmoid slope vs. response heterogeneity of continual light-water. TH/control in different scatter colors. </w:t>
-      </w:r>
-      <w:r>
-        <w:rPr>
-          <w:rFonts w:hint="eastAsia"/>
-        </w:rPr>
-        <w:t xml:space="preserve">Left/right </w:t>
+        <w:t xml:space="preserve">Correlation between sigmoid slope vs. response heterogeneity of continual light-water. TH/control in different scatter colors. Left/right </w:t>
       </w:r>
       <w:r>
         <w:t>–</w:t>
@@ -1593,19 +1861,7 @@
         <w:rPr>
           <w:rFonts w:hint="eastAsia"/>
         </w:rPr>
-        <w:t xml:space="preserve">Histogram &amp; 3D heatmap of a representative block for </w:t>
-      </w:r>
-      <w:r>
-        <w:rPr>
-          <w:rFonts w:hint="eastAsia"/>
-        </w:rPr>
-        <w:t>TH/control continual</w:t>
-      </w:r>
-      <w:r>
-        <w:rPr>
-          <w:rFonts w:hint="eastAsia"/>
-        </w:rPr>
-        <w:t xml:space="preserve"> light water each.</w:t>
+        <w:t>Histogram &amp; 3D heatmap of a representative block for TH/control continual light water each.</w:t>
       </w:r>
     </w:p>
     <w:p>
@@ -1759,31 +2015,7 @@
         <w:rPr>
           <w:rFonts w:hint="eastAsia"/>
         </w:rPr>
-        <w:t>Expression photo of TH inhibition</w:t>
-      </w:r>
-      <w:r>
-        <w:rPr>
-          <w:rFonts w:hint="eastAsia"/>
-        </w:rPr>
-        <w:t xml:space="preserve">: whole-brain, </w:t>
-      </w:r>
-      <w:r>
-        <w:rPr>
-          <w:rFonts w:hint="eastAsia"/>
-        </w:rPr>
-        <w:t>TH</w:t>
-      </w:r>
-      <w:r>
-        <w:rPr>
-          <w:rFonts w:hint="eastAsia"/>
-        </w:rPr>
-        <w:t xml:space="preserve"> and enlarged photos</w:t>
-      </w:r>
-      <w:r>
-        <w:rPr>
-          <w:rFonts w:hint="eastAsia"/>
-        </w:rPr>
-        <w:t>.</w:t>
+        <w:t>Expression photo of TH inhibition: whole-brain, TH and enlarged photos.</w:t>
       </w:r>
     </w:p>
     <w:p>
@@ -2014,19 +2246,7 @@
         <w:rPr>
           <w:rFonts w:hint="eastAsia"/>
         </w:rPr>
-        <w:t xml:space="preserve">, split by connection types: </w:t>
-      </w:r>
-      <w:r>
-        <w:rPr>
-          <w:rFonts w:hint="eastAsia"/>
-        </w:rPr>
-        <w:t>EE, EI, IE, II</w:t>
-      </w:r>
-      <w:r>
-        <w:rPr>
-          <w:rFonts w:hint="eastAsia"/>
-        </w:rPr>
-        <w:t xml:space="preserve">. Bottom: response heterogeneity of </w:t>
+        <w:t xml:space="preserve">, split by connection types: EE, EI, IE, II. Bottom: response heterogeneity of </w:t>
       </w:r>
       <w:r>
         <w:t>naïve</w:t>
@@ -2142,13 +2362,7 @@
         <w:rPr>
           <w:rFonts w:hint="eastAsia"/>
         </w:rPr>
-        <w:t xml:space="preserve">Bar compare of response heterogeneity of TH vs. control. Split by layer and cell type: </w:t>
-      </w:r>
-      <w:r>
-        <w:rPr>
-          <w:rFonts w:hint="eastAsia"/>
-        </w:rPr>
-        <w:t>L2 E/I and L5 E/I</w:t>
+        <w:t>Bar compare of response heterogeneity of TH vs. control. Split by layer and cell type: L2 E/I and L5 E/I</w:t>
       </w:r>
     </w:p>
     <w:p>
@@ -2209,13 +2423,7 @@
         <w:rPr>
           <w:rFonts w:hint="eastAsia"/>
         </w:rPr>
-        <w:t xml:space="preserve">Bar compare: activity of L5 </w:t>
-      </w:r>
-      <w:r>
-        <w:rPr>
-          <w:rFonts w:hint="eastAsia"/>
-        </w:rPr>
-        <w:t>non-</w:t>
+        <w:t>Bar compare: activity of L5 non-</w:t>
       </w:r>
       <w:r>
         <w:t>behavioral</w:t>
@@ -2224,13 +2432,7 @@
         <w:rPr>
           <w:rFonts w:hint="eastAsia"/>
         </w:rPr>
-        <w:t xml:space="preserve"> excitatory neurons</w:t>
-      </w:r>
-      <w:r>
-        <w:rPr>
-          <w:rFonts w:hint="eastAsia"/>
-        </w:rPr>
-        <w:t xml:space="preserve">, </w:t>
+        <w:t xml:space="preserve"> excitatory neurons, </w:t>
       </w:r>
       <w:r>
         <w:t>naïve</w:t>
@@ -2332,11 +2534,6 @@
       </w:r>
     </w:p>
     <w:p>
-      <w:pPr>
-        <w:rPr>
-          <w:rFonts w:hint="eastAsia"/>
-        </w:rPr>
-      </w:pPr>
       <w:r>
         <w:rPr>
           <w:rFonts w:hint="eastAsia"/>
@@ -2449,6 +2646,92 @@
     </w:lvl>
   </w:abstractNum>
   <w:abstractNum w:abstractNumId="1" w15:restartNumberingAfterBreak="0">
+    <w:nsid w:val="02B058B9"/>
+    <w:multiLevelType w:val="hybridMultilevel"/>
+    <w:tmpl w:val="DA62A5B2"/>
+    <w:lvl w:ilvl="0" w:tplc="04090015">
+      <w:start w:val="1"/>
+      <w:numFmt w:val="upperLetter"/>
+      <w:lvlText w:val="%1."/>
+      <w:lvlJc w:val="left"/>
+      <w:pPr>
+        <w:ind w:left="440" w:hanging="440"/>
+      </w:pPr>
+    </w:lvl>
+    <w:lvl w:ilvl="1" w:tplc="04090019" w:tentative="1">
+      <w:start w:val="1"/>
+      <w:numFmt w:val="lowerLetter"/>
+      <w:lvlText w:val="%2)"/>
+      <w:lvlJc w:val="left"/>
+      <w:pPr>
+        <w:ind w:left="880" w:hanging="440"/>
+      </w:pPr>
+    </w:lvl>
+    <w:lvl w:ilvl="2" w:tplc="0409001B" w:tentative="1">
+      <w:start w:val="1"/>
+      <w:numFmt w:val="lowerRoman"/>
+      <w:lvlText w:val="%3."/>
+      <w:lvlJc w:val="right"/>
+      <w:pPr>
+        <w:ind w:left="1320" w:hanging="440"/>
+      </w:pPr>
+    </w:lvl>
+    <w:lvl w:ilvl="3" w:tplc="0409000F" w:tentative="1">
+      <w:start w:val="1"/>
+      <w:numFmt w:val="decimal"/>
+      <w:lvlText w:val="%4."/>
+      <w:lvlJc w:val="left"/>
+      <w:pPr>
+        <w:ind w:left="1760" w:hanging="440"/>
+      </w:pPr>
+    </w:lvl>
+    <w:lvl w:ilvl="4" w:tplc="04090019" w:tentative="1">
+      <w:start w:val="1"/>
+      <w:numFmt w:val="lowerLetter"/>
+      <w:lvlText w:val="%5)"/>
+      <w:lvlJc w:val="left"/>
+      <w:pPr>
+        <w:ind w:left="2200" w:hanging="440"/>
+      </w:pPr>
+    </w:lvl>
+    <w:lvl w:ilvl="5" w:tplc="0409001B" w:tentative="1">
+      <w:start w:val="1"/>
+      <w:numFmt w:val="lowerRoman"/>
+      <w:lvlText w:val="%6."/>
+      <w:lvlJc w:val="right"/>
+      <w:pPr>
+        <w:ind w:left="2640" w:hanging="440"/>
+      </w:pPr>
+    </w:lvl>
+    <w:lvl w:ilvl="6" w:tplc="0409000F" w:tentative="1">
+      <w:start w:val="1"/>
+      <w:numFmt w:val="decimal"/>
+      <w:lvlText w:val="%7."/>
+      <w:lvlJc w:val="left"/>
+      <w:pPr>
+        <w:ind w:left="3080" w:hanging="440"/>
+      </w:pPr>
+    </w:lvl>
+    <w:lvl w:ilvl="7" w:tplc="04090019" w:tentative="1">
+      <w:start w:val="1"/>
+      <w:numFmt w:val="lowerLetter"/>
+      <w:lvlText w:val="%8)"/>
+      <w:lvlJc w:val="left"/>
+      <w:pPr>
+        <w:ind w:left="3520" w:hanging="440"/>
+      </w:pPr>
+    </w:lvl>
+    <w:lvl w:ilvl="8" w:tplc="0409001B" w:tentative="1">
+      <w:start w:val="1"/>
+      <w:numFmt w:val="lowerRoman"/>
+      <w:lvlText w:val="%9."/>
+      <w:lvlJc w:val="right"/>
+      <w:pPr>
+        <w:ind w:left="3960" w:hanging="440"/>
+      </w:pPr>
+    </w:lvl>
+  </w:abstractNum>
+  <w:abstractNum w:abstractNumId="2" w15:restartNumberingAfterBreak="0">
     <w:nsid w:val="03E04FF6"/>
     <w:multiLevelType w:val="hybridMultilevel"/>
     <w:tmpl w:val="B88A2192"/>
@@ -2534,7 +2817,7 @@
       </w:pPr>
     </w:lvl>
   </w:abstractNum>
-  <w:abstractNum w:abstractNumId="2" w15:restartNumberingAfterBreak="0">
+  <w:abstractNum w:abstractNumId="3" w15:restartNumberingAfterBreak="0">
     <w:nsid w:val="13DA3EC6"/>
     <w:multiLevelType w:val="hybridMultilevel"/>
     <w:tmpl w:val="C630CBD0"/>
@@ -2620,7 +2903,7 @@
       </w:pPr>
     </w:lvl>
   </w:abstractNum>
-  <w:abstractNum w:abstractNumId="3" w15:restartNumberingAfterBreak="0">
+  <w:abstractNum w:abstractNumId="4" w15:restartNumberingAfterBreak="0">
     <w:nsid w:val="14232839"/>
     <w:multiLevelType w:val="hybridMultilevel"/>
     <w:tmpl w:val="B5867CD2"/>
@@ -2706,7 +2989,7 @@
       </w:pPr>
     </w:lvl>
   </w:abstractNum>
-  <w:abstractNum w:abstractNumId="4" w15:restartNumberingAfterBreak="0">
+  <w:abstractNum w:abstractNumId="5" w15:restartNumberingAfterBreak="0">
     <w:nsid w:val="20F92CBE"/>
     <w:multiLevelType w:val="hybridMultilevel"/>
     <w:tmpl w:val="73B42D5A"/>
@@ -2792,7 +3075,7 @@
       </w:pPr>
     </w:lvl>
   </w:abstractNum>
-  <w:abstractNum w:abstractNumId="5" w15:restartNumberingAfterBreak="0">
+  <w:abstractNum w:abstractNumId="6" w15:restartNumberingAfterBreak="0">
     <w:nsid w:val="2F3A7C52"/>
     <w:multiLevelType w:val="hybridMultilevel"/>
     <w:tmpl w:val="400A331E"/>
@@ -2878,7 +3161,7 @@
       </w:pPr>
     </w:lvl>
   </w:abstractNum>
-  <w:abstractNum w:abstractNumId="6" w15:restartNumberingAfterBreak="0">
+  <w:abstractNum w:abstractNumId="7" w15:restartNumberingAfterBreak="0">
     <w:nsid w:val="3E852E86"/>
     <w:multiLevelType w:val="hybridMultilevel"/>
     <w:tmpl w:val="31D2B694"/>
@@ -2964,7 +3247,7 @@
       </w:pPr>
     </w:lvl>
   </w:abstractNum>
-  <w:abstractNum w:abstractNumId="7" w15:restartNumberingAfterBreak="0">
+  <w:abstractNum w:abstractNumId="8" w15:restartNumberingAfterBreak="0">
     <w:nsid w:val="63592654"/>
     <w:multiLevelType w:val="hybridMultilevel"/>
     <w:tmpl w:val="55C602B6"/>
@@ -3050,7 +3333,7 @@
       </w:pPr>
     </w:lvl>
   </w:abstractNum>
-  <w:abstractNum w:abstractNumId="8" w15:restartNumberingAfterBreak="0">
+  <w:abstractNum w:abstractNumId="9" w15:restartNumberingAfterBreak="0">
     <w:nsid w:val="7A5306A9"/>
     <w:multiLevelType w:val="hybridMultilevel"/>
     <w:tmpl w:val="5A9804FC"/>
@@ -3137,31 +3420,34 @@
     </w:lvl>
   </w:abstractNum>
   <w:num w:numId="1" w16cid:durableId="1601913649">
-    <w:abstractNumId w:val="7"/>
+    <w:abstractNumId w:val="8"/>
   </w:num>
   <w:num w:numId="2" w16cid:durableId="34085215">
-    <w:abstractNumId w:val="1"/>
+    <w:abstractNumId w:val="2"/>
   </w:num>
   <w:num w:numId="3" w16cid:durableId="2091853603">
-    <w:abstractNumId w:val="5"/>
+    <w:abstractNumId w:val="6"/>
   </w:num>
   <w:num w:numId="4" w16cid:durableId="787966780">
-    <w:abstractNumId w:val="4"/>
+    <w:abstractNumId w:val="5"/>
   </w:num>
   <w:num w:numId="5" w16cid:durableId="1092361827">
     <w:abstractNumId w:val="0"/>
   </w:num>
   <w:num w:numId="6" w16cid:durableId="206181984">
+    <w:abstractNumId w:val="4"/>
+  </w:num>
+  <w:num w:numId="7" w16cid:durableId="1607690998">
+    <w:abstractNumId w:val="7"/>
+  </w:num>
+  <w:num w:numId="8" w16cid:durableId="725683900">
+    <w:abstractNumId w:val="9"/>
+  </w:num>
+  <w:num w:numId="9" w16cid:durableId="675807738">
     <w:abstractNumId w:val="3"/>
   </w:num>
-  <w:num w:numId="7" w16cid:durableId="1607690998">
-    <w:abstractNumId w:val="6"/>
-  </w:num>
-  <w:num w:numId="8" w16cid:durableId="725683900">
-    <w:abstractNumId w:val="8"/>
-  </w:num>
-  <w:num w:numId="9" w16cid:durableId="675807738">
-    <w:abstractNumId w:val="2"/>
+  <w:num w:numId="10" w16cid:durableId="1228297191">
+    <w:abstractNumId w:val="1"/>
   </w:num>
 </w:numbering>
 </file>

--- a/英文论文/英文图大纲.docx
+++ b/英文论文/英文图大纲.docx
@@ -5,9 +5,6 @@
     <w:p>
       <w:pPr>
         <w:pStyle w:val="1"/>
-        <w:rPr>
-          <w:rFonts w:hint="eastAsia"/>
-        </w:rPr>
       </w:pPr>
       <w:r>
         <w:rPr>
@@ -36,10 +33,260 @@
     </w:p>
     <w:p>
       <w:pPr>
+        <w:pStyle w:val="a9"/>
+        <w:numPr>
+          <w:ilvl w:val="0"/>
+          <w:numId w:val="11"/>
+        </w:numPr>
+        <w:ind w:firstLineChars="0"/>
+      </w:pPr>
+      <w:r>
+        <w:rPr>
+          <w:rFonts w:hint="eastAsia"/>
+        </w:rPr>
+        <w:t xml:space="preserve">Paradigm </w:t>
+      </w:r>
+      <w:r>
+        <w:t>–</w:t>
+      </w:r>
+      <w:r>
+        <w:rPr>
+          <w:rFonts w:hint="eastAsia"/>
+        </w:rPr>
+        <w:t xml:space="preserve"> light: </w:t>
+      </w:r>
+      <w:r>
+        <w:t>naïve</w:t>
+      </w:r>
+      <w:r>
+        <w:rPr>
+          <w:rFonts w:hint="eastAsia"/>
+        </w:rPr>
+        <w:t xml:space="preserve"> vs. transfer</w:t>
+      </w:r>
+    </w:p>
+    <w:p>
+      <w:pPr>
+        <w:pStyle w:val="a9"/>
+        <w:numPr>
+          <w:ilvl w:val="0"/>
+          <w:numId w:val="11"/>
+        </w:numPr>
+        <w:ind w:firstLineChars="0"/>
+      </w:pPr>
+      <w:r>
+        <w:rPr>
+          <w:rFonts w:hint="eastAsia"/>
+        </w:rPr>
+        <w:t xml:space="preserve">Learning curve </w:t>
+      </w:r>
+      <w:r>
+        <w:t>–</w:t>
+      </w:r>
+      <w:r>
+        <w:rPr>
+          <w:rFonts w:hint="eastAsia"/>
+        </w:rPr>
+        <w:t xml:space="preserve"> light: </w:t>
+      </w:r>
+      <w:r>
+        <w:t>naïve</w:t>
+      </w:r>
+      <w:r>
+        <w:rPr>
+          <w:rFonts w:hint="eastAsia"/>
+        </w:rPr>
+        <w:t xml:space="preserve"> vs. transfer</w:t>
+      </w:r>
+    </w:p>
+    <w:p>
+      <w:pPr>
+        <w:pStyle w:val="a9"/>
+        <w:numPr>
+          <w:ilvl w:val="0"/>
+          <w:numId w:val="11"/>
+        </w:numPr>
+        <w:ind w:firstLineChars="0"/>
+      </w:pPr>
+      <w:r>
+        <w:rPr>
+          <w:rFonts w:hint="eastAsia"/>
+        </w:rPr>
+        <w:t xml:space="preserve">Sigmoid slope </w:t>
+      </w:r>
+      <w:r>
+        <w:t>–</w:t>
+      </w:r>
+      <w:r>
+        <w:rPr>
+          <w:rFonts w:hint="eastAsia"/>
+        </w:rPr>
+        <w:t xml:space="preserve"> light: </w:t>
+      </w:r>
+      <w:r>
+        <w:t>naïve</w:t>
+      </w:r>
+      <w:r>
+        <w:rPr>
+          <w:rFonts w:hint="eastAsia"/>
+        </w:rPr>
+        <w:t xml:space="preserve"> vs. transfer, a sample </w:t>
+      </w:r>
+      <w:proofErr w:type="gramStart"/>
+      <w:r>
+        <w:rPr>
+          <w:rFonts w:hint="eastAsia"/>
+        </w:rPr>
+        <w:t>mice</w:t>
+      </w:r>
+      <w:proofErr w:type="gramEnd"/>
+      <w:r>
+        <w:rPr>
+          <w:rFonts w:hint="eastAsia"/>
+        </w:rPr>
+        <w:t xml:space="preserve"> each</w:t>
+      </w:r>
+    </w:p>
+    <w:p>
+      <w:pPr>
+        <w:pStyle w:val="a9"/>
+        <w:numPr>
+          <w:ilvl w:val="0"/>
+          <w:numId w:val="11"/>
+        </w:numPr>
+        <w:ind w:firstLineChars="0"/>
+      </w:pPr>
+      <w:r>
+        <w:rPr>
+          <w:rFonts w:hint="eastAsia"/>
+        </w:rPr>
+        <w:t xml:space="preserve">Sigmoid slope </w:t>
+      </w:r>
+      <w:r>
+        <w:t>–</w:t>
+      </w:r>
+      <w:r>
+        <w:rPr>
+          <w:rFonts w:hint="eastAsia"/>
+        </w:rPr>
+        <w:t xml:space="preserve"> light: </w:t>
+      </w:r>
+      <w:r>
+        <w:t>naïve</w:t>
+      </w:r>
+      <w:r>
+        <w:rPr>
+          <w:rFonts w:hint="eastAsia"/>
+        </w:rPr>
+        <w:t xml:space="preserve"> vs. transfer, </w:t>
+      </w:r>
+      <w:r>
+        <w:rPr>
+          <w:rFonts w:hint="eastAsia"/>
+        </w:rPr>
+        <w:t>all</w:t>
+      </w:r>
+      <w:r>
+        <w:rPr>
+          <w:rFonts w:hint="eastAsia"/>
+        </w:rPr>
+        <w:t xml:space="preserve"> </w:t>
+      </w:r>
+      <w:r>
+        <w:rPr>
+          <w:rFonts w:hint="eastAsia"/>
+        </w:rPr>
+        <w:t>mice</w:t>
+      </w:r>
+    </w:p>
+    <w:p>
+      <w:pPr>
+        <w:pStyle w:val="a9"/>
+        <w:numPr>
+          <w:ilvl w:val="0"/>
+          <w:numId w:val="11"/>
+        </w:numPr>
+        <w:ind w:firstLineChars="0"/>
+      </w:pPr>
+      <w:r>
+        <w:rPr>
+          <w:rFonts w:hint="eastAsia"/>
+        </w:rPr>
+        <w:t>Injection site</w:t>
+      </w:r>
+    </w:p>
+    <w:p>
+      <w:pPr>
+        <w:pStyle w:val="a9"/>
+        <w:numPr>
+          <w:ilvl w:val="0"/>
+          <w:numId w:val="11"/>
+        </w:numPr>
+        <w:ind w:firstLineChars="0"/>
+      </w:pPr>
+      <w:r>
+        <w:rPr>
+          <w:rFonts w:hint="eastAsia"/>
+        </w:rPr>
+        <w:t>An example calcium image</w:t>
+      </w:r>
+    </w:p>
+    <w:p>
+      <w:pPr>
+        <w:pStyle w:val="a9"/>
+        <w:numPr>
+          <w:ilvl w:val="0"/>
+          <w:numId w:val="11"/>
+        </w:numPr>
+        <w:ind w:firstLineChars="0"/>
+      </w:pPr>
+      <w:r>
+        <w:rPr>
+          <w:rFonts w:hint="eastAsia"/>
+        </w:rPr>
+        <w:t>Layer 2/5 diagram</w:t>
+      </w:r>
+    </w:p>
+    <w:p>
+      <w:pPr>
+        <w:pStyle w:val="a9"/>
+        <w:numPr>
+          <w:ilvl w:val="0"/>
+          <w:numId w:val="11"/>
+        </w:numPr>
+        <w:ind w:firstLineChars="0"/>
+        <w:rPr>
+          <w:rFonts w:hint="eastAsia"/>
+        </w:rPr>
+      </w:pPr>
+      <w:r>
+        <w:rPr>
+          <w:rFonts w:hint="eastAsia"/>
+        </w:rPr>
+        <w:t xml:space="preserve">Representative calcium trial curve. Cell A: </w:t>
+      </w:r>
+      <w:r>
+        <w:t>naïve</w:t>
+      </w:r>
+      <w:r>
+        <w:rPr>
+          <w:rFonts w:hint="eastAsia"/>
+        </w:rPr>
+        <w:t xml:space="preserve">-audio-water, learned-audio-water, transfer-light-water. Cell B: </w:t>
+      </w:r>
+      <w:r>
+        <w:t>naïve</w:t>
+      </w:r>
+      <w:r>
+        <w:rPr>
+          <w:rFonts w:hint="eastAsia"/>
+        </w:rPr>
+        <w:t>-light-water</w:t>
+      </w:r>
+    </w:p>
+    <w:p>
+      <w:pPr>
         <w:pStyle w:val="1"/>
-        <w:rPr>
-          <w:rFonts w:hint="eastAsia"/>
-        </w:rPr>
       </w:pPr>
       <w:r>
         <w:rPr>
@@ -60,8 +307,97 @@
         <w:rPr>
           <w:rFonts w:hint="eastAsia"/>
         </w:rPr>
-        <w:t xml:space="preserve"> undelayed paradigm</w:t>
-      </w:r>
+        <w:t xml:space="preserve"> </w:t>
+      </w:r>
+      <w:proofErr w:type="spellStart"/>
+      <w:r>
+        <w:rPr>
+          <w:rFonts w:hint="eastAsia"/>
+        </w:rPr>
+        <w:t>undelayed</w:t>
+      </w:r>
+      <w:proofErr w:type="spellEnd"/>
+      <w:r>
+        <w:rPr>
+          <w:rFonts w:hint="eastAsia"/>
+        </w:rPr>
+        <w:t xml:space="preserve"> paradigm</w:t>
+      </w:r>
+    </w:p>
+    <w:p>
+      <w:pPr>
+        <w:pStyle w:val="a9"/>
+        <w:numPr>
+          <w:ilvl w:val="0"/>
+          <w:numId w:val="12"/>
+        </w:numPr>
+        <w:ind w:firstLineChars="0"/>
+      </w:pPr>
+      <w:r>
+        <w:rPr>
+          <w:rFonts w:hint="eastAsia"/>
+        </w:rPr>
+        <w:t>Delayed, l</w:t>
+      </w:r>
+      <w:r>
+        <w:rPr>
+          <w:rFonts w:hint="eastAsia"/>
+        </w:rPr>
+        <w:t xml:space="preserve">ick events scatter and histogram, light </w:t>
+      </w:r>
+      <w:r>
+        <w:t>naïve</w:t>
+      </w:r>
+      <w:r>
+        <w:rPr>
+          <w:rFonts w:hint="eastAsia"/>
+        </w:rPr>
+        <w:t xml:space="preserve"> vs. transfer</w:t>
+      </w:r>
+    </w:p>
+    <w:p>
+      <w:pPr>
+        <w:pStyle w:val="a9"/>
+        <w:numPr>
+          <w:ilvl w:val="0"/>
+          <w:numId w:val="12"/>
+        </w:numPr>
+        <w:ind w:firstLineChars="0"/>
+      </w:pPr>
+      <w:r>
+        <w:rPr>
+          <w:rFonts w:hint="eastAsia"/>
+        </w:rPr>
+        <w:t>Delayed, f</w:t>
+      </w:r>
+      <w:r>
+        <w:rPr>
+          <w:rFonts w:hint="eastAsia"/>
+        </w:rPr>
+        <w:t xml:space="preserve">irst-block expansion: hit rate of each trial, light </w:t>
+      </w:r>
+      <w:r>
+        <w:t>naïve</w:t>
+      </w:r>
+      <w:r>
+        <w:rPr>
+          <w:rFonts w:hint="eastAsia"/>
+        </w:rPr>
+        <w:t xml:space="preserve"> vs. transfer</w:t>
+      </w:r>
+    </w:p>
+    <w:p>
+      <w:pPr>
+        <w:pStyle w:val="a9"/>
+        <w:numPr>
+          <w:ilvl w:val="0"/>
+          <w:numId w:val="12"/>
+        </w:numPr>
+        <w:ind w:firstLineChars="0"/>
+        <w:rPr>
+          <w:rFonts w:hint="eastAsia"/>
+        </w:rPr>
+      </w:pPr>
     </w:p>
     <w:p>
       <w:pPr>
@@ -113,9 +449,6 @@
     <w:p>
       <w:pPr>
         <w:pStyle w:val="1"/>
-        <w:rPr>
-          <w:rFonts w:hint="eastAsia"/>
-        </w:rPr>
       </w:pPr>
       <w:r>
         <w:rPr>
@@ -132,7 +465,21 @@
         <w:rPr>
           <w:rFonts w:hint="eastAsia"/>
         </w:rPr>
-        <w:t>Figure 3: cFos and 7-day</w:t>
+        <w:t xml:space="preserve">Figure 3: </w:t>
+      </w:r>
+      <w:proofErr w:type="spellStart"/>
+      <w:r>
+        <w:rPr>
+          <w:rFonts w:hint="eastAsia"/>
+        </w:rPr>
+        <w:t>cFos</w:t>
+      </w:r>
+      <w:proofErr w:type="spellEnd"/>
+      <w:r>
+        <w:rPr>
+          <w:rFonts w:hint="eastAsia"/>
+        </w:rPr>
+        <w:t xml:space="preserve"> and 7-day</w:t>
       </w:r>
     </w:p>
     <w:p>
@@ -186,9 +533,6 @@
           <w:numId w:val="10"/>
         </w:numPr>
         <w:ind w:firstLineChars="0"/>
-        <w:rPr>
-          <w:rFonts w:hint="eastAsia"/>
-        </w:rPr>
       </w:pPr>
       <w:r>
         <w:rPr>
@@ -205,6 +549,7 @@
         <w:rPr>
           <w:rFonts w:hint="eastAsia"/>
         </w:rPr>
+        <w:lastRenderedPageBreak/>
         <w:t>Figure 5: RNN simulation</w:t>
       </w:r>
     </w:p>
@@ -519,7 +864,6 @@
         <w:rPr>
           <w:rFonts w:hint="eastAsia"/>
         </w:rPr>
-        <w:lastRenderedPageBreak/>
         <w:t>Single-cell example calcium curve:</w:t>
       </w:r>
       <w:r>
@@ -690,7 +1034,21 @@
         <w:rPr>
           <w:rFonts w:hint="eastAsia"/>
         </w:rPr>
-        <w:t xml:space="preserve"> audio-waer </w:t>
+        <w:t xml:space="preserve"> audio-</w:t>
+      </w:r>
+      <w:proofErr w:type="spellStart"/>
+      <w:r>
+        <w:rPr>
+          <w:rFonts w:hint="eastAsia"/>
+        </w:rPr>
+        <w:t>waer</w:t>
+      </w:r>
+      <w:proofErr w:type="spellEnd"/>
+      <w:r>
+        <w:rPr>
+          <w:rFonts w:hint="eastAsia"/>
+        </w:rPr>
+        <w:t xml:space="preserve"> </w:t>
       </w:r>
       <w:r>
         <w:rPr>
@@ -1132,7 +1490,21 @@
         <w:rPr>
           <w:rFonts w:hint="eastAsia"/>
         </w:rPr>
-        <w:t>Bar compare. Top: divergence of audio-only and learned audio-water. Bottom: divergence of learned audio-water active/inactive cells in continual light-water</w:t>
+        <w:t xml:space="preserve">Bar </w:t>
+      </w:r>
+      <w:proofErr w:type="gramStart"/>
+      <w:r>
+        <w:rPr>
+          <w:rFonts w:hint="eastAsia"/>
+        </w:rPr>
+        <w:t>compare</w:t>
+      </w:r>
+      <w:proofErr w:type="gramEnd"/>
+      <w:r>
+        <w:rPr>
+          <w:rFonts w:hint="eastAsia"/>
+        </w:rPr>
+        <w:t>. Top: divergence of audio-only and learned audio-water. Bottom: divergence of learned audio-water active/inactive cells in continual light-water</w:t>
       </w:r>
     </w:p>
     <w:p>
@@ -1157,7 +1529,21 @@
         <w:rPr>
           <w:rFonts w:hint="eastAsia"/>
         </w:rPr>
-        <w:t xml:space="preserve"> MOp 2/5</w:t>
+        <w:t xml:space="preserve"> </w:t>
+      </w:r>
+      <w:proofErr w:type="spellStart"/>
+      <w:r>
+        <w:rPr>
+          <w:rFonts w:hint="eastAsia"/>
+        </w:rPr>
+        <w:t>MOp</w:t>
+      </w:r>
+      <w:proofErr w:type="spellEnd"/>
+      <w:r>
+        <w:rPr>
+          <w:rFonts w:hint="eastAsia"/>
+        </w:rPr>
+        <w:t xml:space="preserve"> 2/5</w:t>
       </w:r>
     </w:p>
     <w:p>
@@ -1191,7 +1577,21 @@
         <w:rPr>
           <w:rFonts w:hint="eastAsia"/>
         </w:rPr>
-        <w:t xml:space="preserve"> MOp 2/5</w:t>
+        <w:t xml:space="preserve"> </w:t>
+      </w:r>
+      <w:proofErr w:type="spellStart"/>
+      <w:r>
+        <w:rPr>
+          <w:rFonts w:hint="eastAsia"/>
+        </w:rPr>
+        <w:t>MOp</w:t>
+      </w:r>
+      <w:proofErr w:type="spellEnd"/>
+      <w:r>
+        <w:rPr>
+          <w:rFonts w:hint="eastAsia"/>
+        </w:rPr>
+        <w:t xml:space="preserve"> 2/5</w:t>
       </w:r>
     </w:p>
     <w:p>
@@ -1248,7 +1648,21 @@
         <w:rPr>
           <w:rFonts w:hint="eastAsia"/>
         </w:rPr>
-        <w:t>Fos-labeled mCherry fluorescent photo showing expression</w:t>
+        <w:t xml:space="preserve">Fos-labeled </w:t>
+      </w:r>
+      <w:proofErr w:type="spellStart"/>
+      <w:r>
+        <w:rPr>
+          <w:rFonts w:hint="eastAsia"/>
+        </w:rPr>
+        <w:t>mCherry</w:t>
+      </w:r>
+      <w:proofErr w:type="spellEnd"/>
+      <w:r>
+        <w:rPr>
+          <w:rFonts w:hint="eastAsia"/>
+        </w:rPr>
+        <w:t xml:space="preserve"> fluorescent photo showing expression</w:t>
       </w:r>
     </w:p>
     <w:p>
@@ -1264,7 +1678,21 @@
         <w:rPr>
           <w:rFonts w:hint="eastAsia"/>
         </w:rPr>
-        <w:t>Learning curve of fos/control</w:t>
+        <w:t xml:space="preserve">Learning curve of </w:t>
+      </w:r>
+      <w:proofErr w:type="spellStart"/>
+      <w:r>
+        <w:rPr>
+          <w:rFonts w:hint="eastAsia"/>
+        </w:rPr>
+        <w:t>fos</w:t>
+      </w:r>
+      <w:proofErr w:type="spellEnd"/>
+      <w:r>
+        <w:rPr>
+          <w:rFonts w:hint="eastAsia"/>
+        </w:rPr>
+        <w:t>/control</w:t>
       </w:r>
     </w:p>
     <w:p>
@@ -1280,7 +1708,21 @@
         <w:rPr>
           <w:rFonts w:hint="eastAsia"/>
         </w:rPr>
-        <w:t>Sigmoid fit of fos/control</w:t>
+        <w:t xml:space="preserve">Sigmoid fit of </w:t>
+      </w:r>
+      <w:proofErr w:type="spellStart"/>
+      <w:r>
+        <w:rPr>
+          <w:rFonts w:hint="eastAsia"/>
+        </w:rPr>
+        <w:t>fos</w:t>
+      </w:r>
+      <w:proofErr w:type="spellEnd"/>
+      <w:r>
+        <w:rPr>
+          <w:rFonts w:hint="eastAsia"/>
+        </w:rPr>
+        <w:t>/control</w:t>
       </w:r>
     </w:p>
     <w:p>
@@ -1296,7 +1738,21 @@
         <w:rPr>
           <w:rFonts w:hint="eastAsia"/>
         </w:rPr>
-        <w:t>7-day gap traning process diagram</w:t>
+        <w:t xml:space="preserve">7-day gap </w:t>
+      </w:r>
+      <w:proofErr w:type="spellStart"/>
+      <w:r>
+        <w:rPr>
+          <w:rFonts w:hint="eastAsia"/>
+        </w:rPr>
+        <w:t>traning</w:t>
+      </w:r>
+      <w:proofErr w:type="spellEnd"/>
+      <w:r>
+        <w:rPr>
+          <w:rFonts w:hint="eastAsia"/>
+        </w:rPr>
+        <w:t xml:space="preserve"> process diagram</w:t>
       </w:r>
     </w:p>
     <w:p>
@@ -1488,7 +1944,21 @@
         <w:rPr>
           <w:rFonts w:hint="eastAsia"/>
         </w:rPr>
-        <w:t xml:space="preserve"> MOp 2/5</w:t>
+        <w:t xml:space="preserve"> </w:t>
+      </w:r>
+      <w:proofErr w:type="spellStart"/>
+      <w:r>
+        <w:rPr>
+          <w:rFonts w:hint="eastAsia"/>
+        </w:rPr>
+        <w:t>MOp</w:t>
+      </w:r>
+      <w:proofErr w:type="spellEnd"/>
+      <w:r>
+        <w:rPr>
+          <w:rFonts w:hint="eastAsia"/>
+        </w:rPr>
+        <w:t xml:space="preserve"> 2/5</w:t>
       </w:r>
     </w:p>
     <w:p>
@@ -1535,11 +2005,19 @@
         </w:numPr>
         <w:ind w:firstLineChars="0"/>
       </w:pPr>
-      <w:r>
-        <w:rPr>
-          <w:rFonts w:hint="eastAsia"/>
-        </w:rPr>
-        <w:t xml:space="preserve">Fos expression: </w:t>
+      <w:proofErr w:type="gramStart"/>
+      <w:r>
+        <w:rPr>
+          <w:rFonts w:hint="eastAsia"/>
+        </w:rPr>
+        <w:t>Fos</w:t>
+      </w:r>
+      <w:proofErr w:type="gramEnd"/>
+      <w:r>
+        <w:rPr>
+          <w:rFonts w:hint="eastAsia"/>
+        </w:rPr>
+        <w:t xml:space="preserve"> expression: </w:t>
       </w:r>
       <w:r>
         <w:t xml:space="preserve">enlarged </w:t>
@@ -1578,11 +2056,33 @@
         </w:numPr>
         <w:ind w:firstLineChars="0"/>
       </w:pPr>
-      <w:r>
-        <w:rPr>
-          <w:rFonts w:hint="eastAsia"/>
-        </w:rPr>
-        <w:t>Trialwise hit-rate of the first block of continual light-water of fos/control</w:t>
+      <w:proofErr w:type="spellStart"/>
+      <w:r>
+        <w:rPr>
+          <w:rFonts w:hint="eastAsia"/>
+        </w:rPr>
+        <w:t>Trialwise</w:t>
+      </w:r>
+      <w:proofErr w:type="spellEnd"/>
+      <w:r>
+        <w:rPr>
+          <w:rFonts w:hint="eastAsia"/>
+        </w:rPr>
+        <w:t xml:space="preserve"> hit-rate of the first block of continual light-water of </w:t>
+      </w:r>
+      <w:proofErr w:type="spellStart"/>
+      <w:r>
+        <w:rPr>
+          <w:rFonts w:hint="eastAsia"/>
+        </w:rPr>
+        <w:t>fos</w:t>
+      </w:r>
+      <w:proofErr w:type="spellEnd"/>
+      <w:r>
+        <w:rPr>
+          <w:rFonts w:hint="eastAsia"/>
+        </w:rPr>
+        <w:t>/control</w:t>
       </w:r>
     </w:p>
     <w:p>
@@ -1617,7 +2117,21 @@
         <w:rPr>
           <w:rFonts w:hint="eastAsia"/>
         </w:rPr>
-        <w:t>Non-specific MOp2/5 hM4D(Gi)-mCherry inhibition schematic diagram.</w:t>
+        <w:t>Non-specific MOp2/5 hM4D(Gi)-</w:t>
+      </w:r>
+      <w:proofErr w:type="spellStart"/>
+      <w:r>
+        <w:rPr>
+          <w:rFonts w:hint="eastAsia"/>
+        </w:rPr>
+        <w:t>mCherry</w:t>
+      </w:r>
+      <w:proofErr w:type="spellEnd"/>
+      <w:r>
+        <w:rPr>
+          <w:rFonts w:hint="eastAsia"/>
+        </w:rPr>
+        <w:t xml:space="preserve"> inhibition schematic diagram.</w:t>
       </w:r>
     </w:p>
     <w:p>
@@ -1633,7 +2147,35 @@
         <w:rPr>
           <w:rFonts w:hint="eastAsia"/>
         </w:rPr>
-        <w:t>Non-specific mCherry expression fluorescent photo: whole-brain, MOp and enlarged photos</w:t>
+        <w:t xml:space="preserve">Non-specific </w:t>
+      </w:r>
+      <w:proofErr w:type="spellStart"/>
+      <w:r>
+        <w:rPr>
+          <w:rFonts w:hint="eastAsia"/>
+        </w:rPr>
+        <w:t>mCherry</w:t>
+      </w:r>
+      <w:proofErr w:type="spellEnd"/>
+      <w:r>
+        <w:rPr>
+          <w:rFonts w:hint="eastAsia"/>
+        </w:rPr>
+        <w:t xml:space="preserve"> expression fluorescent photo: whole-brain, </w:t>
+      </w:r>
+      <w:proofErr w:type="spellStart"/>
+      <w:r>
+        <w:rPr>
+          <w:rFonts w:hint="eastAsia"/>
+        </w:rPr>
+        <w:t>MOp</w:t>
+      </w:r>
+      <w:proofErr w:type="spellEnd"/>
+      <w:r>
+        <w:rPr>
+          <w:rFonts w:hint="eastAsia"/>
+        </w:rPr>
+        <w:t xml:space="preserve"> and enlarged photos</w:t>
       </w:r>
     </w:p>
     <w:p>
@@ -1713,7 +2255,21 @@
         <w:rPr>
           <w:rFonts w:hint="eastAsia"/>
         </w:rPr>
-        <w:t xml:space="preserve"> MOp 2/5.</w:t>
+        <w:t xml:space="preserve"> </w:t>
+      </w:r>
+      <w:proofErr w:type="spellStart"/>
+      <w:r>
+        <w:rPr>
+          <w:rFonts w:hint="eastAsia"/>
+        </w:rPr>
+        <w:t>MOp</w:t>
+      </w:r>
+      <w:proofErr w:type="spellEnd"/>
+      <w:r>
+        <w:rPr>
+          <w:rFonts w:hint="eastAsia"/>
+        </w:rPr>
+        <w:t xml:space="preserve"> 2/5.</w:t>
       </w:r>
     </w:p>
     <w:p>
@@ -1845,7 +2401,21 @@
         <w:rPr>
           <w:rFonts w:hint="eastAsia"/>
         </w:rPr>
-        <w:t xml:space="preserve"> MOp 2/5.</w:t>
+        <w:t xml:space="preserve"> </w:t>
+      </w:r>
+      <w:proofErr w:type="spellStart"/>
+      <w:r>
+        <w:rPr>
+          <w:rFonts w:hint="eastAsia"/>
+        </w:rPr>
+        <w:t>MOp</w:t>
+      </w:r>
+      <w:proofErr w:type="spellEnd"/>
+      <w:r>
+        <w:rPr>
+          <w:rFonts w:hint="eastAsia"/>
+        </w:rPr>
+        <w:t xml:space="preserve"> 2/5.</w:t>
       </w:r>
     </w:p>
     <w:p>
@@ -2215,7 +2785,21 @@
         <w:rPr>
           <w:rFonts w:hint="eastAsia"/>
         </w:rPr>
-        <w:t xml:space="preserve"> vs. cueA learned. Four panels for EE, EI, IE, II connections</w:t>
+        <w:t xml:space="preserve"> vs. </w:t>
+      </w:r>
+      <w:proofErr w:type="spellStart"/>
+      <w:r>
+        <w:rPr>
+          <w:rFonts w:hint="eastAsia"/>
+        </w:rPr>
+        <w:t>cueA</w:t>
+      </w:r>
+      <w:proofErr w:type="spellEnd"/>
+      <w:r>
+        <w:rPr>
+          <w:rFonts w:hint="eastAsia"/>
+        </w:rPr>
+        <w:t xml:space="preserve"> learned. Four panels for EE, EI, IE, II connections</w:t>
       </w:r>
     </w:p>
     <w:p>
@@ -2231,7 +2815,21 @@
         <w:rPr>
           <w:rFonts w:hint="eastAsia"/>
         </w:rPr>
-        <w:t xml:space="preserve">Bar compare. Top: weight SD of </w:t>
+        <w:t xml:space="preserve">Bar </w:t>
+      </w:r>
+      <w:proofErr w:type="gramStart"/>
+      <w:r>
+        <w:rPr>
+          <w:rFonts w:hint="eastAsia"/>
+        </w:rPr>
+        <w:t>compare</w:t>
+      </w:r>
+      <w:proofErr w:type="gramEnd"/>
+      <w:r>
+        <w:rPr>
+          <w:rFonts w:hint="eastAsia"/>
+        </w:rPr>
+        <w:t xml:space="preserve">. Top: weight SD of </w:t>
       </w:r>
       <w:r>
         <w:t>naïve</w:t>
@@ -2240,7 +2838,21 @@
         <w:rPr>
           <w:rFonts w:hint="eastAsia"/>
         </w:rPr>
-        <w:t xml:space="preserve"> vs. cueA learned</w:t>
+        <w:t xml:space="preserve"> vs. </w:t>
+      </w:r>
+      <w:proofErr w:type="spellStart"/>
+      <w:r>
+        <w:rPr>
+          <w:rFonts w:hint="eastAsia"/>
+        </w:rPr>
+        <w:t>cueA</w:t>
+      </w:r>
+      <w:proofErr w:type="spellEnd"/>
+      <w:r>
+        <w:rPr>
+          <w:rFonts w:hint="eastAsia"/>
+        </w:rPr>
+        <w:t xml:space="preserve"> learned</w:t>
       </w:r>
       <w:r>
         <w:rPr>
@@ -2255,7 +2867,21 @@
         <w:rPr>
           <w:rFonts w:hint="eastAsia"/>
         </w:rPr>
-        <w:t xml:space="preserve"> vs. continual TaskB, split by layer and cell type: L2 E/I and L5 E/I</w:t>
+        <w:t xml:space="preserve"> vs. continual </w:t>
+      </w:r>
+      <w:proofErr w:type="spellStart"/>
+      <w:r>
+        <w:rPr>
+          <w:rFonts w:hint="eastAsia"/>
+        </w:rPr>
+        <w:t>TaskB</w:t>
+      </w:r>
+      <w:proofErr w:type="spellEnd"/>
+      <w:r>
+        <w:rPr>
+          <w:rFonts w:hint="eastAsia"/>
+        </w:rPr>
+        <w:t>, split by layer and cell type: L2 E/I and L5 E/I</w:t>
       </w:r>
     </w:p>
     <w:p>
@@ -2280,8 +2906,16 @@
         <w:rPr>
           <w:rFonts w:hint="eastAsia"/>
         </w:rPr>
-        <w:t>/continual TaskB</w:t>
-      </w:r>
+        <w:t xml:space="preserve">/continual </w:t>
+      </w:r>
+      <w:proofErr w:type="spellStart"/>
+      <w:r>
+        <w:rPr>
+          <w:rFonts w:hint="eastAsia"/>
+        </w:rPr>
+        <w:t>TaskB</w:t>
+      </w:r>
+      <w:proofErr w:type="spellEnd"/>
     </w:p>
     <w:p>
       <w:pPr>
@@ -2305,7 +2939,21 @@
         <w:rPr>
           <w:rFonts w:hint="eastAsia"/>
         </w:rPr>
-        <w:t xml:space="preserve"> cueA, </w:t>
+        <w:t xml:space="preserve"> </w:t>
+      </w:r>
+      <w:proofErr w:type="spellStart"/>
+      <w:r>
+        <w:rPr>
+          <w:rFonts w:hint="eastAsia"/>
+        </w:rPr>
+        <w:t>cueA</w:t>
+      </w:r>
+      <w:proofErr w:type="spellEnd"/>
+      <w:r>
+        <w:rPr>
+          <w:rFonts w:hint="eastAsia"/>
+        </w:rPr>
+        <w:t xml:space="preserve">, </w:t>
       </w:r>
       <w:r>
         <w:t>naïve</w:t>
@@ -2314,8 +2962,30 @@
         <w:rPr>
           <w:rFonts w:hint="eastAsia"/>
         </w:rPr>
-        <w:t xml:space="preserve"> cueB and continual cueB</w:t>
-      </w:r>
+        <w:t xml:space="preserve"> </w:t>
+      </w:r>
+      <w:proofErr w:type="spellStart"/>
+      <w:r>
+        <w:rPr>
+          <w:rFonts w:hint="eastAsia"/>
+        </w:rPr>
+        <w:t>cueB</w:t>
+      </w:r>
+      <w:proofErr w:type="spellEnd"/>
+      <w:r>
+        <w:rPr>
+          <w:rFonts w:hint="eastAsia"/>
+        </w:rPr>
+        <w:t xml:space="preserve"> and continual </w:t>
+      </w:r>
+      <w:proofErr w:type="spellStart"/>
+      <w:r>
+        <w:rPr>
+          <w:rFonts w:hint="eastAsia"/>
+        </w:rPr>
+        <w:t>cueB</w:t>
+      </w:r>
+      <w:proofErr w:type="spellEnd"/>
     </w:p>
     <w:p>
       <w:pPr>
@@ -2346,7 +3016,21 @@
         <w:rPr>
           <w:rFonts w:hint="eastAsia"/>
         </w:rPr>
-        <w:t>Sigmoid fit of TH/control TaskB simulation</w:t>
+        <w:t xml:space="preserve">Sigmoid fit of TH/control </w:t>
+      </w:r>
+      <w:proofErr w:type="spellStart"/>
+      <w:r>
+        <w:rPr>
+          <w:rFonts w:hint="eastAsia"/>
+        </w:rPr>
+        <w:t>TaskB</w:t>
+      </w:r>
+      <w:proofErr w:type="spellEnd"/>
+      <w:r>
+        <w:rPr>
+          <w:rFonts w:hint="eastAsia"/>
+        </w:rPr>
+        <w:t xml:space="preserve"> simulation</w:t>
       </w:r>
     </w:p>
     <w:p>
@@ -2530,7 +3214,21 @@
         <w:rPr>
           <w:rFonts w:hint="eastAsia"/>
         </w:rPr>
-        <w:t>Figure 5 Heterogeneity accelerates early small-sample ResNet MNIST classification task</w:t>
+        <w:t xml:space="preserve">Figure 5 Heterogeneity accelerates early small-sample </w:t>
+      </w:r>
+      <w:proofErr w:type="spellStart"/>
+      <w:r>
+        <w:rPr>
+          <w:rFonts w:hint="eastAsia"/>
+        </w:rPr>
+        <w:t>ResNet</w:t>
+      </w:r>
+      <w:proofErr w:type="spellEnd"/>
+      <w:r>
+        <w:rPr>
+          <w:rFonts w:hint="eastAsia"/>
+        </w:rPr>
+        <w:t xml:space="preserve"> MNIST classification task</w:t>
       </w:r>
     </w:p>
     <w:p>
@@ -3162,6 +3860,92 @@
     </w:lvl>
   </w:abstractNum>
   <w:abstractNum w:abstractNumId="7" w15:restartNumberingAfterBreak="0">
+    <w:nsid w:val="37F453E9"/>
+    <w:multiLevelType w:val="hybridMultilevel"/>
+    <w:tmpl w:val="BF9C386A"/>
+    <w:lvl w:ilvl="0" w:tplc="04090015">
+      <w:start w:val="1"/>
+      <w:numFmt w:val="upperLetter"/>
+      <w:lvlText w:val="%1."/>
+      <w:lvlJc w:val="left"/>
+      <w:pPr>
+        <w:ind w:left="440" w:hanging="440"/>
+      </w:pPr>
+    </w:lvl>
+    <w:lvl w:ilvl="1" w:tplc="04090019" w:tentative="1">
+      <w:start w:val="1"/>
+      <w:numFmt w:val="lowerLetter"/>
+      <w:lvlText w:val="%2)"/>
+      <w:lvlJc w:val="left"/>
+      <w:pPr>
+        <w:ind w:left="880" w:hanging="440"/>
+      </w:pPr>
+    </w:lvl>
+    <w:lvl w:ilvl="2" w:tplc="0409001B" w:tentative="1">
+      <w:start w:val="1"/>
+      <w:numFmt w:val="lowerRoman"/>
+      <w:lvlText w:val="%3."/>
+      <w:lvlJc w:val="right"/>
+      <w:pPr>
+        <w:ind w:left="1320" w:hanging="440"/>
+      </w:pPr>
+    </w:lvl>
+    <w:lvl w:ilvl="3" w:tplc="0409000F" w:tentative="1">
+      <w:start w:val="1"/>
+      <w:numFmt w:val="decimal"/>
+      <w:lvlText w:val="%4."/>
+      <w:lvlJc w:val="left"/>
+      <w:pPr>
+        <w:ind w:left="1760" w:hanging="440"/>
+      </w:pPr>
+    </w:lvl>
+    <w:lvl w:ilvl="4" w:tplc="04090019" w:tentative="1">
+      <w:start w:val="1"/>
+      <w:numFmt w:val="lowerLetter"/>
+      <w:lvlText w:val="%5)"/>
+      <w:lvlJc w:val="left"/>
+      <w:pPr>
+        <w:ind w:left="2200" w:hanging="440"/>
+      </w:pPr>
+    </w:lvl>
+    <w:lvl w:ilvl="5" w:tplc="0409001B" w:tentative="1">
+      <w:start w:val="1"/>
+      <w:numFmt w:val="lowerRoman"/>
+      <w:lvlText w:val="%6."/>
+      <w:lvlJc w:val="right"/>
+      <w:pPr>
+        <w:ind w:left="2640" w:hanging="440"/>
+      </w:pPr>
+    </w:lvl>
+    <w:lvl w:ilvl="6" w:tplc="0409000F" w:tentative="1">
+      <w:start w:val="1"/>
+      <w:numFmt w:val="decimal"/>
+      <w:lvlText w:val="%7."/>
+      <w:lvlJc w:val="left"/>
+      <w:pPr>
+        <w:ind w:left="3080" w:hanging="440"/>
+      </w:pPr>
+    </w:lvl>
+    <w:lvl w:ilvl="7" w:tplc="04090019" w:tentative="1">
+      <w:start w:val="1"/>
+      <w:numFmt w:val="lowerLetter"/>
+      <w:lvlText w:val="%8)"/>
+      <w:lvlJc w:val="left"/>
+      <w:pPr>
+        <w:ind w:left="3520" w:hanging="440"/>
+      </w:pPr>
+    </w:lvl>
+    <w:lvl w:ilvl="8" w:tplc="0409001B" w:tentative="1">
+      <w:start w:val="1"/>
+      <w:numFmt w:val="lowerRoman"/>
+      <w:lvlText w:val="%9."/>
+      <w:lvlJc w:val="right"/>
+      <w:pPr>
+        <w:ind w:left="3960" w:hanging="440"/>
+      </w:pPr>
+    </w:lvl>
+  </w:abstractNum>
+  <w:abstractNum w:abstractNumId="8" w15:restartNumberingAfterBreak="0">
     <w:nsid w:val="3E852E86"/>
     <w:multiLevelType w:val="hybridMultilevel"/>
     <w:tmpl w:val="31D2B694"/>
@@ -3247,7 +4031,7 @@
       </w:pPr>
     </w:lvl>
   </w:abstractNum>
-  <w:abstractNum w:abstractNumId="8" w15:restartNumberingAfterBreak="0">
+  <w:abstractNum w:abstractNumId="9" w15:restartNumberingAfterBreak="0">
     <w:nsid w:val="63592654"/>
     <w:multiLevelType w:val="hybridMultilevel"/>
     <w:tmpl w:val="55C602B6"/>
@@ -3333,7 +4117,93 @@
       </w:pPr>
     </w:lvl>
   </w:abstractNum>
-  <w:abstractNum w:abstractNumId="9" w15:restartNumberingAfterBreak="0">
+  <w:abstractNum w:abstractNumId="10" w15:restartNumberingAfterBreak="0">
+    <w:nsid w:val="66174713"/>
+    <w:multiLevelType w:val="hybridMultilevel"/>
+    <w:tmpl w:val="B2E8E8F4"/>
+    <w:lvl w:ilvl="0" w:tplc="04090015">
+      <w:start w:val="1"/>
+      <w:numFmt w:val="upperLetter"/>
+      <w:lvlText w:val="%1."/>
+      <w:lvlJc w:val="left"/>
+      <w:pPr>
+        <w:ind w:left="440" w:hanging="440"/>
+      </w:pPr>
+    </w:lvl>
+    <w:lvl w:ilvl="1" w:tplc="04090019" w:tentative="1">
+      <w:start w:val="1"/>
+      <w:numFmt w:val="lowerLetter"/>
+      <w:lvlText w:val="%2)"/>
+      <w:lvlJc w:val="left"/>
+      <w:pPr>
+        <w:ind w:left="880" w:hanging="440"/>
+      </w:pPr>
+    </w:lvl>
+    <w:lvl w:ilvl="2" w:tplc="0409001B" w:tentative="1">
+      <w:start w:val="1"/>
+      <w:numFmt w:val="lowerRoman"/>
+      <w:lvlText w:val="%3."/>
+      <w:lvlJc w:val="right"/>
+      <w:pPr>
+        <w:ind w:left="1320" w:hanging="440"/>
+      </w:pPr>
+    </w:lvl>
+    <w:lvl w:ilvl="3" w:tplc="0409000F" w:tentative="1">
+      <w:start w:val="1"/>
+      <w:numFmt w:val="decimal"/>
+      <w:lvlText w:val="%4."/>
+      <w:lvlJc w:val="left"/>
+      <w:pPr>
+        <w:ind w:left="1760" w:hanging="440"/>
+      </w:pPr>
+    </w:lvl>
+    <w:lvl w:ilvl="4" w:tplc="04090019" w:tentative="1">
+      <w:start w:val="1"/>
+      <w:numFmt w:val="lowerLetter"/>
+      <w:lvlText w:val="%5)"/>
+      <w:lvlJc w:val="left"/>
+      <w:pPr>
+        <w:ind w:left="2200" w:hanging="440"/>
+      </w:pPr>
+    </w:lvl>
+    <w:lvl w:ilvl="5" w:tplc="0409001B" w:tentative="1">
+      <w:start w:val="1"/>
+      <w:numFmt w:val="lowerRoman"/>
+      <w:lvlText w:val="%6."/>
+      <w:lvlJc w:val="right"/>
+      <w:pPr>
+        <w:ind w:left="2640" w:hanging="440"/>
+      </w:pPr>
+    </w:lvl>
+    <w:lvl w:ilvl="6" w:tplc="0409000F" w:tentative="1">
+      <w:start w:val="1"/>
+      <w:numFmt w:val="decimal"/>
+      <w:lvlText w:val="%7."/>
+      <w:lvlJc w:val="left"/>
+      <w:pPr>
+        <w:ind w:left="3080" w:hanging="440"/>
+      </w:pPr>
+    </w:lvl>
+    <w:lvl w:ilvl="7" w:tplc="04090019" w:tentative="1">
+      <w:start w:val="1"/>
+      <w:numFmt w:val="lowerLetter"/>
+      <w:lvlText w:val="%8)"/>
+      <w:lvlJc w:val="left"/>
+      <w:pPr>
+        <w:ind w:left="3520" w:hanging="440"/>
+      </w:pPr>
+    </w:lvl>
+    <w:lvl w:ilvl="8" w:tplc="0409001B" w:tentative="1">
+      <w:start w:val="1"/>
+      <w:numFmt w:val="lowerRoman"/>
+      <w:lvlText w:val="%9."/>
+      <w:lvlJc w:val="right"/>
+      <w:pPr>
+        <w:ind w:left="3960" w:hanging="440"/>
+      </w:pPr>
+    </w:lvl>
+  </w:abstractNum>
+  <w:abstractNum w:abstractNumId="11" w15:restartNumberingAfterBreak="0">
     <w:nsid w:val="7A5306A9"/>
     <w:multiLevelType w:val="hybridMultilevel"/>
     <w:tmpl w:val="5A9804FC"/>
@@ -3420,7 +4290,7 @@
     </w:lvl>
   </w:abstractNum>
   <w:num w:numId="1" w16cid:durableId="1601913649">
-    <w:abstractNumId w:val="8"/>
+    <w:abstractNumId w:val="9"/>
   </w:num>
   <w:num w:numId="2" w16cid:durableId="34085215">
     <w:abstractNumId w:val="2"/>
@@ -3438,16 +4308,22 @@
     <w:abstractNumId w:val="4"/>
   </w:num>
   <w:num w:numId="7" w16cid:durableId="1607690998">
-    <w:abstractNumId w:val="7"/>
+    <w:abstractNumId w:val="8"/>
   </w:num>
   <w:num w:numId="8" w16cid:durableId="725683900">
-    <w:abstractNumId w:val="9"/>
+    <w:abstractNumId w:val="11"/>
   </w:num>
   <w:num w:numId="9" w16cid:durableId="675807738">
     <w:abstractNumId w:val="3"/>
   </w:num>
   <w:num w:numId="10" w16cid:durableId="1228297191">
     <w:abstractNumId w:val="1"/>
+  </w:num>
+  <w:num w:numId="11" w16cid:durableId="172499425">
+    <w:abstractNumId w:val="10"/>
+  </w:num>
+  <w:num w:numId="12" w16cid:durableId="1231772008">
+    <w:abstractNumId w:val="7"/>
   </w:num>
 </w:numbering>
 </file>

--- a/英文论文/英文图大纲.docx
+++ b/英文论文/英文图大纲.docx
@@ -657,9 +657,6 @@
           <w:numId w:val="13"/>
         </w:numPr>
         <w:ind w:firstLineChars="0"/>
-        <w:rPr>
-          <w:rFonts w:hint="eastAsia"/>
-        </w:rPr>
       </w:pPr>
       <w:r>
         <w:rPr>
@@ -763,9 +760,6 @@
           <w:numId w:val="14"/>
         </w:numPr>
         <w:ind w:firstLineChars="0"/>
-        <w:rPr>
-          <w:rFonts w:hint="eastAsia"/>
-        </w:rPr>
       </w:pPr>
       <w:proofErr w:type="spellStart"/>
       <w:r>
@@ -866,7 +860,225 @@
         <w:rPr>
           <w:rFonts w:hint="eastAsia"/>
         </w:rPr>
-        <w:t>Learning curve and first-block hit rate inset bar chart,</w:t>
+        <w:t xml:space="preserve">Learning curve and first-block hit rate inset bar chart, </w:t>
+      </w:r>
+      <w:proofErr w:type="spellStart"/>
+      <w:r>
+        <w:rPr>
+          <w:rFonts w:hint="eastAsia"/>
+        </w:rPr>
+        <w:t>cFos</w:t>
+      </w:r>
+      <w:proofErr w:type="spellEnd"/>
+      <w:r>
+        <w:rPr>
+          <w:rFonts w:hint="eastAsia"/>
+        </w:rPr>
+        <w:t xml:space="preserve"> inhibition</w:t>
+      </w:r>
+    </w:p>
+    <w:p>
+      <w:pPr>
+        <w:pStyle w:val="a9"/>
+        <w:numPr>
+          <w:ilvl w:val="0"/>
+          <w:numId w:val="15"/>
+        </w:numPr>
+        <w:ind w:firstLineChars="0"/>
+      </w:pPr>
+      <w:r>
+        <w:rPr>
+          <w:rFonts w:hint="eastAsia"/>
+        </w:rPr>
+        <w:t>Diagram of non-specific inhibition</w:t>
+      </w:r>
+    </w:p>
+    <w:p>
+      <w:pPr>
+        <w:pStyle w:val="a9"/>
+        <w:numPr>
+          <w:ilvl w:val="0"/>
+          <w:numId w:val="15"/>
+        </w:numPr>
+        <w:ind w:firstLineChars="0"/>
+      </w:pPr>
+      <w:r>
+        <w:rPr>
+          <w:rFonts w:hint="eastAsia"/>
+        </w:rPr>
+        <w:t>Expression fluorescent photo</w:t>
+      </w:r>
+    </w:p>
+    <w:p>
+      <w:pPr>
+        <w:pStyle w:val="a9"/>
+        <w:numPr>
+          <w:ilvl w:val="0"/>
+          <w:numId w:val="15"/>
+        </w:numPr>
+        <w:ind w:firstLineChars="0"/>
+      </w:pPr>
+      <w:r>
+        <w:rPr>
+          <w:rFonts w:hint="eastAsia"/>
+        </w:rPr>
+        <w:t>Learning curve and first-block hit rate inset bar chart</w:t>
+      </w:r>
+    </w:p>
+    <w:p>
+      <w:pPr>
+        <w:pStyle w:val="a9"/>
+        <w:numPr>
+          <w:ilvl w:val="0"/>
+          <w:numId w:val="15"/>
+        </w:numPr>
+        <w:ind w:firstLineChars="0"/>
+      </w:pPr>
+      <w:r>
+        <w:rPr>
+          <w:rFonts w:hint="eastAsia"/>
+        </w:rPr>
+        <w:t>Diagram of 7-day gap</w:t>
+      </w:r>
+    </w:p>
+    <w:p>
+      <w:pPr>
+        <w:pStyle w:val="a9"/>
+        <w:numPr>
+          <w:ilvl w:val="0"/>
+          <w:numId w:val="15"/>
+        </w:numPr>
+        <w:ind w:firstLineChars="0"/>
+      </w:pPr>
+      <w:r>
+        <w:rPr>
+          <w:rFonts w:hint="eastAsia"/>
+        </w:rPr>
+        <w:t>Learning curve and first-block hit rate inset bar chart, 7-day gap</w:t>
+      </w:r>
+    </w:p>
+    <w:p>
+      <w:pPr>
+        <w:pStyle w:val="a9"/>
+        <w:numPr>
+          <w:ilvl w:val="0"/>
+          <w:numId w:val="15"/>
+        </w:numPr>
+        <w:ind w:firstLineChars="0"/>
+      </w:pPr>
+      <w:r>
+        <w:rPr>
+          <w:rFonts w:hint="eastAsia"/>
+        </w:rPr>
+        <w:t>Reactivation and divergence, 7-day vs. control, bar chart</w:t>
+      </w:r>
+    </w:p>
+    <w:p>
+      <w:pPr>
+        <w:pStyle w:val="a9"/>
+        <w:numPr>
+          <w:ilvl w:val="0"/>
+          <w:numId w:val="15"/>
+        </w:numPr>
+        <w:ind w:firstLineChars="0"/>
+      </w:pPr>
+      <w:r>
+        <w:rPr>
+          <w:rFonts w:hint="eastAsia"/>
+        </w:rPr>
+        <w:t>Summary diagram of reactivation and divergence</w:t>
+      </w:r>
+    </w:p>
+    <w:p>
+      <w:pPr>
+        <w:pStyle w:val="1"/>
+      </w:pPr>
+      <w:r>
+        <w:rPr>
+          <w:rFonts w:hint="eastAsia"/>
+        </w:rPr>
+        <w:t xml:space="preserve">Figure 4: Response </w:t>
+      </w:r>
+      <w:r>
+        <w:t>heterogeneity</w:t>
+      </w:r>
+    </w:p>
+    <w:p>
+      <w:pPr>
+        <w:pStyle w:val="a9"/>
+        <w:numPr>
+          <w:ilvl w:val="0"/>
+          <w:numId w:val="10"/>
+        </w:numPr>
+        <w:ind w:firstLineChars="0"/>
+      </w:pPr>
+      <w:r>
+        <w:rPr>
+          <w:rFonts w:hint="eastAsia"/>
+        </w:rPr>
+        <w:t xml:space="preserve">3-D heatmap and histogram demonstrating heterogeneity of a representative </w:t>
+      </w:r>
+      <w:r>
+        <w:t>naïve</w:t>
+      </w:r>
+      <w:r>
+        <w:rPr>
+          <w:rFonts w:hint="eastAsia"/>
+        </w:rPr>
+        <w:t xml:space="preserve"> and transfer block</w:t>
+      </w:r>
+    </w:p>
+    <w:p>
+      <w:pPr>
+        <w:pStyle w:val="a9"/>
+        <w:numPr>
+          <w:ilvl w:val="0"/>
+          <w:numId w:val="10"/>
+        </w:numPr>
+        <w:ind w:firstLineChars="0"/>
+      </w:pPr>
+      <w:r>
+        <w:rPr>
+          <w:rFonts w:hint="eastAsia"/>
+        </w:rPr>
+        <w:t xml:space="preserve">Correlation, heterogeneity </w:t>
+      </w:r>
+      <w:r>
+        <w:t>–</w:t>
+      </w:r>
+      <w:r>
+        <w:rPr>
+          <w:rFonts w:hint="eastAsia"/>
+        </w:rPr>
+        <w:t xml:space="preserve"> sigmoid slope, L2/5</w:t>
+      </w:r>
+    </w:p>
+    <w:p>
+      <w:pPr>
+        <w:pStyle w:val="a9"/>
+        <w:numPr>
+          <w:ilvl w:val="0"/>
+          <w:numId w:val="10"/>
+        </w:numPr>
+        <w:ind w:firstLineChars="0"/>
+      </w:pPr>
+      <w:r>
+        <w:rPr>
+          <w:rFonts w:hint="eastAsia"/>
+        </w:rPr>
+        <w:t xml:space="preserve">Comparison, heterogeneity of learned audio </w:t>
+      </w:r>
+      <w:r>
+        <w:t>–</w:t>
+      </w:r>
+      <w:r>
+        <w:rPr>
+          <w:rFonts w:hint="eastAsia"/>
+        </w:rPr>
+        <w:t xml:space="preserve"> transfer light </w:t>
+      </w:r>
+      <w:r>
+        <w:t>–</w:t>
       </w:r>
       <w:r>
         <w:rPr>
@@ -874,577 +1086,336 @@
         </w:rPr>
         <w:t xml:space="preserve"> </w:t>
       </w:r>
+      <w:r>
+        <w:t>naïve</w:t>
+      </w:r>
+      <w:r>
+        <w:rPr>
+          <w:rFonts w:hint="eastAsia"/>
+        </w:rPr>
+        <w:t xml:space="preserve"> </w:t>
+      </w:r>
+      <w:r>
+        <w:t>light</w:t>
+      </w:r>
+      <w:r>
+        <w:rPr>
+          <w:rFonts w:hint="eastAsia"/>
+        </w:rPr>
+        <w:t>, L2/5</w:t>
+      </w:r>
+    </w:p>
+    <w:p>
+      <w:pPr>
+        <w:pStyle w:val="a9"/>
+        <w:numPr>
+          <w:ilvl w:val="0"/>
+          <w:numId w:val="10"/>
+        </w:numPr>
+        <w:ind w:firstLineChars="0"/>
+      </w:pPr>
+      <w:r>
+        <w:rPr>
+          <w:rFonts w:hint="eastAsia"/>
+        </w:rPr>
+        <w:t xml:space="preserve">Baseline std comparison of </w:t>
+      </w:r>
+      <w:r>
+        <w:t>naïve</w:t>
+      </w:r>
+      <w:r>
+        <w:rPr>
+          <w:rFonts w:hint="eastAsia"/>
+        </w:rPr>
+        <w:t>/transfer light</w:t>
+      </w:r>
+    </w:p>
+    <w:p>
+      <w:pPr>
+        <w:pStyle w:val="1"/>
+      </w:pPr>
+      <w:r>
+        <w:rPr>
+          <w:rFonts w:hint="eastAsia"/>
+        </w:rPr>
+        <w:t>Figure 5: RNN simulation</w:t>
+      </w:r>
+    </w:p>
+    <w:p>
+      <w:pPr>
+        <w:pStyle w:val="a9"/>
+        <w:numPr>
+          <w:ilvl w:val="0"/>
+          <w:numId w:val="17"/>
+        </w:numPr>
+        <w:ind w:firstLineChars="0"/>
+      </w:pPr>
+      <w:r>
+        <w:rPr>
+          <w:rFonts w:hint="eastAsia"/>
+        </w:rPr>
+        <w:t>RNN architecture diagram</w:t>
+      </w:r>
+    </w:p>
+    <w:p>
+      <w:pPr>
+        <w:pStyle w:val="a9"/>
+        <w:numPr>
+          <w:ilvl w:val="0"/>
+          <w:numId w:val="17"/>
+        </w:numPr>
+        <w:ind w:firstLineChars="0"/>
+      </w:pPr>
+      <w:r>
+        <w:rPr>
+          <w:rFonts w:hint="eastAsia"/>
+        </w:rPr>
+        <w:t>RNN trial steps diagram</w:t>
+      </w:r>
+    </w:p>
+    <w:p>
+      <w:pPr>
+        <w:pStyle w:val="a9"/>
+        <w:numPr>
+          <w:ilvl w:val="0"/>
+          <w:numId w:val="17"/>
+        </w:numPr>
+        <w:ind w:firstLineChars="0"/>
+      </w:pPr>
+      <w:r>
+        <w:rPr>
+          <w:rFonts w:hint="eastAsia"/>
+        </w:rPr>
+        <w:t>RNN weight update diagram</w:t>
+      </w:r>
+    </w:p>
+    <w:p>
+      <w:pPr>
+        <w:pStyle w:val="a9"/>
+        <w:numPr>
+          <w:ilvl w:val="0"/>
+          <w:numId w:val="17"/>
+        </w:numPr>
+        <w:ind w:firstLineChars="0"/>
+      </w:pPr>
+      <w:r>
+        <w:rPr>
+          <w:rFonts w:hint="eastAsia"/>
+        </w:rPr>
+        <w:t>RNN I/O diagram</w:t>
+      </w:r>
+    </w:p>
+    <w:p>
+      <w:pPr>
+        <w:pStyle w:val="a9"/>
+        <w:numPr>
+          <w:ilvl w:val="0"/>
+          <w:numId w:val="17"/>
+        </w:numPr>
+        <w:ind w:firstLineChars="0"/>
+      </w:pPr>
+      <w:r>
+        <w:rPr>
+          <w:rFonts w:hint="eastAsia"/>
+        </w:rPr>
+        <w:t>RNN connection weight evolution</w:t>
+      </w:r>
+    </w:p>
+    <w:p>
+      <w:pPr>
+        <w:pStyle w:val="a9"/>
+        <w:numPr>
+          <w:ilvl w:val="0"/>
+          <w:numId w:val="17"/>
+        </w:numPr>
+        <w:ind w:firstLineChars="0"/>
+      </w:pPr>
+      <w:r>
+        <w:rPr>
+          <w:rFonts w:hint="eastAsia"/>
+        </w:rPr>
+        <w:t>RNN weight SD</w:t>
+      </w:r>
+    </w:p>
+    <w:p>
+      <w:pPr>
+        <w:pStyle w:val="a9"/>
+        <w:numPr>
+          <w:ilvl w:val="0"/>
+          <w:numId w:val="17"/>
+        </w:numPr>
+        <w:ind w:firstLineChars="0"/>
+      </w:pPr>
+      <w:r>
+        <w:rPr>
+          <w:rFonts w:hint="eastAsia"/>
+        </w:rPr>
+        <w:t>RNN heterogeneity</w:t>
+      </w:r>
+    </w:p>
+    <w:p>
+      <w:pPr>
+        <w:pStyle w:val="a9"/>
+        <w:numPr>
+          <w:ilvl w:val="0"/>
+          <w:numId w:val="17"/>
+        </w:numPr>
+        <w:ind w:firstLineChars="0"/>
+      </w:pPr>
+      <w:r>
+        <w:rPr>
+          <w:rFonts w:hint="eastAsia"/>
+        </w:rPr>
+        <w:t>RNN sigmoid fit</w:t>
+      </w:r>
+    </w:p>
+    <w:p>
+      <w:pPr>
+        <w:pStyle w:val="a9"/>
+        <w:numPr>
+          <w:ilvl w:val="0"/>
+          <w:numId w:val="17"/>
+        </w:numPr>
+        <w:ind w:firstLineChars="0"/>
+      </w:pPr>
+      <w:r>
+        <w:rPr>
+          <w:rFonts w:hint="eastAsia"/>
+        </w:rPr>
+        <w:t xml:space="preserve">RNN L5 heatmap, </w:t>
+      </w:r>
+      <w:r>
+        <w:t>naïve</w:t>
+      </w:r>
+      <w:r>
+        <w:rPr>
+          <w:rFonts w:hint="eastAsia"/>
+        </w:rPr>
+        <w:t xml:space="preserve"> A, </w:t>
+      </w:r>
+      <w:r>
+        <w:t>naïve</w:t>
+      </w:r>
+      <w:r>
+        <w:rPr>
+          <w:rFonts w:hint="eastAsia"/>
+        </w:rPr>
+        <w:t xml:space="preserve"> B, transfer B</w:t>
+      </w:r>
+    </w:p>
+    <w:p>
+      <w:pPr>
+        <w:pStyle w:val="1"/>
+      </w:pPr>
+      <w:r>
+        <w:rPr>
+          <w:rFonts w:hint="eastAsia"/>
+        </w:rPr>
+        <w:t xml:space="preserve">Figure 6: </w:t>
+      </w:r>
+      <w:r>
+        <w:rPr>
+          <w:rFonts w:hint="eastAsia"/>
+        </w:rPr>
+        <w:t>RNN model diagram and corresponding statistics</w:t>
+      </w:r>
+    </w:p>
+    <w:p>
+      <w:pPr>
+        <w:pStyle w:val="1"/>
+      </w:pPr>
+      <w:r>
+        <w:rPr>
+          <w:rFonts w:hint="eastAsia"/>
+        </w:rPr>
+        <w:t>Figure 7: TH inhibition: real mice and RNN</w:t>
+      </w:r>
+    </w:p>
+    <w:p>
+      <w:pPr>
+        <w:pStyle w:val="a9"/>
+        <w:numPr>
+          <w:ilvl w:val="0"/>
+          <w:numId w:val="18"/>
+        </w:numPr>
+        <w:ind w:firstLineChars="0"/>
+      </w:pPr>
+      <w:r>
+        <w:rPr>
+          <w:rFonts w:hint="eastAsia"/>
+        </w:rPr>
+        <w:t>Diagram of TH inhibition</w:t>
+      </w:r>
+    </w:p>
+    <w:p>
+      <w:pPr>
+        <w:pStyle w:val="a9"/>
+        <w:numPr>
+          <w:ilvl w:val="0"/>
+          <w:numId w:val="18"/>
+        </w:numPr>
+        <w:ind w:firstLineChars="0"/>
+      </w:pPr>
+      <w:r>
+        <w:rPr>
+          <w:rFonts w:hint="eastAsia"/>
+        </w:rPr>
+        <w:t>TH expression fluorescent photo</w:t>
+      </w:r>
+    </w:p>
+    <w:p>
+      <w:pPr>
+        <w:pStyle w:val="a9"/>
+        <w:numPr>
+          <w:ilvl w:val="0"/>
+          <w:numId w:val="18"/>
+        </w:numPr>
+        <w:ind w:firstLineChars="0"/>
+      </w:pPr>
+      <w:r>
+        <w:rPr>
+          <w:rFonts w:hint="eastAsia"/>
+        </w:rPr>
+        <w:t xml:space="preserve">Behavior </w:t>
+      </w:r>
       <w:proofErr w:type="spellStart"/>
       <w:r>
         <w:rPr>
           <w:rFonts w:hint="eastAsia"/>
         </w:rPr>
-        <w:t>cFos</w:t>
+        <w:t>errorbar</w:t>
       </w:r>
       <w:proofErr w:type="spellEnd"/>
       <w:r>
         <w:rPr>
           <w:rFonts w:hint="eastAsia"/>
         </w:rPr>
-        <w:t xml:space="preserve"> inhibition</w:t>
-      </w:r>
-    </w:p>
-    <w:p>
-      <w:pPr>
-        <w:pStyle w:val="a9"/>
-        <w:numPr>
-          <w:ilvl w:val="0"/>
-          <w:numId w:val="15"/>
-        </w:numPr>
-        <w:ind w:firstLineChars="0"/>
-      </w:pPr>
-      <w:r>
-        <w:rPr>
-          <w:rFonts w:hint="eastAsia"/>
-        </w:rPr>
-        <w:t>Diagram of 7-day gap</w:t>
-      </w:r>
-    </w:p>
-    <w:p>
-      <w:pPr>
-        <w:pStyle w:val="a9"/>
-        <w:numPr>
-          <w:ilvl w:val="0"/>
-          <w:numId w:val="15"/>
-        </w:numPr>
-        <w:ind w:firstLineChars="0"/>
-      </w:pPr>
-      <w:r>
-        <w:rPr>
-          <w:rFonts w:hint="eastAsia"/>
-        </w:rPr>
-        <w:t>Learning curve and first-block hit rate inset bar chart</w:t>
-      </w:r>
-      <w:r>
-        <w:rPr>
-          <w:rFonts w:hint="eastAsia"/>
-        </w:rPr>
-        <w:t>, 7-day gap</w:t>
-      </w:r>
-    </w:p>
-    <w:p>
-      <w:pPr>
-        <w:pStyle w:val="a9"/>
-        <w:numPr>
-          <w:ilvl w:val="0"/>
-          <w:numId w:val="15"/>
-        </w:numPr>
-        <w:ind w:firstLineChars="0"/>
-      </w:pPr>
-      <w:r>
-        <w:rPr>
-          <w:rFonts w:hint="eastAsia"/>
-        </w:rPr>
-        <w:t>Summary diagram of reactivation and divergence</w:t>
-      </w:r>
-    </w:p>
-    <w:p>
-      <w:pPr>
-        <w:pStyle w:val="a9"/>
-        <w:numPr>
-          <w:ilvl w:val="0"/>
-          <w:numId w:val="15"/>
-        </w:numPr>
-        <w:ind w:firstLineChars="0"/>
-      </w:pPr>
-      <w:r>
-        <w:rPr>
-          <w:rFonts w:hint="eastAsia"/>
-        </w:rPr>
-        <w:t>Diagram of non-specific information</w:t>
-      </w:r>
-    </w:p>
-    <w:p>
-      <w:pPr>
-        <w:pStyle w:val="a9"/>
-        <w:numPr>
-          <w:ilvl w:val="0"/>
-          <w:numId w:val="15"/>
-        </w:numPr>
-        <w:ind w:firstLineChars="0"/>
-      </w:pPr>
-      <w:r>
-        <w:rPr>
-          <w:rFonts w:hint="eastAsia"/>
-        </w:rPr>
-        <w:t>Expression fluorescent photo</w:t>
-      </w:r>
-    </w:p>
-    <w:p>
-      <w:pPr>
-        <w:pStyle w:val="a9"/>
-        <w:numPr>
-          <w:ilvl w:val="0"/>
-          <w:numId w:val="15"/>
-        </w:numPr>
-        <w:ind w:firstLineChars="0"/>
-        <w:rPr>
-          <w:rFonts w:hint="eastAsia"/>
-        </w:rPr>
-      </w:pPr>
-      <w:r>
-        <w:rPr>
-          <w:rFonts w:hint="eastAsia"/>
-        </w:rPr>
-        <w:t>Learning curve and first-block hit rate inset bar chart</w:t>
-      </w:r>
-    </w:p>
-    <w:p>
-      <w:pPr>
-        <w:pStyle w:val="1"/>
-        <w:rPr>
-          <w:rFonts w:hint="eastAsia"/>
-        </w:rPr>
-      </w:pPr>
-      <w:r>
-        <w:rPr>
-          <w:rFonts w:hint="eastAsia"/>
-        </w:rPr>
-        <w:t xml:space="preserve">Figure 4: Response </w:t>
+        <w:t>, sigmoid fit, first-block bar inset, TH vs. control</w:t>
+      </w:r>
+    </w:p>
+    <w:p>
+      <w:pPr>
+        <w:pStyle w:val="a9"/>
+        <w:numPr>
+          <w:ilvl w:val="0"/>
+          <w:numId w:val="18"/>
+        </w:numPr>
+        <w:ind w:firstLineChars="0"/>
+      </w:pPr>
+      <w:r>
+        <w:rPr>
+          <w:rFonts w:hint="eastAsia"/>
+        </w:rPr>
+        <w:t xml:space="preserve">Comparison of </w:t>
       </w:r>
       <w:r>
         <w:t>heterogeneity</w:t>
       </w:r>
-    </w:p>
-    <w:p>
-      <w:pPr>
-        <w:pStyle w:val="a9"/>
-        <w:numPr>
-          <w:ilvl w:val="0"/>
-          <w:numId w:val="10"/>
-        </w:numPr>
-        <w:ind w:firstLineChars="0"/>
-        <w:rPr>
-          <w:rFonts w:hint="eastAsia"/>
-        </w:rPr>
-      </w:pPr>
-      <w:r>
-        <w:rPr>
-          <w:rFonts w:hint="eastAsia"/>
-        </w:rPr>
-        <w:t xml:space="preserve">3-D heatmap and histogram demonstrating heterogeneity of a representative </w:t>
-      </w:r>
-      <w:r>
-        <w:t>naïve</w:t>
-      </w:r>
-      <w:r>
-        <w:rPr>
-          <w:rFonts w:hint="eastAsia"/>
-        </w:rPr>
-        <w:t xml:space="preserve"> and transfer block</w:t>
-      </w:r>
-    </w:p>
-    <w:p>
-      <w:pPr>
-        <w:pStyle w:val="a9"/>
-        <w:numPr>
-          <w:ilvl w:val="0"/>
-          <w:numId w:val="10"/>
-        </w:numPr>
-        <w:ind w:firstLineChars="0"/>
-      </w:pPr>
-      <w:r>
-        <w:rPr>
-          <w:rFonts w:hint="eastAsia"/>
-        </w:rPr>
-        <w:t xml:space="preserve">Correlation, heterogeneity </w:t>
-      </w:r>
-      <w:r>
-        <w:t>–</w:t>
-      </w:r>
-      <w:r>
-        <w:rPr>
-          <w:rFonts w:hint="eastAsia"/>
-        </w:rPr>
-        <w:t xml:space="preserve"> sigmoid slope, L2/5</w:t>
-      </w:r>
-    </w:p>
-    <w:p>
-      <w:pPr>
-        <w:pStyle w:val="a9"/>
-        <w:numPr>
-          <w:ilvl w:val="0"/>
-          <w:numId w:val="10"/>
-        </w:numPr>
-        <w:ind w:firstLineChars="0"/>
-      </w:pPr>
-      <w:r>
-        <w:rPr>
-          <w:rFonts w:hint="eastAsia"/>
-        </w:rPr>
-        <w:t xml:space="preserve">Comparison, heterogeneity of learned audio </w:t>
-      </w:r>
-      <w:r>
-        <w:t>–</w:t>
-      </w:r>
-      <w:r>
-        <w:rPr>
-          <w:rFonts w:hint="eastAsia"/>
-        </w:rPr>
-        <w:t xml:space="preserve"> transfer light </w:t>
-      </w:r>
-      <w:r>
-        <w:t>–</w:t>
-      </w:r>
-      <w:r>
-        <w:rPr>
-          <w:rFonts w:hint="eastAsia"/>
-        </w:rPr>
-        <w:t xml:space="preserve"> </w:t>
-      </w:r>
-      <w:r>
-        <w:t>naïve</w:t>
-      </w:r>
-      <w:r>
-        <w:rPr>
-          <w:rFonts w:hint="eastAsia"/>
-        </w:rPr>
-        <w:t xml:space="preserve"> </w:t>
-      </w:r>
-      <w:r>
-        <w:t>light</w:t>
-      </w:r>
-      <w:r>
-        <w:rPr>
-          <w:rFonts w:hint="eastAsia"/>
-        </w:rPr>
-        <w:t>, L2/5</w:t>
-      </w:r>
-    </w:p>
-    <w:p>
-      <w:pPr>
-        <w:pStyle w:val="a9"/>
-        <w:numPr>
-          <w:ilvl w:val="0"/>
-          <w:numId w:val="10"/>
-        </w:numPr>
-        <w:ind w:firstLineChars="0"/>
-      </w:pPr>
-      <w:r>
-        <w:rPr>
-          <w:rFonts w:hint="eastAsia"/>
-        </w:rPr>
-        <w:t xml:space="preserve">Baseline std comparison of </w:t>
-      </w:r>
-      <w:r>
-        <w:t>naïve</w:t>
-      </w:r>
-      <w:r>
-        <w:rPr>
-          <w:rFonts w:hint="eastAsia"/>
-        </w:rPr>
-        <w:t>/transfer light</w:t>
-      </w:r>
-    </w:p>
-    <w:p>
-      <w:pPr>
-        <w:pStyle w:val="a9"/>
-        <w:numPr>
-          <w:ilvl w:val="0"/>
-          <w:numId w:val="10"/>
-        </w:numPr>
-        <w:ind w:firstLineChars="0"/>
-      </w:pPr>
-      <w:r>
-        <w:rPr>
-          <w:rFonts w:hint="eastAsia"/>
-        </w:rPr>
-        <w:t xml:space="preserve">Diagram of heterogeneity adjusted </w:t>
-      </w:r>
-      <w:proofErr w:type="spellStart"/>
-      <w:r>
-        <w:rPr>
-          <w:rFonts w:hint="eastAsia"/>
-        </w:rPr>
-        <w:t>ResNet</w:t>
-      </w:r>
-      <w:proofErr w:type="spellEnd"/>
-      <w:r>
-        <w:rPr>
-          <w:rFonts w:hint="eastAsia"/>
-        </w:rPr>
-        <w:t xml:space="preserve">, </w:t>
-      </w:r>
-      <w:r>
-        <w:t>naïve</w:t>
-      </w:r>
-      <w:r>
-        <w:rPr>
-          <w:rFonts w:hint="eastAsia"/>
-        </w:rPr>
-        <w:t xml:space="preserve"> task and transfer task</w:t>
-      </w:r>
-    </w:p>
-    <w:p>
-      <w:pPr>
-        <w:pStyle w:val="a9"/>
-        <w:numPr>
-          <w:ilvl w:val="0"/>
-          <w:numId w:val="10"/>
-        </w:numPr>
-        <w:ind w:firstLineChars="0"/>
-      </w:pPr>
-      <w:r>
-        <w:rPr>
-          <w:rFonts w:hint="eastAsia"/>
-        </w:rPr>
-        <w:t>Learning curve of training data, transfer, adjusted vs. unadjusted</w:t>
-      </w:r>
-    </w:p>
-    <w:p>
-      <w:pPr>
-        <w:pStyle w:val="a9"/>
-        <w:numPr>
-          <w:ilvl w:val="0"/>
-          <w:numId w:val="10"/>
-        </w:numPr>
-        <w:ind w:firstLineChars="0"/>
-      </w:pPr>
-      <w:r>
-        <w:rPr>
-          <w:rFonts w:hint="eastAsia"/>
-        </w:rPr>
-        <w:t>Learning curve of validation data,</w:t>
-      </w:r>
-      <w:r>
-        <w:rPr>
-          <w:rFonts w:hint="eastAsia"/>
-        </w:rPr>
-        <w:t xml:space="preserve"> transfer, adjusted vs. unadjusted</w:t>
-      </w:r>
-    </w:p>
-    <w:p>
-      <w:pPr>
-        <w:pStyle w:val="a9"/>
-        <w:numPr>
-          <w:ilvl w:val="0"/>
-          <w:numId w:val="10"/>
-        </w:numPr>
-        <w:ind w:firstLineChars="0"/>
-        <w:rPr>
-          <w:rFonts w:hint="eastAsia"/>
-        </w:rPr>
-      </w:pPr>
-      <w:r>
-        <w:rPr>
-          <w:rFonts w:hint="eastAsia"/>
-        </w:rPr>
-        <w:t xml:space="preserve">Heterogeneity of weights, </w:t>
-      </w:r>
-      <w:r>
-        <w:rPr>
-          <w:rFonts w:hint="eastAsia"/>
-        </w:rPr>
-        <w:t>transfer, adjusted vs. unadjusted</w:t>
-      </w:r>
-    </w:p>
-    <w:p>
-      <w:pPr>
-        <w:pStyle w:val="1"/>
-        <w:rPr>
-          <w:rFonts w:hint="eastAsia"/>
-        </w:rPr>
-      </w:pPr>
-      <w:r>
-        <w:rPr>
-          <w:rFonts w:hint="eastAsia"/>
-        </w:rPr>
-        <w:t>Figure 5: RNN simulation</w:t>
-      </w:r>
-    </w:p>
-    <w:p>
-      <w:pPr>
-        <w:pStyle w:val="a9"/>
-        <w:numPr>
-          <w:ilvl w:val="0"/>
-          <w:numId w:val="17"/>
-        </w:numPr>
-        <w:ind w:firstLineChars="0"/>
-      </w:pPr>
-      <w:r>
-        <w:rPr>
-          <w:rFonts w:hint="eastAsia"/>
-        </w:rPr>
-        <w:t>RNN architecture diagram</w:t>
-      </w:r>
-    </w:p>
-    <w:p>
-      <w:pPr>
-        <w:pStyle w:val="a9"/>
-        <w:numPr>
-          <w:ilvl w:val="0"/>
-          <w:numId w:val="17"/>
-        </w:numPr>
-        <w:ind w:firstLineChars="0"/>
-      </w:pPr>
-      <w:r>
-        <w:rPr>
-          <w:rFonts w:hint="eastAsia"/>
-        </w:rPr>
-        <w:t>RNN trial steps diagram</w:t>
-      </w:r>
-    </w:p>
-    <w:p>
-      <w:pPr>
-        <w:pStyle w:val="a9"/>
-        <w:numPr>
-          <w:ilvl w:val="0"/>
-          <w:numId w:val="17"/>
-        </w:numPr>
-        <w:ind w:firstLineChars="0"/>
-      </w:pPr>
-      <w:r>
-        <w:rPr>
-          <w:rFonts w:hint="eastAsia"/>
-        </w:rPr>
-        <w:t>RNN weight update diagram</w:t>
-      </w:r>
-    </w:p>
-    <w:p>
-      <w:pPr>
-        <w:pStyle w:val="a9"/>
-        <w:numPr>
-          <w:ilvl w:val="0"/>
-          <w:numId w:val="17"/>
-        </w:numPr>
-        <w:ind w:firstLineChars="0"/>
-      </w:pPr>
-      <w:r>
-        <w:rPr>
-          <w:rFonts w:hint="eastAsia"/>
-        </w:rPr>
-        <w:t>RNN I/O diagram</w:t>
-      </w:r>
-    </w:p>
-    <w:p>
-      <w:pPr>
-        <w:pStyle w:val="a9"/>
-        <w:numPr>
-          <w:ilvl w:val="0"/>
-          <w:numId w:val="17"/>
-        </w:numPr>
-        <w:ind w:firstLineChars="0"/>
-      </w:pPr>
-      <w:r>
-        <w:rPr>
-          <w:rFonts w:hint="eastAsia"/>
-        </w:rPr>
-        <w:t>RNN connection weight evolution</w:t>
-      </w:r>
-    </w:p>
-    <w:p>
-      <w:pPr>
-        <w:pStyle w:val="a9"/>
-        <w:numPr>
-          <w:ilvl w:val="0"/>
-          <w:numId w:val="17"/>
-        </w:numPr>
-        <w:ind w:firstLineChars="0"/>
-      </w:pPr>
-      <w:r>
-        <w:rPr>
-          <w:rFonts w:hint="eastAsia"/>
-        </w:rPr>
-        <w:t>RNN weight SD</w:t>
-      </w:r>
-    </w:p>
-    <w:p>
-      <w:pPr>
-        <w:pStyle w:val="a9"/>
-        <w:numPr>
-          <w:ilvl w:val="0"/>
-          <w:numId w:val="17"/>
-        </w:numPr>
-        <w:ind w:firstLineChars="0"/>
-      </w:pPr>
-      <w:r>
-        <w:rPr>
-          <w:rFonts w:hint="eastAsia"/>
-        </w:rPr>
-        <w:t>RNN heterogeneity</w:t>
-      </w:r>
-    </w:p>
-    <w:p>
-      <w:pPr>
-        <w:pStyle w:val="a9"/>
-        <w:numPr>
-          <w:ilvl w:val="0"/>
-          <w:numId w:val="17"/>
-        </w:numPr>
-        <w:ind w:firstLineChars="0"/>
-      </w:pPr>
-      <w:r>
-        <w:rPr>
-          <w:rFonts w:hint="eastAsia"/>
-        </w:rPr>
-        <w:t>RNN sigmoid fit</w:t>
-      </w:r>
-    </w:p>
-    <w:p>
-      <w:pPr>
-        <w:pStyle w:val="a9"/>
-        <w:numPr>
-          <w:ilvl w:val="0"/>
-          <w:numId w:val="17"/>
-        </w:numPr>
-        <w:ind w:firstLineChars="0"/>
-      </w:pPr>
-      <w:r>
-        <w:rPr>
-          <w:rFonts w:hint="eastAsia"/>
-        </w:rPr>
-        <w:t xml:space="preserve">RNN L5 heatmap, </w:t>
-      </w:r>
-      <w:r>
-        <w:t>naïve</w:t>
-      </w:r>
-      <w:r>
-        <w:rPr>
-          <w:rFonts w:hint="eastAsia"/>
-        </w:rPr>
-        <w:t xml:space="preserve"> A, </w:t>
-      </w:r>
-      <w:r>
-        <w:t>naïve</w:t>
-      </w:r>
-      <w:r>
-        <w:rPr>
-          <w:rFonts w:hint="eastAsia"/>
-        </w:rPr>
-        <w:t xml:space="preserve"> B, transfer B</w:t>
-      </w:r>
-    </w:p>
-    <w:p>
-      <w:pPr>
-        <w:pStyle w:val="1"/>
-      </w:pPr>
-      <w:r>
-        <w:rPr>
-          <w:rFonts w:hint="eastAsia"/>
-        </w:rPr>
-        <w:t xml:space="preserve">Figure 6: </w:t>
-      </w:r>
-      <w:r>
-        <w:rPr>
-          <w:rFonts w:hint="eastAsia"/>
-        </w:rPr>
-        <w:t>RNN model diagram and corresponding statistics</w:t>
-      </w:r>
-    </w:p>
-    <w:p>
-      <w:pPr>
-        <w:pStyle w:val="1"/>
-      </w:pPr>
-      <w:r>
-        <w:rPr>
-          <w:rFonts w:hint="eastAsia"/>
-        </w:rPr>
-        <w:t>Figure 7: TH inhibition: real mice and RNN</w:t>
+      <w:r>
+        <w:rPr>
+          <w:rFonts w:hint="eastAsia"/>
+        </w:rPr>
+        <w:t>, L2/5, TH vs. control</w:t>
       </w:r>
     </w:p>
     <w:p>
@@ -1460,7 +1431,7 @@
         <w:rPr>
           <w:rFonts w:hint="eastAsia"/>
         </w:rPr>
-        <w:t>Diagram of TH inhibition</w:t>
+        <w:t>Comparison of reactivation, L2/5, TH vs. control</w:t>
       </w:r>
     </w:p>
     <w:p>
@@ -1476,7 +1447,7 @@
         <w:rPr>
           <w:rFonts w:hint="eastAsia"/>
         </w:rPr>
-        <w:t>TH expression fluorescent photo</w:t>
+        <w:t>Calcium curve of L5 learned active cells, TH vs. control</w:t>
       </w:r>
     </w:p>
     <w:p>
@@ -1492,21 +1463,7 @@
         <w:rPr>
           <w:rFonts w:hint="eastAsia"/>
         </w:rPr>
-        <w:t xml:space="preserve">Behavior </w:t>
-      </w:r>
-      <w:proofErr w:type="spellStart"/>
-      <w:r>
-        <w:rPr>
-          <w:rFonts w:hint="eastAsia"/>
-        </w:rPr>
-        <w:t>errorbar</w:t>
-      </w:r>
-      <w:proofErr w:type="spellEnd"/>
-      <w:r>
-        <w:rPr>
-          <w:rFonts w:hint="eastAsia"/>
-        </w:rPr>
-        <w:t>, sigmoid fit, first-block bar inset, TH vs. control</w:t>
+        <w:t>TH decrease of L5 learned active cells, 0~1s vs. 1~3s</w:t>
       </w:r>
     </w:p>
     <w:p>
@@ -1522,16 +1479,7 @@
         <w:rPr>
           <w:rFonts w:hint="eastAsia"/>
         </w:rPr>
-        <w:t xml:space="preserve">Comparison of </w:t>
-      </w:r>
-      <w:r>
-        <w:t>heterogeneity</w:t>
-      </w:r>
-      <w:r>
-        <w:rPr>
-          <w:rFonts w:hint="eastAsia"/>
-        </w:rPr>
-        <w:t>, L2/5, TH vs. control</w:t>
+        <w:t>RNN TH inhibition diagram</w:t>
       </w:r>
     </w:p>
     <w:p>
@@ -1547,7 +1495,7 @@
         <w:rPr>
           <w:rFonts w:hint="eastAsia"/>
         </w:rPr>
-        <w:t>Comparison of reactivation, L2/5, TH vs. control</w:t>
+        <w:t>RNN TH inhibition sigmoid fit</w:t>
       </w:r>
     </w:p>
     <w:p>
@@ -1558,85 +1506,6 @@
           <w:numId w:val="18"/>
         </w:numPr>
         <w:ind w:firstLineChars="0"/>
-      </w:pPr>
-      <w:r>
-        <w:rPr>
-          <w:rFonts w:hint="eastAsia"/>
-        </w:rPr>
-        <w:t>Calcium curve of L5 learned active cells, TH vs. control</w:t>
-      </w:r>
-    </w:p>
-    <w:p>
-      <w:pPr>
-        <w:pStyle w:val="a9"/>
-        <w:numPr>
-          <w:ilvl w:val="0"/>
-          <w:numId w:val="18"/>
-        </w:numPr>
-        <w:ind w:firstLineChars="0"/>
-      </w:pPr>
-      <w:r>
-        <w:rPr>
-          <w:rFonts w:hint="eastAsia"/>
-        </w:rPr>
-        <w:t>TH decrease</w:t>
-      </w:r>
-      <w:r>
-        <w:rPr>
-          <w:rFonts w:hint="eastAsia"/>
-        </w:rPr>
-        <w:t xml:space="preserve"> of L5 learned active cells</w:t>
-      </w:r>
-      <w:r>
-        <w:rPr>
-          <w:rFonts w:hint="eastAsia"/>
-        </w:rPr>
-        <w:t>, 0~1s vs. 1~3s</w:t>
-      </w:r>
-    </w:p>
-    <w:p>
-      <w:pPr>
-        <w:pStyle w:val="a9"/>
-        <w:numPr>
-          <w:ilvl w:val="0"/>
-          <w:numId w:val="18"/>
-        </w:numPr>
-        <w:ind w:firstLineChars="0"/>
-      </w:pPr>
-      <w:r>
-        <w:rPr>
-          <w:rFonts w:hint="eastAsia"/>
-        </w:rPr>
-        <w:t>RNN TH inhibition diagram</w:t>
-      </w:r>
-    </w:p>
-    <w:p>
-      <w:pPr>
-        <w:pStyle w:val="a9"/>
-        <w:numPr>
-          <w:ilvl w:val="0"/>
-          <w:numId w:val="18"/>
-        </w:numPr>
-        <w:ind w:firstLineChars="0"/>
-      </w:pPr>
-      <w:r>
-        <w:rPr>
-          <w:rFonts w:hint="eastAsia"/>
-        </w:rPr>
-        <w:t>RNN TH inhibition sigmoid fit</w:t>
-      </w:r>
-    </w:p>
-    <w:p>
-      <w:pPr>
-        <w:pStyle w:val="a9"/>
-        <w:numPr>
-          <w:ilvl w:val="0"/>
-          <w:numId w:val="18"/>
-        </w:numPr>
-        <w:ind w:firstLineChars="0"/>
-        <w:rPr>
-          <w:rFonts w:hint="eastAsia"/>
-        </w:rPr>
       </w:pPr>
       <w:r>
         <w:rPr>

--- a/英文论文/英文图大纲.docx
+++ b/英文论文/英文图大纲.docx
@@ -4,7 +4,42 @@
   <w:body>
     <w:p>
       <w:pPr>
+        <w:pStyle w:val="a3"/>
+        <w:rPr>
+          <w:rFonts w:hint="eastAsia"/>
+        </w:rPr>
+      </w:pPr>
+      <w:r>
+        <w:rPr>
+          <w:rFonts w:hint="eastAsia"/>
+        </w:rPr>
+        <w:t>Temporal persistency</w:t>
+      </w:r>
+      <w:r>
+        <w:rPr>
+          <w:rFonts w:hint="eastAsia"/>
+        </w:rPr>
+        <w:t xml:space="preserve"> and </w:t>
+      </w:r>
+      <w:r>
+        <w:rPr>
+          <w:rFonts w:hint="eastAsia"/>
+        </w:rPr>
+        <w:t>popular differentiation</w:t>
+      </w:r>
+      <w:r>
+        <w:rPr>
+          <w:rFonts w:hint="eastAsia"/>
+        </w:rPr>
+        <w:t xml:space="preserve"> facilitate cross-modal transfer learning</w:t>
+      </w:r>
+    </w:p>
+    <w:p>
+      <w:pPr>
         <w:pStyle w:val="1"/>
+        <w:rPr>
+          <w:rFonts w:hint="eastAsia"/>
+        </w:rPr>
       </w:pPr>
       <w:r>
         <w:rPr>
@@ -16,19 +51,28 @@
         <w:rPr>
           <w:rFonts w:hint="eastAsia"/>
         </w:rPr>
-        <w:t>Delayed t</w:t>
-      </w:r>
-      <w:r>
-        <w:rPr>
-          <w:rFonts w:hint="eastAsia"/>
-        </w:rPr>
-        <w:t>ransfer behavior: first-block advantage and later growth faster</w:t>
-      </w:r>
-      <w:r>
-        <w:rPr>
-          <w:rFonts w:hint="eastAsia"/>
-        </w:rPr>
-        <w:t xml:space="preserve"> &amp; basic imaging 2/5</w:t>
+        <w:t xml:space="preserve">Inter-trial stability and inter-cell </w:t>
+      </w:r>
+      <w:r>
+        <w:t>heterogeneity</w:t>
+      </w:r>
+      <w:r>
+        <w:rPr>
+          <w:rFonts w:hint="eastAsia"/>
+        </w:rPr>
+        <w:t xml:space="preserve"> of the cortical response</w:t>
+      </w:r>
+      <w:r>
+        <w:rPr>
+          <w:rFonts w:hint="eastAsia"/>
+        </w:rPr>
+        <w:t xml:space="preserve"> </w:t>
+      </w:r>
+      <w:r>
+        <w:rPr>
+          <w:rFonts w:hint="eastAsia"/>
+        </w:rPr>
+        <w:t>of the transfer task</w:t>
       </w:r>
     </w:p>
     <w:p>
@@ -36,7 +80,7 @@
         <w:pStyle w:val="a9"/>
         <w:numPr>
           <w:ilvl w:val="0"/>
-          <w:numId w:val="11"/>
+          <w:numId w:val="19"/>
         </w:numPr>
         <w:ind w:firstLineChars="0"/>
       </w:pPr>
@@ -44,25 +88,13 @@
         <w:rPr>
           <w:rFonts w:hint="eastAsia"/>
         </w:rPr>
-        <w:t xml:space="preserve">Paradigm </w:t>
-      </w:r>
-      <w:r>
-        <w:t>–</w:t>
-      </w:r>
-      <w:r>
-        <w:rPr>
-          <w:rFonts w:hint="eastAsia"/>
-        </w:rPr>
-        <w:t xml:space="preserve"> light: </w:t>
-      </w:r>
-      <w:r>
-        <w:t>naïve</w:t>
-      </w:r>
-      <w:r>
-        <w:rPr>
-          <w:rFonts w:hint="eastAsia"/>
-        </w:rPr>
-        <w:t xml:space="preserve"> vs. transfer</w:t>
+        <w:t xml:space="preserve">Diagram of </w:t>
+      </w:r>
+      <w:r>
+        <w:rPr>
+          <w:rFonts w:hint="eastAsia"/>
+        </w:rPr>
+        <w:t>cross-modal transfer learning</w:t>
       </w:r>
     </w:p>
     <w:p>
@@ -70,7 +102,7 @@
         <w:pStyle w:val="a9"/>
         <w:numPr>
           <w:ilvl w:val="0"/>
-          <w:numId w:val="11"/>
+          <w:numId w:val="19"/>
         </w:numPr>
         <w:ind w:firstLineChars="0"/>
       </w:pPr>
@@ -78,25 +110,7 @@
         <w:rPr>
           <w:rFonts w:hint="eastAsia"/>
         </w:rPr>
-        <w:t xml:space="preserve">Learning curve </w:t>
-      </w:r>
-      <w:r>
-        <w:t>–</w:t>
-      </w:r>
-      <w:r>
-        <w:rPr>
-          <w:rFonts w:hint="eastAsia"/>
-        </w:rPr>
-        <w:t xml:space="preserve"> light: </w:t>
-      </w:r>
-      <w:r>
-        <w:t>naïve</w:t>
-      </w:r>
-      <w:r>
-        <w:rPr>
-          <w:rFonts w:hint="eastAsia"/>
-        </w:rPr>
-        <w:t xml:space="preserve"> vs. transfer</w:t>
+        <w:t>Performance advantage of transfer: first-block hit rate and learning slope</w:t>
       </w:r>
     </w:p>
     <w:p>
@@ -104,7 +118,7 @@
         <w:pStyle w:val="a9"/>
         <w:numPr>
           <w:ilvl w:val="0"/>
-          <w:numId w:val="11"/>
+          <w:numId w:val="19"/>
         </w:numPr>
         <w:ind w:firstLineChars="0"/>
       </w:pPr>
@@ -112,39 +126,19 @@
         <w:rPr>
           <w:rFonts w:hint="eastAsia"/>
         </w:rPr>
-        <w:t xml:space="preserve">Sigmoid slope </w:t>
-      </w:r>
-      <w:r>
-        <w:t>–</w:t>
-      </w:r>
-      <w:r>
-        <w:rPr>
-          <w:rFonts w:hint="eastAsia"/>
-        </w:rPr>
-        <w:t xml:space="preserve"> light: </w:t>
-      </w:r>
-      <w:r>
-        <w:t>naïve</w:t>
-      </w:r>
-      <w:r>
-        <w:rPr>
-          <w:rFonts w:hint="eastAsia"/>
-        </w:rPr>
-        <w:t xml:space="preserve"> vs. transfer, a sample </w:t>
-      </w:r>
-      <w:proofErr w:type="gramStart"/>
-      <w:r>
-        <w:rPr>
-          <w:rFonts w:hint="eastAsia"/>
-        </w:rPr>
-        <w:t>mice</w:t>
-      </w:r>
-      <w:proofErr w:type="gramEnd"/>
-      <w:r>
-        <w:rPr>
-          <w:rFonts w:hint="eastAsia"/>
-        </w:rPr>
-        <w:t xml:space="preserve"> each</w:t>
+        <w:t>Diagram of</w:t>
+      </w:r>
+      <w:r>
+        <w:rPr>
+          <w:rFonts w:hint="eastAsia"/>
+        </w:rPr>
+        <w:t xml:space="preserve"> L2/5</w:t>
+      </w:r>
+      <w:r>
+        <w:rPr>
+          <w:rFonts w:hint="eastAsia"/>
+        </w:rPr>
+        <w:t xml:space="preserve"> two-photon imaging</w:t>
       </w:r>
     </w:p>
     <w:p>
@@ -152,7 +146,7 @@
         <w:pStyle w:val="a9"/>
         <w:numPr>
           <w:ilvl w:val="0"/>
-          <w:numId w:val="11"/>
+          <w:numId w:val="19"/>
         </w:numPr>
         <w:ind w:firstLineChars="0"/>
       </w:pPr>
@@ -160,16 +154,7 @@
         <w:rPr>
           <w:rFonts w:hint="eastAsia"/>
         </w:rPr>
-        <w:t xml:space="preserve">Sigmoid slope </w:t>
-      </w:r>
-      <w:r>
-        <w:t>–</w:t>
-      </w:r>
-      <w:r>
-        <w:rPr>
-          <w:rFonts w:hint="eastAsia"/>
-        </w:rPr>
-        <w:t xml:space="preserve"> light: </w:t>
+        <w:t xml:space="preserve">Representative trials of </w:t>
       </w:r>
       <w:r>
         <w:t>naïve</w:t>
@@ -178,7 +163,7 @@
         <w:rPr>
           <w:rFonts w:hint="eastAsia"/>
         </w:rPr>
-        <w:t xml:space="preserve"> vs. transfer, all mice</w:t>
+        <w:t>/transfer light water</w:t>
       </w:r>
     </w:p>
     <w:p>
@@ -186,7 +171,7 @@
         <w:pStyle w:val="a9"/>
         <w:numPr>
           <w:ilvl w:val="0"/>
-          <w:numId w:val="11"/>
+          <w:numId w:val="19"/>
         </w:numPr>
         <w:ind w:firstLineChars="0"/>
       </w:pPr>
@@ -194,7 +179,16 @@
         <w:rPr>
           <w:rFonts w:hint="eastAsia"/>
         </w:rPr>
-        <w:t>Injection site</w:t>
+        <w:t xml:space="preserve">Inter-trial divergence: transfer lower than </w:t>
+      </w:r>
+      <w:r>
+        <w:t>naïve</w:t>
+      </w:r>
+      <w:r>
+        <w:rPr>
+          <w:rFonts w:hint="eastAsia"/>
+        </w:rPr>
+        <w:t xml:space="preserve"> in L2 but not L5</w:t>
       </w:r>
     </w:p>
     <w:p>
@@ -202,7 +196,7 @@
         <w:pStyle w:val="a9"/>
         <w:numPr>
           <w:ilvl w:val="0"/>
-          <w:numId w:val="11"/>
+          <w:numId w:val="19"/>
         </w:numPr>
         <w:ind w:firstLineChars="0"/>
       </w:pPr>
@@ -210,7 +204,7 @@
         <w:rPr>
           <w:rFonts w:hint="eastAsia"/>
         </w:rPr>
-        <w:t>An example calcium image</w:t>
+        <w:t>Correlation of divergence vs. first-block hit rate</w:t>
       </w:r>
     </w:p>
     <w:p>
@@ -218,7 +212,7 @@
         <w:pStyle w:val="a9"/>
         <w:numPr>
           <w:ilvl w:val="0"/>
-          <w:numId w:val="11"/>
+          <w:numId w:val="19"/>
         </w:numPr>
         <w:ind w:firstLineChars="0"/>
       </w:pPr>
@@ -226,7 +220,7 @@
         <w:rPr>
           <w:rFonts w:hint="eastAsia"/>
         </w:rPr>
-        <w:t>Layer 2/5 diagram</w:t>
+        <w:t>3D-heatmap and histogram showing response heterogeneity</w:t>
       </w:r>
     </w:p>
     <w:p>
@@ -234,7 +228,7 @@
         <w:pStyle w:val="a9"/>
         <w:numPr>
           <w:ilvl w:val="0"/>
-          <w:numId w:val="11"/>
+          <w:numId w:val="19"/>
         </w:numPr>
         <w:ind w:firstLineChars="0"/>
       </w:pPr>
@@ -242,65 +236,16 @@
         <w:rPr>
           <w:rFonts w:hint="eastAsia"/>
         </w:rPr>
-        <w:t xml:space="preserve">Representative calcium trial curve. Cell A: </w:t>
-      </w:r>
-      <w:r>
-        <w:t>naïve</w:t>
-      </w:r>
-      <w:r>
-        <w:rPr>
-          <w:rFonts w:hint="eastAsia"/>
-        </w:rPr>
-        <w:t xml:space="preserve">-audio-water, learned-audio-water, transfer-light-water. Cell B: </w:t>
-      </w:r>
-      <w:r>
-        <w:t>naïve</w:t>
-      </w:r>
-      <w:r>
-        <w:rPr>
-          <w:rFonts w:hint="eastAsia"/>
-        </w:rPr>
-        <w:t>-light-water</w:t>
-      </w:r>
-    </w:p>
-    <w:p>
-      <w:pPr>
-        <w:pStyle w:val="1"/>
-      </w:pPr>
-      <w:r>
-        <w:rPr>
-          <w:rFonts w:hint="eastAsia"/>
-        </w:rPr>
-        <w:t xml:space="preserve">Figure S1: </w:t>
-      </w:r>
-      <w:r>
-        <w:rPr>
-          <w:rFonts w:hint="eastAsia"/>
-        </w:rPr>
-        <w:t xml:space="preserve">Behavior detail, delayed </w:t>
-      </w:r>
-      <w:r>
-        <w:t>–</w:t>
-      </w:r>
-      <w:r>
-        <w:rPr>
-          <w:rFonts w:hint="eastAsia"/>
-        </w:rPr>
-        <w:t xml:space="preserve"> </w:t>
-      </w:r>
-      <w:proofErr w:type="spellStart"/>
-      <w:r>
-        <w:rPr>
-          <w:rFonts w:hint="eastAsia"/>
-        </w:rPr>
-        <w:t>undelayed</w:t>
-      </w:r>
-      <w:proofErr w:type="spellEnd"/>
-      <w:r>
-        <w:rPr>
-          <w:rFonts w:hint="eastAsia"/>
-        </w:rPr>
-        <w:t xml:space="preserve"> paradigm</w:t>
+        <w:t xml:space="preserve">Transfer RH higher than </w:t>
+      </w:r>
+      <w:r>
+        <w:t>naïv</w:t>
+      </w:r>
+      <w:r>
+        <w:rPr>
+          <w:rFonts w:hint="eastAsia"/>
+        </w:rPr>
+        <w:t>e</w:t>
       </w:r>
     </w:p>
     <w:p>
@@ -308,7 +253,7 @@
         <w:pStyle w:val="a9"/>
         <w:numPr>
           <w:ilvl w:val="0"/>
-          <w:numId w:val="12"/>
+          <w:numId w:val="19"/>
         </w:numPr>
         <w:ind w:firstLineChars="0"/>
       </w:pPr>
@@ -316,22 +261,45 @@
         <w:rPr>
           <w:rFonts w:hint="eastAsia"/>
         </w:rPr>
-        <w:t>Delayed, l</w:t>
-      </w:r>
-      <w:r>
-        <w:rPr>
-          <w:rFonts w:hint="eastAsia"/>
-        </w:rPr>
-        <w:t xml:space="preserve">ick events scatter and histogram, light </w:t>
-      </w:r>
-      <w:r>
-        <w:t>naïve</w:t>
-      </w:r>
-      <w:r>
-        <w:rPr>
-          <w:rFonts w:hint="eastAsia"/>
-        </w:rPr>
-        <w:t xml:space="preserve"> vs. transfer</w:t>
+        <w:t>RH correlates with learning slope</w:t>
+      </w:r>
+    </w:p>
+    <w:p>
+      <w:pPr>
+        <w:pStyle w:val="1"/>
+        <w:rPr>
+          <w:rFonts w:hint="eastAsia"/>
+        </w:rPr>
+      </w:pPr>
+      <w:r>
+        <w:rPr>
+          <w:rFonts w:hint="eastAsia"/>
+        </w:rPr>
+        <w:t xml:space="preserve">Figure 2: </w:t>
+      </w:r>
+      <w:r>
+        <w:rPr>
+          <w:rFonts w:hint="eastAsia"/>
+        </w:rPr>
+        <w:t xml:space="preserve">Encoding ensemble </w:t>
+      </w:r>
+      <w:r>
+        <w:rPr>
+          <w:rFonts w:hint="eastAsia"/>
+        </w:rPr>
+        <w:t>facilitates first-block pe</w:t>
+      </w:r>
+      <w:r>
+        <w:rPr>
+          <w:rFonts w:hint="eastAsia"/>
+        </w:rPr>
+        <w:t>r</w:t>
+      </w:r>
+      <w:r>
+        <w:rPr>
+          <w:rFonts w:hint="eastAsia"/>
+        </w:rPr>
+        <w:t>formance</w:t>
       </w:r>
     </w:p>
     <w:p>
@@ -339,7 +307,7 @@
         <w:pStyle w:val="a9"/>
         <w:numPr>
           <w:ilvl w:val="0"/>
-          <w:numId w:val="12"/>
+          <w:numId w:val="20"/>
         </w:numPr>
         <w:ind w:firstLineChars="0"/>
       </w:pPr>
@@ -347,22 +315,7 @@
         <w:rPr>
           <w:rFonts w:hint="eastAsia"/>
         </w:rPr>
-        <w:t>Delayed, f</w:t>
-      </w:r>
-      <w:r>
-        <w:rPr>
-          <w:rFonts w:hint="eastAsia"/>
-        </w:rPr>
-        <w:t xml:space="preserve">irst-block expansion: hit rate of each trial, light </w:t>
-      </w:r>
-      <w:r>
-        <w:t>naïve</w:t>
-      </w:r>
-      <w:r>
-        <w:rPr>
-          <w:rFonts w:hint="eastAsia"/>
-        </w:rPr>
-        <w:t xml:space="preserve"> vs. transfer</w:t>
+        <w:t>Diagram of decoder: from calcium to cue/behavior</w:t>
       </w:r>
     </w:p>
     <w:p>
@@ -370,23 +323,15 @@
         <w:pStyle w:val="a9"/>
         <w:numPr>
           <w:ilvl w:val="0"/>
-          <w:numId w:val="12"/>
+          <w:numId w:val="20"/>
         </w:numPr>
         <w:ind w:firstLineChars="0"/>
       </w:pPr>
-      <w:proofErr w:type="spellStart"/>
-      <w:r>
-        <w:rPr>
-          <w:rFonts w:hint="eastAsia"/>
-        </w:rPr>
-        <w:t>Undelayed</w:t>
-      </w:r>
-      <w:proofErr w:type="spellEnd"/>
-      <w:r>
-        <w:rPr>
-          <w:rFonts w:hint="eastAsia"/>
-        </w:rPr>
-        <w:t xml:space="preserve"> paradigm diagram</w:t>
+      <w:r>
+        <w:rPr>
+          <w:rFonts w:hint="eastAsia"/>
+        </w:rPr>
+        <w:t>Behavior decoder can transfer to light, but cue decoder cannot</w:t>
       </w:r>
     </w:p>
     <w:p>
@@ -394,32 +339,15 @@
         <w:pStyle w:val="a9"/>
         <w:numPr>
           <w:ilvl w:val="0"/>
-          <w:numId w:val="12"/>
+          <w:numId w:val="20"/>
         </w:numPr>
         <w:ind w:firstLineChars="0"/>
       </w:pPr>
-      <w:proofErr w:type="spellStart"/>
-      <w:r>
-        <w:rPr>
-          <w:rFonts w:hint="eastAsia"/>
-        </w:rPr>
-        <w:t>Undelayed</w:t>
-      </w:r>
-      <w:proofErr w:type="spellEnd"/>
-      <w:r>
-        <w:rPr>
-          <w:rFonts w:hint="eastAsia"/>
-        </w:rPr>
-        <w:t xml:space="preserve"> learning curve, light, </w:t>
-      </w:r>
-      <w:r>
-        <w:t>naïve</w:t>
-      </w:r>
-      <w:r>
-        <w:rPr>
-          <w:rFonts w:hint="eastAsia"/>
-        </w:rPr>
-        <w:t xml:space="preserve"> vs. transfer</w:t>
+      <w:r>
+        <w:rPr>
+          <w:rFonts w:hint="eastAsia"/>
+        </w:rPr>
+        <w:t>Hit weights larger than miss weights</w:t>
       </w:r>
     </w:p>
     <w:p>
@@ -427,79 +355,21 @@
         <w:pStyle w:val="a9"/>
         <w:numPr>
           <w:ilvl w:val="0"/>
-          <w:numId w:val="12"/>
+          <w:numId w:val="20"/>
         </w:numPr>
         <w:ind w:firstLineChars="0"/>
       </w:pPr>
-      <w:proofErr w:type="spellStart"/>
-      <w:r>
-        <w:rPr>
-          <w:rFonts w:hint="eastAsia"/>
-        </w:rPr>
-        <w:t>Undelayed</w:t>
-      </w:r>
-      <w:proofErr w:type="spellEnd"/>
-      <w:r>
-        <w:rPr>
-          <w:rFonts w:hint="eastAsia"/>
-        </w:rPr>
-        <w:t xml:space="preserve"> sigmoid slope, light, </w:t>
-      </w:r>
-      <w:r>
-        <w:t>naïve</w:t>
-      </w:r>
-      <w:r>
-        <w:rPr>
-          <w:rFonts w:hint="eastAsia"/>
-        </w:rPr>
-        <w:t xml:space="preserve"> vs. transfer</w:t>
-      </w:r>
-    </w:p>
-    <w:p>
-      <w:pPr>
-        <w:pStyle w:val="1"/>
-      </w:pPr>
-      <w:r>
-        <w:rPr>
-          <w:rFonts w:hint="eastAsia"/>
-        </w:rPr>
-        <w:t>Figure 2: Reactivation</w:t>
-      </w:r>
-      <w:r>
-        <w:rPr>
-          <w:rFonts w:hint="eastAsia"/>
-        </w:rPr>
-        <w:t>,</w:t>
-      </w:r>
-      <w:r>
-        <w:rPr>
-          <w:rFonts w:hint="eastAsia"/>
-        </w:rPr>
-        <w:t xml:space="preserve"> divergence</w:t>
-      </w:r>
-      <w:r>
-        <w:rPr>
-          <w:rFonts w:hint="eastAsia"/>
-        </w:rPr>
-        <w:t>, model</w:t>
-      </w:r>
-      <w:r>
-        <w:rPr>
-          <w:rFonts w:hint="eastAsia"/>
-        </w:rPr>
-        <w:t xml:space="preserve"> </w:t>
-      </w:r>
-      <w:r>
-        <w:rPr>
-          <w:rFonts w:hint="eastAsia"/>
-        </w:rPr>
-        <w:t>→</w:t>
-      </w:r>
-      <w:r>
-        <w:rPr>
-          <w:rFonts w:hint="eastAsia"/>
-        </w:rPr>
-        <w:t xml:space="preserve"> first-block</w:t>
+      <w:r>
+        <w:rPr>
+          <w:rFonts w:hint="eastAsia"/>
+        </w:rPr>
+        <w:t>Hit ce</w:t>
+      </w:r>
+      <w:r>
+        <w:rPr>
+          <w:rFonts w:hint="eastAsia"/>
+        </w:rPr>
+        <w:t>lls in hit trials are more convergent among trials than miss cells in miss trials</w:t>
       </w:r>
     </w:p>
     <w:p>
@@ -507,7 +377,7 @@
         <w:pStyle w:val="a9"/>
         <w:numPr>
           <w:ilvl w:val="0"/>
-          <w:numId w:val="13"/>
+          <w:numId w:val="20"/>
         </w:numPr>
         <w:ind w:firstLineChars="0"/>
       </w:pPr>
@@ -515,7 +385,7 @@
         <w:rPr>
           <w:rFonts w:hint="eastAsia"/>
         </w:rPr>
-        <w:t>Heatmap, learned audio-water, transfer light-water hit, transfer light-water miss</w:t>
+        <w:t>Activity of hit cells correlates with first-block hit rate, but miss cells do not.</w:t>
       </w:r>
     </w:p>
     <w:p>
@@ -523,23 +393,29 @@
         <w:pStyle w:val="a9"/>
         <w:numPr>
           <w:ilvl w:val="0"/>
-          <w:numId w:val="13"/>
+          <w:numId w:val="20"/>
         </w:numPr>
         <w:ind w:firstLineChars="0"/>
       </w:pPr>
+      <w:r>
+        <w:rPr>
+          <w:rFonts w:hint="eastAsia"/>
+        </w:rPr>
+        <w:t xml:space="preserve">Diagram of </w:t>
+      </w:r>
       <w:proofErr w:type="spellStart"/>
       <w:r>
         <w:rPr>
           <w:rFonts w:hint="eastAsia"/>
         </w:rPr>
-        <w:t>MultiShadowedLines</w:t>
+        <w:t>cFos</w:t>
       </w:r>
       <w:proofErr w:type="spellEnd"/>
       <w:r>
         <w:rPr>
           <w:rFonts w:hint="eastAsia"/>
         </w:rPr>
-        <w:t>, learned-active cells; learned audio-water, transfer light-water hit, transfer light-water miss</w:t>
+        <w:t>-TRAP</w:t>
       </w:r>
     </w:p>
     <w:p>
@@ -547,15 +423,23 @@
         <w:pStyle w:val="a9"/>
         <w:numPr>
           <w:ilvl w:val="0"/>
-          <w:numId w:val="13"/>
+          <w:numId w:val="20"/>
         </w:numPr>
         <w:ind w:firstLineChars="0"/>
       </w:pPr>
-      <w:r>
-        <w:rPr>
-          <w:rFonts w:hint="eastAsia"/>
-        </w:rPr>
-        <w:t>Pie chart, cell proportion, learned active / all cells, transfer active / all cells, transfer reactive / learned active</w:t>
+      <w:proofErr w:type="spellStart"/>
+      <w:r>
+        <w:rPr>
+          <w:rFonts w:hint="eastAsia"/>
+        </w:rPr>
+        <w:t>cFos</w:t>
+      </w:r>
+      <w:proofErr w:type="spellEnd"/>
+      <w:r>
+        <w:rPr>
+          <w:rFonts w:hint="eastAsia"/>
+        </w:rPr>
+        <w:t xml:space="preserve"> expression</w:t>
       </w:r>
     </w:p>
     <w:p>
@@ -563,7 +447,7 @@
         <w:pStyle w:val="a9"/>
         <w:numPr>
           <w:ilvl w:val="0"/>
-          <w:numId w:val="13"/>
+          <w:numId w:val="20"/>
         </w:numPr>
         <w:ind w:firstLineChars="0"/>
       </w:pPr>
@@ -571,7 +455,68 @@
         <w:rPr>
           <w:rFonts w:hint="eastAsia"/>
         </w:rPr>
-        <w:t>Comparison, reactivation of transfer hit/miss</w:t>
+        <w:t xml:space="preserve">Lower first-block performance in </w:t>
+      </w:r>
+      <w:proofErr w:type="spellStart"/>
+      <w:r>
+        <w:rPr>
+          <w:rFonts w:hint="eastAsia"/>
+        </w:rPr>
+        <w:t>cFos</w:t>
+      </w:r>
+      <w:proofErr w:type="spellEnd"/>
+      <w:r>
+        <w:rPr>
+          <w:rFonts w:hint="eastAsia"/>
+        </w:rPr>
+        <w:t xml:space="preserve"> inhibition</w:t>
+      </w:r>
+    </w:p>
+    <w:p>
+      <w:pPr>
+        <w:pStyle w:val="1"/>
+      </w:pPr>
+      <w:r>
+        <w:rPr>
+          <w:rFonts w:hint="eastAsia"/>
+        </w:rPr>
+        <w:t>Figure 3:</w:t>
+      </w:r>
+      <w:r>
+        <w:rPr>
+          <w:rFonts w:hint="eastAsia"/>
+        </w:rPr>
+        <w:t xml:space="preserve"> </w:t>
+      </w:r>
+      <w:r>
+        <w:t xml:space="preserve">Stable </w:t>
+      </w:r>
+      <w:r>
+        <w:rPr>
+          <w:rFonts w:hint="eastAsia"/>
+        </w:rPr>
+        <w:t>en</w:t>
+      </w:r>
+      <w:r>
+        <w:t xml:space="preserve">coding </w:t>
+      </w:r>
+      <w:r>
+        <w:rPr>
+          <w:rFonts w:hint="eastAsia"/>
+        </w:rPr>
+        <w:t>ensemble</w:t>
+      </w:r>
+      <w:r>
+        <w:t xml:space="preserve"> </w:t>
+      </w:r>
+      <w:r>
+        <w:rPr>
+          <w:rFonts w:hint="eastAsia"/>
+        </w:rPr>
+        <w:t>fades</w:t>
+      </w:r>
+      <w:r>
+        <w:t xml:space="preserve"> over time</w:t>
       </w:r>
     </w:p>
     <w:p>
@@ -579,7 +524,7 @@
         <w:pStyle w:val="a9"/>
         <w:numPr>
           <w:ilvl w:val="0"/>
-          <w:numId w:val="13"/>
+          <w:numId w:val="21"/>
         </w:numPr>
         <w:ind w:firstLineChars="0"/>
       </w:pPr>
@@ -587,16 +532,7 @@
         <w:rPr>
           <w:rFonts w:hint="eastAsia"/>
         </w:rPr>
-        <w:t xml:space="preserve">Correlation, reactivation </w:t>
-      </w:r>
-      <w:r>
-        <w:t>–</w:t>
-      </w:r>
-      <w:r>
-        <w:rPr>
-          <w:rFonts w:hint="eastAsia"/>
-        </w:rPr>
-        <w:t xml:space="preserve"> hit rate</w:t>
+        <w:t>Diagram of 7-day gap</w:t>
       </w:r>
     </w:p>
     <w:p>
@@ -604,7 +540,7 @@
         <w:pStyle w:val="a9"/>
         <w:numPr>
           <w:ilvl w:val="0"/>
-          <w:numId w:val="13"/>
+          <w:numId w:val="21"/>
         </w:numPr>
         <w:ind w:firstLineChars="0"/>
       </w:pPr>
@@ -612,16 +548,13 @@
         <w:rPr>
           <w:rFonts w:hint="eastAsia"/>
         </w:rPr>
-        <w:t xml:space="preserve">Representative trial traces demonstrating divergence of </w:t>
-      </w:r>
-      <w:r>
-        <w:t>naïve</w:t>
-      </w:r>
-      <w:r>
-        <w:rPr>
-          <w:rFonts w:hint="eastAsia"/>
-        </w:rPr>
-        <w:t>, learned, transfer</w:t>
+        <w:t>Lower performance</w:t>
+      </w:r>
+      <w:r>
+        <w:rPr>
+          <w:rFonts w:hint="eastAsia"/>
+        </w:rPr>
+        <w:t xml:space="preserve"> after 7 days</w:t>
       </w:r>
     </w:p>
     <w:p>
@@ -629,7 +562,7 @@
         <w:pStyle w:val="a9"/>
         <w:numPr>
           <w:ilvl w:val="0"/>
-          <w:numId w:val="13"/>
+          <w:numId w:val="21"/>
         </w:numPr>
         <w:ind w:firstLineChars="0"/>
       </w:pPr>
@@ -637,16 +570,7 @@
         <w:rPr>
           <w:rFonts w:hint="eastAsia"/>
         </w:rPr>
-        <w:t xml:space="preserve">Comparison of divergence of learned audio, transfer light, </w:t>
-      </w:r>
-      <w:r>
-        <w:t>naïve</w:t>
-      </w:r>
-      <w:r>
-        <w:rPr>
-          <w:rFonts w:hint="eastAsia"/>
-        </w:rPr>
-        <w:t xml:space="preserve"> light, L2/5</w:t>
+        <w:t>Higher divergence after 7 days</w:t>
       </w:r>
     </w:p>
     <w:p>
@@ -654,7 +578,7 @@
         <w:pStyle w:val="a9"/>
         <w:numPr>
           <w:ilvl w:val="0"/>
-          <w:numId w:val="13"/>
+          <w:numId w:val="21"/>
         </w:numPr>
         <w:ind w:firstLineChars="0"/>
       </w:pPr>
@@ -662,33 +586,8 @@
         <w:rPr>
           <w:rFonts w:hint="eastAsia"/>
         </w:rPr>
-        <w:t xml:space="preserve">Correlation of divergence </w:t>
-      </w:r>
-      <w:r>
-        <w:t>–</w:t>
-      </w:r>
-      <w:r>
-        <w:rPr>
-          <w:rFonts w:hint="eastAsia"/>
-        </w:rPr>
-        <w:t xml:space="preserve"> hit rate, transfer</w:t>
-      </w:r>
-      <w:r>
-        <w:rPr>
-          <w:rFonts w:hint="eastAsia"/>
-        </w:rPr>
-        <w:t>, L2/5</w:t>
-      </w:r>
-    </w:p>
-    <w:p>
-      <w:pPr>
-        <w:pStyle w:val="1"/>
-      </w:pPr>
-      <w:r>
-        <w:rPr>
-          <w:rFonts w:hint="eastAsia"/>
-        </w:rPr>
-        <w:t>Figure S2: Information encoding</w:t>
+        <w:lastRenderedPageBreak/>
+        <w:t>Encoding ensemble does not transfer after 7 days</w:t>
       </w:r>
     </w:p>
     <w:p>
@@ -696,7 +595,7 @@
         <w:pStyle w:val="a9"/>
         <w:numPr>
           <w:ilvl w:val="0"/>
-          <w:numId w:val="14"/>
+          <w:numId w:val="21"/>
         </w:numPr>
         <w:ind w:firstLineChars="0"/>
       </w:pPr>
@@ -704,7 +603,30 @@
         <w:rPr>
           <w:rFonts w:hint="eastAsia"/>
         </w:rPr>
-        <w:t>Diagram of decoder, predict task variables from calcium, GLM</w:t>
+        <w:t>Encoding ensemble is inactive after 7 days</w:t>
+      </w:r>
+    </w:p>
+    <w:p>
+      <w:pPr>
+        <w:pStyle w:val="1"/>
+      </w:pPr>
+      <w:r>
+        <w:rPr>
+          <w:rFonts w:hint="eastAsia"/>
+        </w:rPr>
+        <w:t>Figure 4: Indirect manipulation</w:t>
+      </w:r>
+      <w:r>
+        <w:rPr>
+          <w:rFonts w:hint="eastAsia"/>
+        </w:rPr>
+        <w:t xml:space="preserve"> on heterogeneity</w:t>
+      </w:r>
+      <w:r>
+        <w:rPr>
+          <w:rFonts w:hint="eastAsia"/>
+        </w:rPr>
+        <w:t>: TH inhibition</w:t>
       </w:r>
     </w:p>
     <w:p>
@@ -712,7 +634,7 @@
         <w:pStyle w:val="a9"/>
         <w:numPr>
           <w:ilvl w:val="0"/>
-          <w:numId w:val="14"/>
+          <w:numId w:val="23"/>
         </w:numPr>
         <w:ind w:firstLineChars="0"/>
       </w:pPr>
@@ -720,7 +642,7 @@
         <w:rPr>
           <w:rFonts w:hint="eastAsia"/>
         </w:rPr>
-        <w:t>Information of prediction by time, predict cue from learned audio + transfer light, predict behavior from transfer first-block hit/miss</w:t>
+        <w:t>Diagram of TH inhibition</w:t>
       </w:r>
     </w:p>
     <w:p>
@@ -728,7 +650,7 @@
         <w:pStyle w:val="a9"/>
         <w:numPr>
           <w:ilvl w:val="0"/>
-          <w:numId w:val="14"/>
+          <w:numId w:val="23"/>
         </w:numPr>
         <w:ind w:firstLineChars="0"/>
       </w:pPr>
@@ -736,20 +658,7 @@
         <w:rPr>
           <w:rFonts w:hint="eastAsia"/>
         </w:rPr>
-        <w:lastRenderedPageBreak/>
-        <w:t xml:space="preserve">Weight matrix, time </w:t>
-      </w:r>
-      <w:r>
-        <w:rPr>
-          <w:rFonts w:hint="eastAsia"/>
-        </w:rPr>
-        <w:t>×</w:t>
-      </w:r>
-      <w:r>
-        <w:rPr>
-          <w:rFonts w:hint="eastAsia"/>
-        </w:rPr>
-        <w:t xml:space="preserve"> cell, by variables, data from full-time calcium</w:t>
+        <w:t>Expression</w:t>
       </w:r>
     </w:p>
     <w:p>
@@ -757,48 +666,15 @@
         <w:pStyle w:val="a9"/>
         <w:numPr>
           <w:ilvl w:val="0"/>
-          <w:numId w:val="14"/>
+          <w:numId w:val="23"/>
         </w:numPr>
         <w:ind w:firstLineChars="0"/>
       </w:pPr>
-      <w:proofErr w:type="spellStart"/>
-      <w:r>
-        <w:rPr>
-          <w:rFonts w:hint="eastAsia"/>
-        </w:rPr>
-        <w:t>Errorbar</w:t>
-      </w:r>
-      <w:proofErr w:type="spellEnd"/>
-      <w:r>
-        <w:rPr>
-          <w:rFonts w:hint="eastAsia"/>
-        </w:rPr>
-        <w:t xml:space="preserve"> lines, cellwise average of absolute weights by time</w:t>
-      </w:r>
-    </w:p>
-    <w:p>
-      <w:pPr>
-        <w:pStyle w:val="1"/>
-      </w:pPr>
-      <w:r>
-        <w:rPr>
-          <w:rFonts w:hint="eastAsia"/>
-        </w:rPr>
-        <w:t xml:space="preserve">Figure 3: </w:t>
-      </w:r>
-      <w:proofErr w:type="spellStart"/>
-      <w:r>
-        <w:rPr>
-          <w:rFonts w:hint="eastAsia"/>
-        </w:rPr>
-        <w:t>cFos</w:t>
-      </w:r>
-      <w:proofErr w:type="spellEnd"/>
-      <w:r>
-        <w:rPr>
-          <w:rFonts w:hint="eastAsia"/>
-        </w:rPr>
-        <w:t xml:space="preserve"> and 7-day</w:t>
+      <w:r>
+        <w:rPr>
+          <w:rFonts w:hint="eastAsia"/>
+        </w:rPr>
+        <w:t>Learning curve: lower slope but not first-block performance</w:t>
       </w:r>
     </w:p>
     <w:p>
@@ -806,29 +682,56 @@
         <w:pStyle w:val="a9"/>
         <w:numPr>
           <w:ilvl w:val="0"/>
-          <w:numId w:val="15"/>
+          <w:numId w:val="23"/>
         </w:numPr>
         <w:ind w:firstLineChars="0"/>
-      </w:pPr>
-      <w:r>
-        <w:rPr>
-          <w:rFonts w:hint="eastAsia"/>
-        </w:rPr>
-        <w:t xml:space="preserve">Diagram of </w:t>
-      </w:r>
-      <w:proofErr w:type="spellStart"/>
-      <w:r>
-        <w:rPr>
-          <w:rFonts w:hint="eastAsia"/>
-        </w:rPr>
-        <w:t>cFos</w:t>
-      </w:r>
-      <w:proofErr w:type="spellEnd"/>
-      <w:r>
-        <w:rPr>
-          <w:rFonts w:hint="eastAsia"/>
-        </w:rPr>
-        <w:t xml:space="preserve"> TRAP</w:t>
+        <w:rPr>
+          <w:rFonts w:hint="eastAsia"/>
+        </w:rPr>
+      </w:pPr>
+      <w:r>
+        <w:rPr>
+          <w:rFonts w:hint="eastAsia"/>
+        </w:rPr>
+        <w:t>Lower population heterogeneity</w:t>
+      </w:r>
+    </w:p>
+    <w:p>
+      <w:pPr>
+        <w:pStyle w:val="1"/>
+      </w:pPr>
+      <w:r>
+        <w:rPr>
+          <w:rFonts w:hint="eastAsia"/>
+        </w:rPr>
+        <w:t xml:space="preserve">Figure </w:t>
+      </w:r>
+      <w:r>
+        <w:rPr>
+          <w:rFonts w:hint="eastAsia"/>
+        </w:rPr>
+        <w:t>5</w:t>
+      </w:r>
+      <w:r>
+        <w:rPr>
+          <w:rFonts w:hint="eastAsia"/>
+        </w:rPr>
+        <w:t xml:space="preserve">: </w:t>
+      </w:r>
+      <w:r>
+        <w:rPr>
+          <w:rFonts w:hint="eastAsia"/>
+        </w:rPr>
+        <w:t xml:space="preserve">Validation of response </w:t>
+      </w:r>
+      <w:r>
+        <w:t>heterogeneity</w:t>
+      </w:r>
+      <w:r>
+        <w:rPr>
+          <w:rFonts w:hint="eastAsia"/>
+        </w:rPr>
+        <w:t xml:space="preserve"> on RNN model</w:t>
       </w:r>
     </w:p>
     <w:p>
@@ -836,7 +739,7 @@
         <w:pStyle w:val="a9"/>
         <w:numPr>
           <w:ilvl w:val="0"/>
-          <w:numId w:val="15"/>
+          <w:numId w:val="22"/>
         </w:numPr>
         <w:ind w:firstLineChars="0"/>
       </w:pPr>
@@ -844,7 +747,7 @@
         <w:rPr>
           <w:rFonts w:hint="eastAsia"/>
         </w:rPr>
-        <w:t>Expression fluorescent photo</w:t>
+        <w:t>RNN model diagram</w:t>
       </w:r>
     </w:p>
     <w:p>
@@ -852,7 +755,7 @@
         <w:pStyle w:val="a9"/>
         <w:numPr>
           <w:ilvl w:val="0"/>
-          <w:numId w:val="15"/>
+          <w:numId w:val="22"/>
         </w:numPr>
         <w:ind w:firstLineChars="0"/>
       </w:pPr>
@@ -860,21 +763,7 @@
         <w:rPr>
           <w:rFonts w:hint="eastAsia"/>
         </w:rPr>
-        <w:t xml:space="preserve">Learning curve and first-block hit rate inset bar chart, </w:t>
-      </w:r>
-      <w:proofErr w:type="spellStart"/>
-      <w:r>
-        <w:rPr>
-          <w:rFonts w:hint="eastAsia"/>
-        </w:rPr>
-        <w:t>cFos</w:t>
-      </w:r>
-      <w:proofErr w:type="spellEnd"/>
-      <w:r>
-        <w:rPr>
-          <w:rFonts w:hint="eastAsia"/>
-        </w:rPr>
-        <w:t xml:space="preserve"> inhibition</w:t>
+        <w:t>Model learning curve</w:t>
       </w:r>
     </w:p>
     <w:p>
@@ -882,7 +771,7 @@
         <w:pStyle w:val="a9"/>
         <w:numPr>
           <w:ilvl w:val="0"/>
-          <w:numId w:val="15"/>
+          <w:numId w:val="22"/>
         </w:numPr>
         <w:ind w:firstLineChars="0"/>
       </w:pPr>
@@ -890,7 +779,10 @@
         <w:rPr>
           <w:rFonts w:hint="eastAsia"/>
         </w:rPr>
-        <w:t>Diagram of non-specific inhibition</w:t>
+        <w:t xml:space="preserve">Heatmap showing </w:t>
+      </w:r>
+      <w:r>
+        <w:t>heterogeneity</w:t>
       </w:r>
     </w:p>
     <w:p>
@@ -898,7 +790,7 @@
         <w:pStyle w:val="a9"/>
         <w:numPr>
           <w:ilvl w:val="0"/>
-          <w:numId w:val="15"/>
+          <w:numId w:val="22"/>
         </w:numPr>
         <w:ind w:firstLineChars="0"/>
       </w:pPr>
@@ -906,7 +798,19 @@
         <w:rPr>
           <w:rFonts w:hint="eastAsia"/>
         </w:rPr>
-        <w:t>Expression fluorescent photo</w:t>
+        <w:t xml:space="preserve">Comparison of </w:t>
+      </w:r>
+      <w:r>
+        <w:t>naïve</w:t>
+      </w:r>
+      <w:r>
+        <w:rPr>
+          <w:rFonts w:hint="eastAsia"/>
+        </w:rPr>
+        <w:t xml:space="preserve">/transfer </w:t>
+      </w:r>
+      <w:r>
+        <w:t>heterogeneity</w:t>
       </w:r>
     </w:p>
     <w:p>
@@ -914,7 +818,7 @@
         <w:pStyle w:val="a9"/>
         <w:numPr>
           <w:ilvl w:val="0"/>
-          <w:numId w:val="15"/>
+          <w:numId w:val="22"/>
         </w:numPr>
         <w:ind w:firstLineChars="0"/>
       </w:pPr>
@@ -922,7 +826,16 @@
         <w:rPr>
           <w:rFonts w:hint="eastAsia"/>
         </w:rPr>
-        <w:t>Learning curve and first-block hit rate inset bar chart</w:t>
+        <w:t xml:space="preserve">Comparison of </w:t>
+      </w:r>
+      <w:r>
+        <w:t>naïve</w:t>
+      </w:r>
+      <w:r>
+        <w:rPr>
+          <w:rFonts w:hint="eastAsia"/>
+        </w:rPr>
+        <w:t>/transfer weight SD</w:t>
       </w:r>
     </w:p>
     <w:p>
@@ -930,7 +843,7 @@
         <w:pStyle w:val="a9"/>
         <w:numPr>
           <w:ilvl w:val="0"/>
-          <w:numId w:val="15"/>
+          <w:numId w:val="22"/>
         </w:numPr>
         <w:ind w:firstLineChars="0"/>
       </w:pPr>
@@ -938,7 +851,7 @@
         <w:rPr>
           <w:rFonts w:hint="eastAsia"/>
         </w:rPr>
-        <w:t>Diagram of 7-day gap</w:t>
+        <w:t>Lower learning slope on simulated TH inhibition</w:t>
       </w:r>
     </w:p>
     <w:p>
@@ -946,7 +859,7 @@
         <w:pStyle w:val="a9"/>
         <w:numPr>
           <w:ilvl w:val="0"/>
-          <w:numId w:val="15"/>
+          <w:numId w:val="22"/>
         </w:numPr>
         <w:ind w:firstLineChars="0"/>
       </w:pPr>
@@ -954,39 +867,16 @@
         <w:rPr>
           <w:rFonts w:hint="eastAsia"/>
         </w:rPr>
-        <w:t>Learning curve and first-block hit rate inset bar chart, 7-day gap</w:t>
-      </w:r>
-    </w:p>
-    <w:p>
-      <w:pPr>
-        <w:pStyle w:val="a9"/>
-        <w:numPr>
-          <w:ilvl w:val="0"/>
-          <w:numId w:val="15"/>
-        </w:numPr>
-        <w:ind w:firstLineChars="0"/>
-      </w:pPr>
-      <w:r>
-        <w:rPr>
-          <w:rFonts w:hint="eastAsia"/>
-        </w:rPr>
-        <w:t>Reactivation and divergence, 7-day vs. control, bar chart</w:t>
-      </w:r>
-    </w:p>
-    <w:p>
-      <w:pPr>
-        <w:pStyle w:val="a9"/>
-        <w:numPr>
-          <w:ilvl w:val="0"/>
-          <w:numId w:val="15"/>
-        </w:numPr>
-        <w:ind w:firstLineChars="0"/>
-      </w:pPr>
-      <w:r>
-        <w:rPr>
-          <w:rFonts w:hint="eastAsia"/>
-        </w:rPr>
-        <w:t>Summary diagram of reactivation and divergence</w:t>
+        <w:t xml:space="preserve">Lower </w:t>
+      </w:r>
+      <w:r>
+        <w:t>heterogeneity</w:t>
+      </w:r>
+      <w:r>
+        <w:rPr>
+          <w:rFonts w:hint="eastAsia"/>
+        </w:rPr>
+        <w:t xml:space="preserve"> on simulated TH inhibition</w:t>
       </w:r>
     </w:p>
     <w:p>
@@ -997,522 +887,29 @@
         <w:rPr>
           <w:rFonts w:hint="eastAsia"/>
         </w:rPr>
-        <w:t xml:space="preserve">Figure 4: Response </w:t>
-      </w:r>
-      <w:r>
-        <w:t>heterogeneity</w:t>
-      </w:r>
-    </w:p>
-    <w:p>
-      <w:pPr>
-        <w:pStyle w:val="a9"/>
-        <w:numPr>
-          <w:ilvl w:val="0"/>
-          <w:numId w:val="10"/>
-        </w:numPr>
-        <w:ind w:firstLineChars="0"/>
-      </w:pPr>
-      <w:r>
-        <w:rPr>
-          <w:rFonts w:hint="eastAsia"/>
-        </w:rPr>
-        <w:t xml:space="preserve">3-D heatmap and histogram demonstrating heterogeneity of a representative </w:t>
-      </w:r>
-      <w:r>
-        <w:t>naïve</w:t>
-      </w:r>
-      <w:r>
-        <w:rPr>
-          <w:rFonts w:hint="eastAsia"/>
-        </w:rPr>
-        <w:t xml:space="preserve"> and transfer block</w:t>
-      </w:r>
-    </w:p>
-    <w:p>
-      <w:pPr>
-        <w:pStyle w:val="a9"/>
-        <w:numPr>
-          <w:ilvl w:val="0"/>
-          <w:numId w:val="10"/>
-        </w:numPr>
-        <w:ind w:firstLineChars="0"/>
-      </w:pPr>
-      <w:r>
-        <w:rPr>
-          <w:rFonts w:hint="eastAsia"/>
-        </w:rPr>
-        <w:t xml:space="preserve">Correlation, heterogeneity </w:t>
-      </w:r>
-      <w:r>
-        <w:t>–</w:t>
-      </w:r>
-      <w:r>
-        <w:rPr>
-          <w:rFonts w:hint="eastAsia"/>
-        </w:rPr>
-        <w:t xml:space="preserve"> sigmoid slope, L2/5</w:t>
-      </w:r>
-    </w:p>
-    <w:p>
-      <w:pPr>
-        <w:pStyle w:val="a9"/>
-        <w:numPr>
-          <w:ilvl w:val="0"/>
-          <w:numId w:val="10"/>
-        </w:numPr>
-        <w:ind w:firstLineChars="0"/>
-      </w:pPr>
-      <w:r>
-        <w:rPr>
-          <w:rFonts w:hint="eastAsia"/>
-        </w:rPr>
-        <w:t xml:space="preserve">Comparison, heterogeneity of learned audio </w:t>
-      </w:r>
-      <w:r>
-        <w:t>–</w:t>
-      </w:r>
-      <w:r>
-        <w:rPr>
-          <w:rFonts w:hint="eastAsia"/>
-        </w:rPr>
-        <w:t xml:space="preserve"> transfer light </w:t>
-      </w:r>
-      <w:r>
-        <w:t>–</w:t>
-      </w:r>
-      <w:r>
-        <w:rPr>
-          <w:rFonts w:hint="eastAsia"/>
-        </w:rPr>
-        <w:t xml:space="preserve"> </w:t>
-      </w:r>
-      <w:r>
-        <w:t>naïve</w:t>
-      </w:r>
-      <w:r>
-        <w:rPr>
-          <w:rFonts w:hint="eastAsia"/>
-        </w:rPr>
-        <w:t xml:space="preserve"> </w:t>
-      </w:r>
-      <w:r>
-        <w:t>light</w:t>
-      </w:r>
-      <w:r>
-        <w:rPr>
-          <w:rFonts w:hint="eastAsia"/>
-        </w:rPr>
-        <w:t>, L2/5</w:t>
-      </w:r>
-    </w:p>
-    <w:p>
-      <w:pPr>
-        <w:pStyle w:val="a9"/>
-        <w:numPr>
-          <w:ilvl w:val="0"/>
-          <w:numId w:val="10"/>
-        </w:numPr>
-        <w:ind w:firstLineChars="0"/>
-      </w:pPr>
-      <w:r>
-        <w:rPr>
-          <w:rFonts w:hint="eastAsia"/>
-        </w:rPr>
-        <w:t xml:space="preserve">Baseline std comparison of </w:t>
-      </w:r>
-      <w:r>
-        <w:t>naïve</w:t>
-      </w:r>
-      <w:r>
-        <w:rPr>
-          <w:rFonts w:hint="eastAsia"/>
-        </w:rPr>
-        <w:t>/transfer light</w:t>
-      </w:r>
-    </w:p>
-    <w:p>
-      <w:pPr>
-        <w:pStyle w:val="1"/>
-      </w:pPr>
-      <w:r>
-        <w:rPr>
-          <w:rFonts w:hint="eastAsia"/>
-        </w:rPr>
-        <w:t>Figure 5: RNN simulation</w:t>
-      </w:r>
-    </w:p>
-    <w:p>
-      <w:pPr>
-        <w:pStyle w:val="a9"/>
-        <w:numPr>
-          <w:ilvl w:val="0"/>
-          <w:numId w:val="17"/>
-        </w:numPr>
-        <w:ind w:firstLineChars="0"/>
-      </w:pPr>
-      <w:r>
-        <w:rPr>
-          <w:rFonts w:hint="eastAsia"/>
-        </w:rPr>
-        <w:t>RNN architecture diagram</w:t>
-      </w:r>
-    </w:p>
-    <w:p>
-      <w:pPr>
-        <w:pStyle w:val="a9"/>
-        <w:numPr>
-          <w:ilvl w:val="0"/>
-          <w:numId w:val="17"/>
-        </w:numPr>
-        <w:ind w:firstLineChars="0"/>
-      </w:pPr>
-      <w:r>
-        <w:rPr>
-          <w:rFonts w:hint="eastAsia"/>
-        </w:rPr>
-        <w:t>RNN trial steps diagram</w:t>
-      </w:r>
-    </w:p>
-    <w:p>
-      <w:pPr>
-        <w:pStyle w:val="a9"/>
-        <w:numPr>
-          <w:ilvl w:val="0"/>
-          <w:numId w:val="17"/>
-        </w:numPr>
-        <w:ind w:firstLineChars="0"/>
-      </w:pPr>
-      <w:r>
-        <w:rPr>
-          <w:rFonts w:hint="eastAsia"/>
-        </w:rPr>
-        <w:t>RNN weight update diagram</w:t>
-      </w:r>
-    </w:p>
-    <w:p>
-      <w:pPr>
-        <w:pStyle w:val="a9"/>
-        <w:numPr>
-          <w:ilvl w:val="0"/>
-          <w:numId w:val="17"/>
-        </w:numPr>
-        <w:ind w:firstLineChars="0"/>
-      </w:pPr>
-      <w:r>
-        <w:rPr>
-          <w:rFonts w:hint="eastAsia"/>
-        </w:rPr>
-        <w:t>RNN I/O diagram</w:t>
-      </w:r>
-    </w:p>
-    <w:p>
-      <w:pPr>
-        <w:pStyle w:val="a9"/>
-        <w:numPr>
-          <w:ilvl w:val="0"/>
-          <w:numId w:val="17"/>
-        </w:numPr>
-        <w:ind w:firstLineChars="0"/>
-      </w:pPr>
-      <w:r>
-        <w:rPr>
-          <w:rFonts w:hint="eastAsia"/>
-        </w:rPr>
-        <w:t>RNN connection weight evolution</w:t>
-      </w:r>
-    </w:p>
-    <w:p>
-      <w:pPr>
-        <w:pStyle w:val="a9"/>
-        <w:numPr>
-          <w:ilvl w:val="0"/>
-          <w:numId w:val="17"/>
-        </w:numPr>
-        <w:ind w:firstLineChars="0"/>
-      </w:pPr>
-      <w:r>
-        <w:rPr>
-          <w:rFonts w:hint="eastAsia"/>
-        </w:rPr>
-        <w:t>RNN weight SD</w:t>
-      </w:r>
-    </w:p>
-    <w:p>
-      <w:pPr>
-        <w:pStyle w:val="a9"/>
-        <w:numPr>
-          <w:ilvl w:val="0"/>
-          <w:numId w:val="17"/>
-        </w:numPr>
-        <w:ind w:firstLineChars="0"/>
-      </w:pPr>
-      <w:r>
-        <w:rPr>
-          <w:rFonts w:hint="eastAsia"/>
-        </w:rPr>
-        <w:t>RNN heterogeneity</w:t>
-      </w:r>
-    </w:p>
-    <w:p>
-      <w:pPr>
-        <w:pStyle w:val="a9"/>
-        <w:numPr>
-          <w:ilvl w:val="0"/>
-          <w:numId w:val="17"/>
-        </w:numPr>
-        <w:ind w:firstLineChars="0"/>
-      </w:pPr>
-      <w:r>
-        <w:rPr>
-          <w:rFonts w:hint="eastAsia"/>
-        </w:rPr>
-        <w:t>RNN sigmoid fit</w:t>
-      </w:r>
-    </w:p>
-    <w:p>
-      <w:pPr>
-        <w:pStyle w:val="a9"/>
-        <w:numPr>
-          <w:ilvl w:val="0"/>
-          <w:numId w:val="17"/>
-        </w:numPr>
-        <w:ind w:firstLineChars="0"/>
-      </w:pPr>
-      <w:r>
-        <w:rPr>
-          <w:rFonts w:hint="eastAsia"/>
-        </w:rPr>
-        <w:t xml:space="preserve">RNN L5 heatmap, </w:t>
-      </w:r>
-      <w:r>
-        <w:t>naïve</w:t>
-      </w:r>
-      <w:r>
-        <w:rPr>
-          <w:rFonts w:hint="eastAsia"/>
-        </w:rPr>
-        <w:t xml:space="preserve"> A, </w:t>
-      </w:r>
-      <w:r>
-        <w:t>naïve</w:t>
-      </w:r>
-      <w:r>
-        <w:rPr>
-          <w:rFonts w:hint="eastAsia"/>
-        </w:rPr>
-        <w:t xml:space="preserve"> B, transfer B</w:t>
-      </w:r>
-    </w:p>
-    <w:p>
-      <w:pPr>
-        <w:pStyle w:val="1"/>
-      </w:pPr>
-      <w:r>
-        <w:rPr>
-          <w:rFonts w:hint="eastAsia"/>
-        </w:rPr>
         <w:t xml:space="preserve">Figure 6: </w:t>
       </w:r>
       <w:r>
         <w:rPr>
           <w:rFonts w:hint="eastAsia"/>
         </w:rPr>
-        <w:t>RNN model diagram and corresponding statistics</w:t>
-      </w:r>
-    </w:p>
-    <w:p>
-      <w:pPr>
-        <w:pStyle w:val="1"/>
-      </w:pPr>
-      <w:r>
-        <w:rPr>
-          <w:rFonts w:hint="eastAsia"/>
-        </w:rPr>
-        <w:t>Figure 7: TH inhibition: real mice and RNN</w:t>
-      </w:r>
-    </w:p>
-    <w:p>
-      <w:pPr>
-        <w:pStyle w:val="a9"/>
-        <w:numPr>
-          <w:ilvl w:val="0"/>
-          <w:numId w:val="18"/>
-        </w:numPr>
-        <w:ind w:firstLineChars="0"/>
-      </w:pPr>
-      <w:r>
-        <w:rPr>
-          <w:rFonts w:hint="eastAsia"/>
-        </w:rPr>
-        <w:t>Diagram of TH inhibition</w:t>
-      </w:r>
-    </w:p>
-    <w:p>
-      <w:pPr>
-        <w:pStyle w:val="a9"/>
-        <w:numPr>
-          <w:ilvl w:val="0"/>
-          <w:numId w:val="18"/>
-        </w:numPr>
-        <w:ind w:firstLineChars="0"/>
-      </w:pPr>
-      <w:r>
-        <w:rPr>
-          <w:rFonts w:hint="eastAsia"/>
-        </w:rPr>
-        <w:t>TH expression fluorescent photo</w:t>
-      </w:r>
-    </w:p>
-    <w:p>
-      <w:pPr>
-        <w:pStyle w:val="a9"/>
-        <w:numPr>
-          <w:ilvl w:val="0"/>
-          <w:numId w:val="18"/>
-        </w:numPr>
-        <w:ind w:firstLineChars="0"/>
-      </w:pPr>
-      <w:r>
-        <w:rPr>
-          <w:rFonts w:hint="eastAsia"/>
-        </w:rPr>
-        <w:t xml:space="preserve">Behavior </w:t>
+        <w:t xml:space="preserve">Heterogeneity advantage on image classification </w:t>
       </w:r>
       <w:proofErr w:type="spellStart"/>
       <w:r>
         <w:rPr>
           <w:rFonts w:hint="eastAsia"/>
         </w:rPr>
-        <w:t>errorbar</w:t>
+        <w:t>ResNet</w:t>
       </w:r>
       <w:proofErr w:type="spellEnd"/>
-      <w:r>
-        <w:rPr>
-          <w:rFonts w:hint="eastAsia"/>
-        </w:rPr>
-        <w:t>, sigmoid fit, first-block bar inset, TH vs. control</w:t>
-      </w:r>
-    </w:p>
-    <w:p>
-      <w:pPr>
-        <w:pStyle w:val="a9"/>
-        <w:numPr>
-          <w:ilvl w:val="0"/>
-          <w:numId w:val="18"/>
-        </w:numPr>
-        <w:ind w:firstLineChars="0"/>
-      </w:pPr>
-      <w:r>
-        <w:rPr>
-          <w:rFonts w:hint="eastAsia"/>
-        </w:rPr>
-        <w:t xml:space="preserve">Comparison of </w:t>
-      </w:r>
-      <w:r>
-        <w:t>heterogeneity</w:t>
-      </w:r>
-      <w:r>
-        <w:rPr>
-          <w:rFonts w:hint="eastAsia"/>
-        </w:rPr>
-        <w:t>, L2/5, TH vs. control</w:t>
-      </w:r>
-    </w:p>
-    <w:p>
-      <w:pPr>
-        <w:pStyle w:val="a9"/>
-        <w:numPr>
-          <w:ilvl w:val="0"/>
-          <w:numId w:val="18"/>
-        </w:numPr>
-        <w:ind w:firstLineChars="0"/>
-      </w:pPr>
-      <w:r>
-        <w:rPr>
-          <w:rFonts w:hint="eastAsia"/>
-        </w:rPr>
-        <w:t>Comparison of reactivation, L2/5, TH vs. control</w:t>
-      </w:r>
-    </w:p>
-    <w:p>
-      <w:pPr>
-        <w:pStyle w:val="a9"/>
-        <w:numPr>
-          <w:ilvl w:val="0"/>
-          <w:numId w:val="18"/>
-        </w:numPr>
-        <w:ind w:firstLineChars="0"/>
-      </w:pPr>
-      <w:r>
-        <w:rPr>
-          <w:rFonts w:hint="eastAsia"/>
-        </w:rPr>
-        <w:t>Calcium curve of L5 learned active cells, TH vs. control</w:t>
-      </w:r>
-    </w:p>
-    <w:p>
-      <w:pPr>
-        <w:pStyle w:val="a9"/>
-        <w:numPr>
-          <w:ilvl w:val="0"/>
-          <w:numId w:val="18"/>
-        </w:numPr>
-        <w:ind w:firstLineChars="0"/>
-      </w:pPr>
-      <w:r>
-        <w:rPr>
-          <w:rFonts w:hint="eastAsia"/>
-        </w:rPr>
-        <w:t>TH decrease of L5 learned active cells, 0~1s vs. 1~3s</w:t>
-      </w:r>
-    </w:p>
-    <w:p>
-      <w:pPr>
-        <w:pStyle w:val="a9"/>
-        <w:numPr>
-          <w:ilvl w:val="0"/>
-          <w:numId w:val="18"/>
-        </w:numPr>
-        <w:ind w:firstLineChars="0"/>
-      </w:pPr>
-      <w:r>
-        <w:rPr>
-          <w:rFonts w:hint="eastAsia"/>
-        </w:rPr>
-        <w:t>RNN TH inhibition diagram</w:t>
-      </w:r>
-    </w:p>
-    <w:p>
-      <w:pPr>
-        <w:pStyle w:val="a9"/>
-        <w:numPr>
-          <w:ilvl w:val="0"/>
-          <w:numId w:val="18"/>
-        </w:numPr>
-        <w:ind w:firstLineChars="0"/>
-      </w:pPr>
-      <w:r>
-        <w:rPr>
-          <w:rFonts w:hint="eastAsia"/>
-        </w:rPr>
-        <w:t>RNN TH inhibition sigmoid fit</w:t>
-      </w:r>
-    </w:p>
-    <w:p>
-      <w:pPr>
-        <w:pStyle w:val="a9"/>
-        <w:numPr>
-          <w:ilvl w:val="0"/>
-          <w:numId w:val="18"/>
-        </w:numPr>
-        <w:ind w:firstLineChars="0"/>
-      </w:pPr>
-      <w:r>
-        <w:rPr>
-          <w:rFonts w:hint="eastAsia"/>
-        </w:rPr>
-        <w:t>RNN TH inhibition heterogeneity of E/I L2/5</w:t>
-      </w:r>
+    </w:p>
+    <w:p>
+      <w:pPr>
+        <w:rPr>
+          <w:rFonts w:hint="eastAsia"/>
+        </w:rPr>
+      </w:pPr>
     </w:p>
     <w:sectPr>
       <w:pgSz w:w="11906" w:h="16838"/>
@@ -1835,6 +1232,92 @@
     </w:lvl>
   </w:abstractNum>
   <w:abstractNum w:abstractNumId="3" w15:restartNumberingAfterBreak="0">
+    <w:nsid w:val="127B3AF7"/>
+    <w:multiLevelType w:val="hybridMultilevel"/>
+    <w:tmpl w:val="BABC75BA"/>
+    <w:lvl w:ilvl="0" w:tplc="04090015">
+      <w:start w:val="1"/>
+      <w:numFmt w:val="upperLetter"/>
+      <w:lvlText w:val="%1."/>
+      <w:lvlJc w:val="left"/>
+      <w:pPr>
+        <w:ind w:left="440" w:hanging="440"/>
+      </w:pPr>
+    </w:lvl>
+    <w:lvl w:ilvl="1" w:tplc="04090019" w:tentative="1">
+      <w:start w:val="1"/>
+      <w:numFmt w:val="lowerLetter"/>
+      <w:lvlText w:val="%2)"/>
+      <w:lvlJc w:val="left"/>
+      <w:pPr>
+        <w:ind w:left="880" w:hanging="440"/>
+      </w:pPr>
+    </w:lvl>
+    <w:lvl w:ilvl="2" w:tplc="0409001B" w:tentative="1">
+      <w:start w:val="1"/>
+      <w:numFmt w:val="lowerRoman"/>
+      <w:lvlText w:val="%3."/>
+      <w:lvlJc w:val="right"/>
+      <w:pPr>
+        <w:ind w:left="1320" w:hanging="440"/>
+      </w:pPr>
+    </w:lvl>
+    <w:lvl w:ilvl="3" w:tplc="0409000F" w:tentative="1">
+      <w:start w:val="1"/>
+      <w:numFmt w:val="decimal"/>
+      <w:lvlText w:val="%4."/>
+      <w:lvlJc w:val="left"/>
+      <w:pPr>
+        <w:ind w:left="1760" w:hanging="440"/>
+      </w:pPr>
+    </w:lvl>
+    <w:lvl w:ilvl="4" w:tplc="04090019" w:tentative="1">
+      <w:start w:val="1"/>
+      <w:numFmt w:val="lowerLetter"/>
+      <w:lvlText w:val="%5)"/>
+      <w:lvlJc w:val="left"/>
+      <w:pPr>
+        <w:ind w:left="2200" w:hanging="440"/>
+      </w:pPr>
+    </w:lvl>
+    <w:lvl w:ilvl="5" w:tplc="0409001B" w:tentative="1">
+      <w:start w:val="1"/>
+      <w:numFmt w:val="lowerRoman"/>
+      <w:lvlText w:val="%6."/>
+      <w:lvlJc w:val="right"/>
+      <w:pPr>
+        <w:ind w:left="2640" w:hanging="440"/>
+      </w:pPr>
+    </w:lvl>
+    <w:lvl w:ilvl="6" w:tplc="0409000F" w:tentative="1">
+      <w:start w:val="1"/>
+      <w:numFmt w:val="decimal"/>
+      <w:lvlText w:val="%7."/>
+      <w:lvlJc w:val="left"/>
+      <w:pPr>
+        <w:ind w:left="3080" w:hanging="440"/>
+      </w:pPr>
+    </w:lvl>
+    <w:lvl w:ilvl="7" w:tplc="04090019" w:tentative="1">
+      <w:start w:val="1"/>
+      <w:numFmt w:val="lowerLetter"/>
+      <w:lvlText w:val="%8)"/>
+      <w:lvlJc w:val="left"/>
+      <w:pPr>
+        <w:ind w:left="3520" w:hanging="440"/>
+      </w:pPr>
+    </w:lvl>
+    <w:lvl w:ilvl="8" w:tplc="0409001B" w:tentative="1">
+      <w:start w:val="1"/>
+      <w:numFmt w:val="lowerRoman"/>
+      <w:lvlText w:val="%9."/>
+      <w:lvlJc w:val="right"/>
+      <w:pPr>
+        <w:ind w:left="3960" w:hanging="440"/>
+      </w:pPr>
+    </w:lvl>
+  </w:abstractNum>
+  <w:abstractNum w:abstractNumId="4" w15:restartNumberingAfterBreak="0">
     <w:nsid w:val="134D1959"/>
     <w:multiLevelType w:val="hybridMultilevel"/>
     <w:tmpl w:val="609008FC"/>
@@ -1920,7 +1403,7 @@
       </w:pPr>
     </w:lvl>
   </w:abstractNum>
-  <w:abstractNum w:abstractNumId="4" w15:restartNumberingAfterBreak="0">
+  <w:abstractNum w:abstractNumId="5" w15:restartNumberingAfterBreak="0">
     <w:nsid w:val="13DA3EC6"/>
     <w:multiLevelType w:val="hybridMultilevel"/>
     <w:tmpl w:val="C630CBD0"/>
@@ -2006,7 +1489,7 @@
       </w:pPr>
     </w:lvl>
   </w:abstractNum>
-  <w:abstractNum w:abstractNumId="5" w15:restartNumberingAfterBreak="0">
+  <w:abstractNum w:abstractNumId="6" w15:restartNumberingAfterBreak="0">
     <w:nsid w:val="14232839"/>
     <w:multiLevelType w:val="hybridMultilevel"/>
     <w:tmpl w:val="B5867CD2"/>
@@ -2092,7 +1575,7 @@
       </w:pPr>
     </w:lvl>
   </w:abstractNum>
-  <w:abstractNum w:abstractNumId="6" w15:restartNumberingAfterBreak="0">
+  <w:abstractNum w:abstractNumId="7" w15:restartNumberingAfterBreak="0">
     <w:nsid w:val="20F92CBE"/>
     <w:multiLevelType w:val="hybridMultilevel"/>
     <w:tmpl w:val="73B42D5A"/>
@@ -2178,7 +1661,7 @@
       </w:pPr>
     </w:lvl>
   </w:abstractNum>
-  <w:abstractNum w:abstractNumId="7" w15:restartNumberingAfterBreak="0">
+  <w:abstractNum w:abstractNumId="8" w15:restartNumberingAfterBreak="0">
     <w:nsid w:val="24632A5E"/>
     <w:multiLevelType w:val="hybridMultilevel"/>
     <w:tmpl w:val="DED2B0D2"/>
@@ -2264,7 +1747,93 @@
       </w:pPr>
     </w:lvl>
   </w:abstractNum>
-  <w:abstractNum w:abstractNumId="8" w15:restartNumberingAfterBreak="0">
+  <w:abstractNum w:abstractNumId="9" w15:restartNumberingAfterBreak="0">
+    <w:nsid w:val="25FC77D5"/>
+    <w:multiLevelType w:val="hybridMultilevel"/>
+    <w:tmpl w:val="F2EE57B6"/>
+    <w:lvl w:ilvl="0" w:tplc="04090015">
+      <w:start w:val="1"/>
+      <w:numFmt w:val="upperLetter"/>
+      <w:lvlText w:val="%1."/>
+      <w:lvlJc w:val="left"/>
+      <w:pPr>
+        <w:ind w:left="440" w:hanging="440"/>
+      </w:pPr>
+    </w:lvl>
+    <w:lvl w:ilvl="1" w:tplc="04090019" w:tentative="1">
+      <w:start w:val="1"/>
+      <w:numFmt w:val="lowerLetter"/>
+      <w:lvlText w:val="%2)"/>
+      <w:lvlJc w:val="left"/>
+      <w:pPr>
+        <w:ind w:left="880" w:hanging="440"/>
+      </w:pPr>
+    </w:lvl>
+    <w:lvl w:ilvl="2" w:tplc="0409001B" w:tentative="1">
+      <w:start w:val="1"/>
+      <w:numFmt w:val="lowerRoman"/>
+      <w:lvlText w:val="%3."/>
+      <w:lvlJc w:val="right"/>
+      <w:pPr>
+        <w:ind w:left="1320" w:hanging="440"/>
+      </w:pPr>
+    </w:lvl>
+    <w:lvl w:ilvl="3" w:tplc="0409000F" w:tentative="1">
+      <w:start w:val="1"/>
+      <w:numFmt w:val="decimal"/>
+      <w:lvlText w:val="%4."/>
+      <w:lvlJc w:val="left"/>
+      <w:pPr>
+        <w:ind w:left="1760" w:hanging="440"/>
+      </w:pPr>
+    </w:lvl>
+    <w:lvl w:ilvl="4" w:tplc="04090019" w:tentative="1">
+      <w:start w:val="1"/>
+      <w:numFmt w:val="lowerLetter"/>
+      <w:lvlText w:val="%5)"/>
+      <w:lvlJc w:val="left"/>
+      <w:pPr>
+        <w:ind w:left="2200" w:hanging="440"/>
+      </w:pPr>
+    </w:lvl>
+    <w:lvl w:ilvl="5" w:tplc="0409001B" w:tentative="1">
+      <w:start w:val="1"/>
+      <w:numFmt w:val="lowerRoman"/>
+      <w:lvlText w:val="%6."/>
+      <w:lvlJc w:val="right"/>
+      <w:pPr>
+        <w:ind w:left="2640" w:hanging="440"/>
+      </w:pPr>
+    </w:lvl>
+    <w:lvl w:ilvl="6" w:tplc="0409000F" w:tentative="1">
+      <w:start w:val="1"/>
+      <w:numFmt w:val="decimal"/>
+      <w:lvlText w:val="%7."/>
+      <w:lvlJc w:val="left"/>
+      <w:pPr>
+        <w:ind w:left="3080" w:hanging="440"/>
+      </w:pPr>
+    </w:lvl>
+    <w:lvl w:ilvl="7" w:tplc="04090019" w:tentative="1">
+      <w:start w:val="1"/>
+      <w:numFmt w:val="lowerLetter"/>
+      <w:lvlText w:val="%8)"/>
+      <w:lvlJc w:val="left"/>
+      <w:pPr>
+        <w:ind w:left="3520" w:hanging="440"/>
+      </w:pPr>
+    </w:lvl>
+    <w:lvl w:ilvl="8" w:tplc="0409001B" w:tentative="1">
+      <w:start w:val="1"/>
+      <w:numFmt w:val="lowerRoman"/>
+      <w:lvlText w:val="%9."/>
+      <w:lvlJc w:val="right"/>
+      <w:pPr>
+        <w:ind w:left="3960" w:hanging="440"/>
+      </w:pPr>
+    </w:lvl>
+  </w:abstractNum>
+  <w:abstractNum w:abstractNumId="10" w15:restartNumberingAfterBreak="0">
     <w:nsid w:val="260E10E3"/>
     <w:multiLevelType w:val="hybridMultilevel"/>
     <w:tmpl w:val="33E2E5AA"/>
@@ -2350,7 +1919,7 @@
       </w:pPr>
     </w:lvl>
   </w:abstractNum>
-  <w:abstractNum w:abstractNumId="9" w15:restartNumberingAfterBreak="0">
+  <w:abstractNum w:abstractNumId="11" w15:restartNumberingAfterBreak="0">
     <w:nsid w:val="2F3A7C52"/>
     <w:multiLevelType w:val="hybridMultilevel"/>
     <w:tmpl w:val="400A331E"/>
@@ -2436,7 +2005,7 @@
       </w:pPr>
     </w:lvl>
   </w:abstractNum>
-  <w:abstractNum w:abstractNumId="10" w15:restartNumberingAfterBreak="0">
+  <w:abstractNum w:abstractNumId="12" w15:restartNumberingAfterBreak="0">
     <w:nsid w:val="36593DB3"/>
     <w:multiLevelType w:val="hybridMultilevel"/>
     <w:tmpl w:val="DA62A5B2"/>
@@ -2522,7 +2091,7 @@
       </w:pPr>
     </w:lvl>
   </w:abstractNum>
-  <w:abstractNum w:abstractNumId="11" w15:restartNumberingAfterBreak="0">
+  <w:abstractNum w:abstractNumId="13" w15:restartNumberingAfterBreak="0">
     <w:nsid w:val="37F453E9"/>
     <w:multiLevelType w:val="hybridMultilevel"/>
     <w:tmpl w:val="BF9C386A"/>
@@ -2608,7 +2177,7 @@
       </w:pPr>
     </w:lvl>
   </w:abstractNum>
-  <w:abstractNum w:abstractNumId="12" w15:restartNumberingAfterBreak="0">
+  <w:abstractNum w:abstractNumId="14" w15:restartNumberingAfterBreak="0">
     <w:nsid w:val="3E852E86"/>
     <w:multiLevelType w:val="hybridMultilevel"/>
     <w:tmpl w:val="31D2B694"/>
@@ -2694,7 +2263,7 @@
       </w:pPr>
     </w:lvl>
   </w:abstractNum>
-  <w:abstractNum w:abstractNumId="13" w15:restartNumberingAfterBreak="0">
+  <w:abstractNum w:abstractNumId="15" w15:restartNumberingAfterBreak="0">
     <w:nsid w:val="3FD17A50"/>
     <w:multiLevelType w:val="hybridMultilevel"/>
     <w:tmpl w:val="C530488E"/>
@@ -2780,7 +2349,7 @@
       </w:pPr>
     </w:lvl>
   </w:abstractNum>
-  <w:abstractNum w:abstractNumId="14" w15:restartNumberingAfterBreak="0">
+  <w:abstractNum w:abstractNumId="16" w15:restartNumberingAfterBreak="0">
     <w:nsid w:val="42F564D0"/>
     <w:multiLevelType w:val="hybridMultilevel"/>
     <w:tmpl w:val="99305CE0"/>
@@ -2866,7 +2435,179 @@
       </w:pPr>
     </w:lvl>
   </w:abstractNum>
-  <w:abstractNum w:abstractNumId="15" w15:restartNumberingAfterBreak="0">
+  <w:abstractNum w:abstractNumId="17" w15:restartNumberingAfterBreak="0">
+    <w:nsid w:val="56891F55"/>
+    <w:multiLevelType w:val="hybridMultilevel"/>
+    <w:tmpl w:val="7068B106"/>
+    <w:lvl w:ilvl="0" w:tplc="04090015">
+      <w:start w:val="1"/>
+      <w:numFmt w:val="upperLetter"/>
+      <w:lvlText w:val="%1."/>
+      <w:lvlJc w:val="left"/>
+      <w:pPr>
+        <w:ind w:left="440" w:hanging="440"/>
+      </w:pPr>
+    </w:lvl>
+    <w:lvl w:ilvl="1" w:tplc="04090019" w:tentative="1">
+      <w:start w:val="1"/>
+      <w:numFmt w:val="lowerLetter"/>
+      <w:lvlText w:val="%2)"/>
+      <w:lvlJc w:val="left"/>
+      <w:pPr>
+        <w:ind w:left="880" w:hanging="440"/>
+      </w:pPr>
+    </w:lvl>
+    <w:lvl w:ilvl="2" w:tplc="0409001B" w:tentative="1">
+      <w:start w:val="1"/>
+      <w:numFmt w:val="lowerRoman"/>
+      <w:lvlText w:val="%3."/>
+      <w:lvlJc w:val="right"/>
+      <w:pPr>
+        <w:ind w:left="1320" w:hanging="440"/>
+      </w:pPr>
+    </w:lvl>
+    <w:lvl w:ilvl="3" w:tplc="0409000F" w:tentative="1">
+      <w:start w:val="1"/>
+      <w:numFmt w:val="decimal"/>
+      <w:lvlText w:val="%4."/>
+      <w:lvlJc w:val="left"/>
+      <w:pPr>
+        <w:ind w:left="1760" w:hanging="440"/>
+      </w:pPr>
+    </w:lvl>
+    <w:lvl w:ilvl="4" w:tplc="04090019" w:tentative="1">
+      <w:start w:val="1"/>
+      <w:numFmt w:val="lowerLetter"/>
+      <w:lvlText w:val="%5)"/>
+      <w:lvlJc w:val="left"/>
+      <w:pPr>
+        <w:ind w:left="2200" w:hanging="440"/>
+      </w:pPr>
+    </w:lvl>
+    <w:lvl w:ilvl="5" w:tplc="0409001B" w:tentative="1">
+      <w:start w:val="1"/>
+      <w:numFmt w:val="lowerRoman"/>
+      <w:lvlText w:val="%6."/>
+      <w:lvlJc w:val="right"/>
+      <w:pPr>
+        <w:ind w:left="2640" w:hanging="440"/>
+      </w:pPr>
+    </w:lvl>
+    <w:lvl w:ilvl="6" w:tplc="0409000F" w:tentative="1">
+      <w:start w:val="1"/>
+      <w:numFmt w:val="decimal"/>
+      <w:lvlText w:val="%7."/>
+      <w:lvlJc w:val="left"/>
+      <w:pPr>
+        <w:ind w:left="3080" w:hanging="440"/>
+      </w:pPr>
+    </w:lvl>
+    <w:lvl w:ilvl="7" w:tplc="04090019" w:tentative="1">
+      <w:start w:val="1"/>
+      <w:numFmt w:val="lowerLetter"/>
+      <w:lvlText w:val="%8)"/>
+      <w:lvlJc w:val="left"/>
+      <w:pPr>
+        <w:ind w:left="3520" w:hanging="440"/>
+      </w:pPr>
+    </w:lvl>
+    <w:lvl w:ilvl="8" w:tplc="0409001B" w:tentative="1">
+      <w:start w:val="1"/>
+      <w:numFmt w:val="lowerRoman"/>
+      <w:lvlText w:val="%9."/>
+      <w:lvlJc w:val="right"/>
+      <w:pPr>
+        <w:ind w:left="3960" w:hanging="440"/>
+      </w:pPr>
+    </w:lvl>
+  </w:abstractNum>
+  <w:abstractNum w:abstractNumId="18" w15:restartNumberingAfterBreak="0">
+    <w:nsid w:val="632841D7"/>
+    <w:multiLevelType w:val="hybridMultilevel"/>
+    <w:tmpl w:val="3D4886E2"/>
+    <w:lvl w:ilvl="0" w:tplc="04090015">
+      <w:start w:val="1"/>
+      <w:numFmt w:val="upperLetter"/>
+      <w:lvlText w:val="%1."/>
+      <w:lvlJc w:val="left"/>
+      <w:pPr>
+        <w:ind w:left="440" w:hanging="440"/>
+      </w:pPr>
+    </w:lvl>
+    <w:lvl w:ilvl="1" w:tplc="04090019" w:tentative="1">
+      <w:start w:val="1"/>
+      <w:numFmt w:val="lowerLetter"/>
+      <w:lvlText w:val="%2)"/>
+      <w:lvlJc w:val="left"/>
+      <w:pPr>
+        <w:ind w:left="880" w:hanging="440"/>
+      </w:pPr>
+    </w:lvl>
+    <w:lvl w:ilvl="2" w:tplc="0409001B" w:tentative="1">
+      <w:start w:val="1"/>
+      <w:numFmt w:val="lowerRoman"/>
+      <w:lvlText w:val="%3."/>
+      <w:lvlJc w:val="right"/>
+      <w:pPr>
+        <w:ind w:left="1320" w:hanging="440"/>
+      </w:pPr>
+    </w:lvl>
+    <w:lvl w:ilvl="3" w:tplc="0409000F" w:tentative="1">
+      <w:start w:val="1"/>
+      <w:numFmt w:val="decimal"/>
+      <w:lvlText w:val="%4."/>
+      <w:lvlJc w:val="left"/>
+      <w:pPr>
+        <w:ind w:left="1760" w:hanging="440"/>
+      </w:pPr>
+    </w:lvl>
+    <w:lvl w:ilvl="4" w:tplc="04090019" w:tentative="1">
+      <w:start w:val="1"/>
+      <w:numFmt w:val="lowerLetter"/>
+      <w:lvlText w:val="%5)"/>
+      <w:lvlJc w:val="left"/>
+      <w:pPr>
+        <w:ind w:left="2200" w:hanging="440"/>
+      </w:pPr>
+    </w:lvl>
+    <w:lvl w:ilvl="5" w:tplc="0409001B" w:tentative="1">
+      <w:start w:val="1"/>
+      <w:numFmt w:val="lowerRoman"/>
+      <w:lvlText w:val="%6."/>
+      <w:lvlJc w:val="right"/>
+      <w:pPr>
+        <w:ind w:left="2640" w:hanging="440"/>
+      </w:pPr>
+    </w:lvl>
+    <w:lvl w:ilvl="6" w:tplc="0409000F" w:tentative="1">
+      <w:start w:val="1"/>
+      <w:numFmt w:val="decimal"/>
+      <w:lvlText w:val="%7."/>
+      <w:lvlJc w:val="left"/>
+      <w:pPr>
+        <w:ind w:left="3080" w:hanging="440"/>
+      </w:pPr>
+    </w:lvl>
+    <w:lvl w:ilvl="7" w:tplc="04090019" w:tentative="1">
+      <w:start w:val="1"/>
+      <w:numFmt w:val="lowerLetter"/>
+      <w:lvlText w:val="%8)"/>
+      <w:lvlJc w:val="left"/>
+      <w:pPr>
+        <w:ind w:left="3520" w:hanging="440"/>
+      </w:pPr>
+    </w:lvl>
+    <w:lvl w:ilvl="8" w:tplc="0409001B" w:tentative="1">
+      <w:start w:val="1"/>
+      <w:numFmt w:val="lowerRoman"/>
+      <w:lvlText w:val="%9."/>
+      <w:lvlJc w:val="right"/>
+      <w:pPr>
+        <w:ind w:left="3960" w:hanging="440"/>
+      </w:pPr>
+    </w:lvl>
+  </w:abstractNum>
+  <w:abstractNum w:abstractNumId="19" w15:restartNumberingAfterBreak="0">
     <w:nsid w:val="63592654"/>
     <w:multiLevelType w:val="hybridMultilevel"/>
     <w:tmpl w:val="55C602B6"/>
@@ -2952,7 +2693,7 @@
       </w:pPr>
     </w:lvl>
   </w:abstractNum>
-  <w:abstractNum w:abstractNumId="16" w15:restartNumberingAfterBreak="0">
+  <w:abstractNum w:abstractNumId="20" w15:restartNumberingAfterBreak="0">
     <w:nsid w:val="66174713"/>
     <w:multiLevelType w:val="hybridMultilevel"/>
     <w:tmpl w:val="B2E8E8F4"/>
@@ -3038,7 +2779,93 @@
       </w:pPr>
     </w:lvl>
   </w:abstractNum>
-  <w:abstractNum w:abstractNumId="17" w15:restartNumberingAfterBreak="0">
+  <w:abstractNum w:abstractNumId="21" w15:restartNumberingAfterBreak="0">
+    <w:nsid w:val="75340C81"/>
+    <w:multiLevelType w:val="hybridMultilevel"/>
+    <w:tmpl w:val="A5E4C508"/>
+    <w:lvl w:ilvl="0" w:tplc="04090015">
+      <w:start w:val="1"/>
+      <w:numFmt w:val="upperLetter"/>
+      <w:lvlText w:val="%1."/>
+      <w:lvlJc w:val="left"/>
+      <w:pPr>
+        <w:ind w:left="440" w:hanging="440"/>
+      </w:pPr>
+    </w:lvl>
+    <w:lvl w:ilvl="1" w:tplc="04090019" w:tentative="1">
+      <w:start w:val="1"/>
+      <w:numFmt w:val="lowerLetter"/>
+      <w:lvlText w:val="%2)"/>
+      <w:lvlJc w:val="left"/>
+      <w:pPr>
+        <w:ind w:left="880" w:hanging="440"/>
+      </w:pPr>
+    </w:lvl>
+    <w:lvl w:ilvl="2" w:tplc="0409001B" w:tentative="1">
+      <w:start w:val="1"/>
+      <w:numFmt w:val="lowerRoman"/>
+      <w:lvlText w:val="%3."/>
+      <w:lvlJc w:val="right"/>
+      <w:pPr>
+        <w:ind w:left="1320" w:hanging="440"/>
+      </w:pPr>
+    </w:lvl>
+    <w:lvl w:ilvl="3" w:tplc="0409000F" w:tentative="1">
+      <w:start w:val="1"/>
+      <w:numFmt w:val="decimal"/>
+      <w:lvlText w:val="%4."/>
+      <w:lvlJc w:val="left"/>
+      <w:pPr>
+        <w:ind w:left="1760" w:hanging="440"/>
+      </w:pPr>
+    </w:lvl>
+    <w:lvl w:ilvl="4" w:tplc="04090019" w:tentative="1">
+      <w:start w:val="1"/>
+      <w:numFmt w:val="lowerLetter"/>
+      <w:lvlText w:val="%5)"/>
+      <w:lvlJc w:val="left"/>
+      <w:pPr>
+        <w:ind w:left="2200" w:hanging="440"/>
+      </w:pPr>
+    </w:lvl>
+    <w:lvl w:ilvl="5" w:tplc="0409001B" w:tentative="1">
+      <w:start w:val="1"/>
+      <w:numFmt w:val="lowerRoman"/>
+      <w:lvlText w:val="%6."/>
+      <w:lvlJc w:val="right"/>
+      <w:pPr>
+        <w:ind w:left="2640" w:hanging="440"/>
+      </w:pPr>
+    </w:lvl>
+    <w:lvl w:ilvl="6" w:tplc="0409000F" w:tentative="1">
+      <w:start w:val="1"/>
+      <w:numFmt w:val="decimal"/>
+      <w:lvlText w:val="%7."/>
+      <w:lvlJc w:val="left"/>
+      <w:pPr>
+        <w:ind w:left="3080" w:hanging="440"/>
+      </w:pPr>
+    </w:lvl>
+    <w:lvl w:ilvl="7" w:tplc="04090019" w:tentative="1">
+      <w:start w:val="1"/>
+      <w:numFmt w:val="lowerLetter"/>
+      <w:lvlText w:val="%8)"/>
+      <w:lvlJc w:val="left"/>
+      <w:pPr>
+        <w:ind w:left="3520" w:hanging="440"/>
+      </w:pPr>
+    </w:lvl>
+    <w:lvl w:ilvl="8" w:tplc="0409001B" w:tentative="1">
+      <w:start w:val="1"/>
+      <w:numFmt w:val="lowerRoman"/>
+      <w:lvlText w:val="%9."/>
+      <w:lvlJc w:val="right"/>
+      <w:pPr>
+        <w:ind w:left="3960" w:hanging="440"/>
+      </w:pPr>
+    </w:lvl>
+  </w:abstractNum>
+  <w:abstractNum w:abstractNumId="22" w15:restartNumberingAfterBreak="0">
     <w:nsid w:val="7A5306A9"/>
     <w:multiLevelType w:val="hybridMultilevel"/>
     <w:tmpl w:val="5A9804FC"/>
@@ -3125,57 +2952,72 @@
     </w:lvl>
   </w:abstractNum>
   <w:num w:numId="1" w16cid:durableId="1601913649">
-    <w:abstractNumId w:val="15"/>
+    <w:abstractNumId w:val="19"/>
   </w:num>
   <w:num w:numId="2" w16cid:durableId="34085215">
     <w:abstractNumId w:val="2"/>
   </w:num>
   <w:num w:numId="3" w16cid:durableId="2091853603">
-    <w:abstractNumId w:val="9"/>
+    <w:abstractNumId w:val="11"/>
   </w:num>
   <w:num w:numId="4" w16cid:durableId="787966780">
-    <w:abstractNumId w:val="6"/>
+    <w:abstractNumId w:val="7"/>
   </w:num>
   <w:num w:numId="5" w16cid:durableId="1092361827">
     <w:abstractNumId w:val="0"/>
   </w:num>
   <w:num w:numId="6" w16cid:durableId="206181984">
-    <w:abstractNumId w:val="5"/>
+    <w:abstractNumId w:val="6"/>
   </w:num>
   <w:num w:numId="7" w16cid:durableId="1607690998">
-    <w:abstractNumId w:val="12"/>
+    <w:abstractNumId w:val="14"/>
   </w:num>
   <w:num w:numId="8" w16cid:durableId="725683900">
-    <w:abstractNumId w:val="17"/>
+    <w:abstractNumId w:val="22"/>
   </w:num>
   <w:num w:numId="9" w16cid:durableId="675807738">
-    <w:abstractNumId w:val="4"/>
+    <w:abstractNumId w:val="5"/>
   </w:num>
   <w:num w:numId="10" w16cid:durableId="1228297191">
     <w:abstractNumId w:val="1"/>
   </w:num>
   <w:num w:numId="11" w16cid:durableId="172499425">
+    <w:abstractNumId w:val="20"/>
+  </w:num>
+  <w:num w:numId="12" w16cid:durableId="1231772008">
+    <w:abstractNumId w:val="13"/>
+  </w:num>
+  <w:num w:numId="13" w16cid:durableId="1519735204">
     <w:abstractNumId w:val="16"/>
   </w:num>
-  <w:num w:numId="12" w16cid:durableId="1231772008">
-    <w:abstractNumId w:val="11"/>
-  </w:num>
-  <w:num w:numId="13" w16cid:durableId="1519735204">
-    <w:abstractNumId w:val="14"/>
-  </w:num>
   <w:num w:numId="14" w16cid:durableId="1387338714">
-    <w:abstractNumId w:val="7"/>
+    <w:abstractNumId w:val="8"/>
   </w:num>
   <w:num w:numId="15" w16cid:durableId="1189830503">
-    <w:abstractNumId w:val="13"/>
+    <w:abstractNumId w:val="15"/>
   </w:num>
   <w:num w:numId="16" w16cid:durableId="746001783">
-    <w:abstractNumId w:val="8"/>
+    <w:abstractNumId w:val="10"/>
   </w:num>
   <w:num w:numId="17" w16cid:durableId="697438762">
-    <w:abstractNumId w:val="10"/>
+    <w:abstractNumId w:val="12"/>
   </w:num>
   <w:num w:numId="18" w16cid:durableId="1208689442">
+    <w:abstractNumId w:val="4"/>
+  </w:num>
+  <w:num w:numId="19" w16cid:durableId="247036413">
+    <w:abstractNumId w:val="9"/>
+  </w:num>
+  <w:num w:numId="20" w16cid:durableId="2020962457">
+    <w:abstractNumId w:val="18"/>
+  </w:num>
+  <w:num w:numId="21" w16cid:durableId="1879462790">
+    <w:abstractNumId w:val="21"/>
+  </w:num>
+  <w:num w:numId="22" w16cid:durableId="1463227134">
+    <w:abstractNumId w:val="17"/>
+  </w:num>
+  <w:num w:numId="23" w16cid:durableId="1385133247">
     <w:abstractNumId w:val="3"/>
   </w:num>
 </w:numbering>

--- a/英文论文/英文图大纲.docx
+++ b/英文论文/英文图大纲.docx
@@ -5,9 +5,6 @@
     <w:p>
       <w:pPr>
         <w:pStyle w:val="a3"/>
-        <w:rPr>
-          <w:rFonts w:hint="eastAsia"/>
-        </w:rPr>
       </w:pPr>
       <w:r>
         <w:rPr>
@@ -37,9 +34,6 @@
     <w:p>
       <w:pPr>
         <w:pStyle w:val="1"/>
-        <w:rPr>
-          <w:rFonts w:hint="eastAsia"/>
-        </w:rPr>
       </w:pPr>
       <w:r>
         <w:rPr>
@@ -267,9 +261,6 @@
     <w:p>
       <w:pPr>
         <w:pStyle w:val="1"/>
-        <w:rPr>
-          <w:rFonts w:hint="eastAsia"/>
-        </w:rPr>
       </w:pPr>
       <w:r>
         <w:rPr>
@@ -685,9 +676,6 @@
           <w:numId w:val="23"/>
         </w:numPr>
         <w:ind w:firstLineChars="0"/>
-        <w:rPr>
-          <w:rFonts w:hint="eastAsia"/>
-        </w:rPr>
       </w:pPr>
       <w:r>
         <w:rPr>
@@ -878,38 +866,6 @@
         </w:rPr>
         <w:t xml:space="preserve"> on simulated TH inhibition</w:t>
       </w:r>
-    </w:p>
-    <w:p>
-      <w:pPr>
-        <w:pStyle w:val="1"/>
-      </w:pPr>
-      <w:r>
-        <w:rPr>
-          <w:rFonts w:hint="eastAsia"/>
-        </w:rPr>
-        <w:t xml:space="preserve">Figure 6: </w:t>
-      </w:r>
-      <w:r>
-        <w:rPr>
-          <w:rFonts w:hint="eastAsia"/>
-        </w:rPr>
-        <w:t xml:space="preserve">Heterogeneity advantage on image classification </w:t>
-      </w:r>
-      <w:proofErr w:type="spellStart"/>
-      <w:r>
-        <w:rPr>
-          <w:rFonts w:hint="eastAsia"/>
-        </w:rPr>
-        <w:t>ResNet</w:t>
-      </w:r>
-      <w:proofErr w:type="spellEnd"/>
-    </w:p>
-    <w:p>
-      <w:pPr>
-        <w:rPr>
-          <w:rFonts w:hint="eastAsia"/>
-        </w:rPr>
-      </w:pPr>
     </w:p>
     <w:sectPr>
       <w:pgSz w:w="11906" w:h="16838"/>
